--- a/КС/ЛАБА 3.docx
+++ b/КС/ЛАБА 3.docx
@@ -1291,15 +1291,23 @@
     </w:p>
     <w:p>
       <w:pPr>
-        <w:spacing w:line="360" w:lineRule="auto"/>
-        <w:ind w:firstLine="709"/>
-        <w:rPr>
-          <w:rFonts w:ascii="Times New Roman" w:hAnsi="Times New Roman" w:cs="Times New Roman"/>
-          <w:color w:val="000000" w:themeColor="text1"/>
-          <w:sz w:val="28"/>
-          <w:szCs w:val="28"/>
-        </w:rPr>
-      </w:pPr>
+        <w:spacing w:after="160" w:line="259" w:lineRule="auto"/>
+        <w:rPr>
+          <w:rFonts w:ascii="Times New Roman" w:hAnsi="Times New Roman" w:cs="Times New Roman"/>
+          <w:color w:val="000000" w:themeColor="text1"/>
+          <w:sz w:val="28"/>
+          <w:szCs w:val="28"/>
+        </w:rPr>
+      </w:pPr>
+      <w:r>
+        <w:rPr>
+          <w:rFonts w:ascii="Times New Roman" w:hAnsi="Times New Roman" w:cs="Times New Roman"/>
+          <w:color w:val="000000" w:themeColor="text1"/>
+          <w:sz w:val="28"/>
+          <w:szCs w:val="28"/>
+        </w:rPr>
+        <w:br w:type="page"/>
+      </w:r>
     </w:p>
     <w:p>
       <w:pPr>
@@ -1323,6 +1331,7 @@
           <w:sz w:val="28"/>
           <w:szCs w:val="28"/>
         </w:rPr>
+        <w:lastRenderedPageBreak/>
         <w:t>Задание 3</w:t>
       </w:r>
     </w:p>
@@ -1330,6 +1339,7 @@
       <w:pPr>
         <w:spacing w:line="360" w:lineRule="auto"/>
         <w:ind w:firstLine="709"/>
+        <w:jc w:val="both"/>
         <w:rPr>
           <w:rFonts w:ascii="Times New Roman" w:hAnsi="Times New Roman" w:cs="Times New Roman"/>
           <w:color w:val="000000" w:themeColor="text1"/>
@@ -1726,8 +1736,405 @@
           <w:sz w:val="28"/>
           <w:szCs w:val="28"/>
         </w:rPr>
+        <w:t>1)</w:t>
+      </w:r>
+      <w:r>
+        <w:rPr>
+          <w:rFonts w:ascii="Times New Roman" w:hAnsi="Times New Roman" w:cs="Times New Roman"/>
+          <w:color w:val="000000" w:themeColor="text1"/>
+          <w:sz w:val="28"/>
+          <w:szCs w:val="28"/>
+          <w:highlight w:val="green"/>
+        </w:rPr>
+        <w:t>Адрес сети</w:t>
+      </w:r>
+      <w:r>
+        <w:rPr>
+          <w:rFonts w:ascii="Times New Roman" w:hAnsi="Times New Roman" w:cs="Times New Roman"/>
+          <w:color w:val="000000" w:themeColor="text1"/>
+          <w:sz w:val="28"/>
+          <w:szCs w:val="28"/>
+        </w:rPr>
+        <w:t xml:space="preserve">: </w:t>
+      </w:r>
+      <w:r>
+        <w:rPr>
+          <w:rFonts w:ascii="Times New Roman" w:hAnsi="Times New Roman" w:cs="Times New Roman"/>
+          <w:color w:val="000000" w:themeColor="text1"/>
+          <w:sz w:val="28"/>
+          <w:szCs w:val="28"/>
+        </w:rPr>
+        <w:t>все что справа от разделения заменяем на нули (замена выделена красным)</w:t>
+      </w:r>
+    </w:p>
+    <w:p>
+      <w:pPr>
+        <w:spacing w:line="360" w:lineRule="auto"/>
+        <w:ind w:firstLine="709"/>
+        <w:rPr>
+          <w:rFonts w:ascii="Times New Roman" w:hAnsi="Times New Roman" w:cs="Times New Roman"/>
+          <w:color w:val="000000" w:themeColor="text1"/>
+          <w:sz w:val="28"/>
+          <w:szCs w:val="28"/>
+        </w:rPr>
+      </w:pPr>
+      <w:r>
+        <w:rPr>
+          <w:rFonts w:ascii="Times New Roman" w:hAnsi="Times New Roman" w:cs="Times New Roman"/>
+          <w:color w:val="000000" w:themeColor="text1"/>
+          <w:sz w:val="28"/>
+          <w:szCs w:val="28"/>
+          <w:highlight w:val="cyan"/>
+        </w:rPr>
+        <w:t>11000000.01101110.00010001.</w:t>
+      </w:r>
+      <w:r>
+        <w:rPr>
+          <w:rFonts w:ascii="Times New Roman" w:hAnsi="Times New Roman" w:cs="Times New Roman"/>
+          <w:color w:val="000000" w:themeColor="text1"/>
+          <w:sz w:val="28"/>
+          <w:szCs w:val="28"/>
+          <w:highlight w:val="cyan"/>
+        </w:rPr>
+        <w:t>00</w:t>
+      </w:r>
+      <w:r>
+        <w:rPr>
+          <w:rFonts w:ascii="Times New Roman" w:hAnsi="Times New Roman" w:cs="Times New Roman"/>
+          <w:color w:val="000000" w:themeColor="text1"/>
+          <w:sz w:val="28"/>
+          <w:szCs w:val="28"/>
+          <w:highlight w:val="red"/>
+        </w:rPr>
+        <w:t>000000</w:t>
+      </w:r>
+    </w:p>
+    <w:p>
+      <w:pPr>
+        <w:spacing w:line="360" w:lineRule="auto"/>
+        <w:ind w:firstLine="709"/>
+        <w:rPr>
+          <w:rFonts w:ascii="Times New Roman" w:hAnsi="Times New Roman" w:cs="Times New Roman"/>
+          <w:color w:val="000000" w:themeColor="text1"/>
+          <w:sz w:val="28"/>
+          <w:szCs w:val="28"/>
+        </w:rPr>
+      </w:pPr>
+      <w:r>
+        <w:rPr>
+          <w:rFonts w:ascii="Times New Roman" w:hAnsi="Times New Roman" w:cs="Times New Roman"/>
+          <w:color w:val="000000" w:themeColor="text1"/>
+          <w:sz w:val="28"/>
+          <w:szCs w:val="28"/>
+          <w:highlight w:val="green"/>
+        </w:rPr>
+        <w:t>192.110.17.0</w:t>
+      </w:r>
+    </w:p>
+    <w:p>
+      <w:pPr>
+        <w:spacing w:line="360" w:lineRule="auto"/>
+        <w:ind w:firstLine="709"/>
+        <w:rPr>
+          <w:rFonts w:ascii="Times New Roman" w:hAnsi="Times New Roman" w:cs="Times New Roman"/>
+          <w:color w:val="000000" w:themeColor="text1"/>
+          <w:sz w:val="28"/>
+          <w:szCs w:val="28"/>
+        </w:rPr>
+      </w:pPr>
+    </w:p>
+    <w:p>
+      <w:pPr>
+        <w:spacing w:line="360" w:lineRule="auto"/>
+        <w:ind w:firstLine="709"/>
+        <w:rPr>
+          <w:rFonts w:ascii="Times New Roman" w:hAnsi="Times New Roman" w:cs="Times New Roman"/>
+          <w:color w:val="000000" w:themeColor="text1"/>
+          <w:sz w:val="28"/>
+          <w:szCs w:val="28"/>
+        </w:rPr>
+      </w:pPr>
+      <w:r>
+        <w:rPr>
+          <w:rFonts w:ascii="Times New Roman" w:hAnsi="Times New Roman" w:cs="Times New Roman"/>
+          <w:color w:val="000000" w:themeColor="text1"/>
+          <w:sz w:val="28"/>
+          <w:szCs w:val="28"/>
+        </w:rPr>
+        <w:t>2)</w:t>
+      </w:r>
+      <w:r>
+        <w:rPr>
+          <w:rFonts w:ascii="Times New Roman" w:hAnsi="Times New Roman" w:cs="Times New Roman"/>
+          <w:color w:val="000000" w:themeColor="text1"/>
+          <w:sz w:val="28"/>
+          <w:szCs w:val="28"/>
+          <w:highlight w:val="green"/>
+        </w:rPr>
+        <w:t>Адрес узла</w:t>
+      </w:r>
+      <w:r>
+        <w:rPr>
+          <w:rFonts w:ascii="Times New Roman" w:hAnsi="Times New Roman" w:cs="Times New Roman"/>
+          <w:color w:val="000000" w:themeColor="text1"/>
+          <w:sz w:val="28"/>
+          <w:szCs w:val="28"/>
+        </w:rPr>
+        <w:t xml:space="preserve">: все что слева от разделения заменяем на </w:t>
+      </w:r>
+      <w:proofErr w:type="gramStart"/>
+      <w:r>
+        <w:rPr>
+          <w:rFonts w:ascii="Times New Roman" w:hAnsi="Times New Roman" w:cs="Times New Roman"/>
+          <w:color w:val="000000" w:themeColor="text1"/>
+          <w:sz w:val="28"/>
+          <w:szCs w:val="28"/>
+        </w:rPr>
+        <w:t>нули(</w:t>
+      </w:r>
+      <w:proofErr w:type="gramEnd"/>
+      <w:r>
+        <w:rPr>
+          <w:rFonts w:ascii="Times New Roman" w:hAnsi="Times New Roman" w:cs="Times New Roman"/>
+          <w:color w:val="000000" w:themeColor="text1"/>
+          <w:sz w:val="28"/>
+          <w:szCs w:val="28"/>
+        </w:rPr>
+        <w:t>замена выделена красным)</w:t>
+      </w:r>
+    </w:p>
+    <w:p>
+      <w:pPr>
+        <w:spacing w:line="360" w:lineRule="auto"/>
+        <w:ind w:firstLine="709"/>
+        <w:rPr>
+          <w:rFonts w:ascii="Times New Roman" w:hAnsi="Times New Roman" w:cs="Times New Roman"/>
+          <w:color w:val="000000" w:themeColor="text1"/>
+          <w:sz w:val="28"/>
+          <w:szCs w:val="28"/>
+        </w:rPr>
+      </w:pPr>
+      <w:r>
+        <w:rPr>
+          <w:rFonts w:ascii="Times New Roman" w:hAnsi="Times New Roman" w:cs="Times New Roman"/>
+          <w:color w:val="000000" w:themeColor="text1"/>
+          <w:sz w:val="28"/>
+          <w:szCs w:val="28"/>
+          <w:highlight w:val="red"/>
+        </w:rPr>
+        <w:t>00000000.00000000.00000000.00</w:t>
+      </w:r>
+      <w:r>
+        <w:rPr>
+          <w:rFonts w:ascii="Times New Roman" w:hAnsi="Times New Roman" w:cs="Times New Roman"/>
+          <w:color w:val="000000" w:themeColor="text1"/>
+          <w:sz w:val="28"/>
+          <w:szCs w:val="28"/>
+          <w:highlight w:val="magenta"/>
+        </w:rPr>
+        <w:t>00</w:t>
+      </w:r>
+      <w:r>
+        <w:rPr>
+          <w:rFonts w:ascii="Times New Roman" w:hAnsi="Times New Roman" w:cs="Times New Roman"/>
+          <w:color w:val="000000" w:themeColor="text1"/>
+          <w:sz w:val="28"/>
+          <w:szCs w:val="28"/>
+          <w:highlight w:val="magenta"/>
+        </w:rPr>
+        <w:t>11</w:t>
+      </w:r>
+      <w:r>
+        <w:rPr>
+          <w:rFonts w:ascii="Times New Roman" w:hAnsi="Times New Roman" w:cs="Times New Roman"/>
+          <w:color w:val="000000" w:themeColor="text1"/>
+          <w:sz w:val="28"/>
+          <w:szCs w:val="28"/>
+          <w:highlight w:val="magenta"/>
+        </w:rPr>
+        <w:t>00</w:t>
+      </w:r>
+    </w:p>
+    <w:p>
+      <w:pPr>
+        <w:spacing w:line="360" w:lineRule="auto"/>
+        <w:ind w:firstLine="709"/>
+        <w:rPr>
+          <w:rFonts w:ascii="Times New Roman" w:hAnsi="Times New Roman" w:cs="Times New Roman"/>
+          <w:color w:val="000000" w:themeColor="text1"/>
+          <w:sz w:val="28"/>
+          <w:szCs w:val="28"/>
+        </w:rPr>
+      </w:pPr>
+      <w:r>
+        <w:rPr>
+          <w:rFonts w:ascii="Times New Roman" w:hAnsi="Times New Roman" w:cs="Times New Roman"/>
+          <w:color w:val="000000" w:themeColor="text1"/>
+          <w:sz w:val="28"/>
+          <w:szCs w:val="28"/>
+          <w:highlight w:val="green"/>
+        </w:rPr>
+        <w:t>12</w:t>
+      </w:r>
+    </w:p>
+    <w:p>
+      <w:pPr>
+        <w:spacing w:line="360" w:lineRule="auto"/>
+        <w:ind w:firstLine="709"/>
+        <w:rPr>
+          <w:rFonts w:ascii="Times New Roman" w:hAnsi="Times New Roman" w:cs="Times New Roman"/>
+          <w:color w:val="000000" w:themeColor="text1"/>
+          <w:sz w:val="28"/>
+          <w:szCs w:val="28"/>
+        </w:rPr>
+      </w:pPr>
+    </w:p>
+    <w:p>
+      <w:pPr>
+        <w:spacing w:line="360" w:lineRule="auto"/>
+        <w:ind w:firstLine="709"/>
+        <w:rPr>
+          <w:rFonts w:ascii="Times New Roman" w:hAnsi="Times New Roman" w:cs="Times New Roman"/>
+          <w:color w:val="000000" w:themeColor="text1"/>
+          <w:sz w:val="28"/>
+          <w:szCs w:val="28"/>
+        </w:rPr>
+      </w:pPr>
+      <w:r>
+        <w:rPr>
+          <w:rFonts w:ascii="Times New Roman" w:hAnsi="Times New Roman" w:cs="Times New Roman"/>
+          <w:color w:val="000000" w:themeColor="text1"/>
+          <w:sz w:val="28"/>
+          <w:szCs w:val="28"/>
+        </w:rPr>
+        <w:t>3)</w:t>
+      </w:r>
+      <w:r>
+        <w:rPr>
+          <w:rFonts w:ascii="Times New Roman" w:hAnsi="Times New Roman" w:cs="Times New Roman"/>
+          <w:color w:val="000000" w:themeColor="text1"/>
+          <w:sz w:val="28"/>
+          <w:szCs w:val="28"/>
+          <w:highlight w:val="green"/>
+        </w:rPr>
+        <w:t>Широковещательный адрес</w:t>
+      </w:r>
+      <w:r>
+        <w:rPr>
+          <w:rFonts w:ascii="Times New Roman" w:hAnsi="Times New Roman" w:cs="Times New Roman"/>
+          <w:color w:val="000000" w:themeColor="text1"/>
+          <w:sz w:val="28"/>
+          <w:szCs w:val="28"/>
+        </w:rPr>
+        <w:t xml:space="preserve">: все что справа от разделения заменяем на </w:t>
+      </w:r>
+      <w:proofErr w:type="gramStart"/>
+      <w:r>
+        <w:rPr>
+          <w:rFonts w:ascii="Times New Roman" w:hAnsi="Times New Roman" w:cs="Times New Roman"/>
+          <w:color w:val="000000" w:themeColor="text1"/>
+          <w:sz w:val="28"/>
+          <w:szCs w:val="28"/>
+        </w:rPr>
+        <w:t>единицы(</w:t>
+      </w:r>
+      <w:proofErr w:type="gramEnd"/>
+      <w:r>
+        <w:rPr>
+          <w:rFonts w:ascii="Times New Roman" w:hAnsi="Times New Roman" w:cs="Times New Roman"/>
+          <w:color w:val="000000" w:themeColor="text1"/>
+          <w:sz w:val="28"/>
+          <w:szCs w:val="28"/>
+        </w:rPr>
+        <w:t>выделена красным)</w:t>
+      </w:r>
+    </w:p>
+    <w:p>
+      <w:pPr>
+        <w:spacing w:line="360" w:lineRule="auto"/>
+        <w:ind w:firstLine="709"/>
+        <w:rPr>
+          <w:rFonts w:ascii="Times New Roman" w:hAnsi="Times New Roman" w:cs="Times New Roman"/>
+          <w:color w:val="000000" w:themeColor="text1"/>
+          <w:sz w:val="28"/>
+          <w:szCs w:val="28"/>
+        </w:rPr>
+      </w:pPr>
+      <w:r>
+        <w:rPr>
+          <w:rFonts w:ascii="Times New Roman" w:hAnsi="Times New Roman" w:cs="Times New Roman"/>
+          <w:color w:val="000000" w:themeColor="text1"/>
+          <w:sz w:val="28"/>
+          <w:szCs w:val="28"/>
+          <w:highlight w:val="cyan"/>
+        </w:rPr>
+        <w:t>11000000.01101110.00010001.00</w:t>
+      </w:r>
+      <w:r>
+        <w:rPr>
+          <w:rFonts w:ascii="Times New Roman" w:hAnsi="Times New Roman" w:cs="Times New Roman"/>
+          <w:color w:val="000000" w:themeColor="text1"/>
+          <w:sz w:val="28"/>
+          <w:szCs w:val="28"/>
+          <w:highlight w:val="red"/>
+        </w:rPr>
+        <w:t>111111</w:t>
+      </w:r>
+    </w:p>
+    <w:p>
+      <w:pPr>
+        <w:spacing w:line="360" w:lineRule="auto"/>
+        <w:ind w:firstLine="709"/>
+        <w:rPr>
+          <w:rFonts w:ascii="Times New Roman" w:hAnsi="Times New Roman" w:cs="Times New Roman"/>
+          <w:color w:val="000000" w:themeColor="text1"/>
+          <w:sz w:val="28"/>
+          <w:szCs w:val="28"/>
+        </w:rPr>
+      </w:pPr>
+      <w:r>
+        <w:rPr>
+          <w:rFonts w:ascii="Times New Roman" w:hAnsi="Times New Roman" w:cs="Times New Roman"/>
+          <w:color w:val="000000" w:themeColor="text1"/>
+          <w:sz w:val="28"/>
+          <w:szCs w:val="28"/>
+          <w:highlight w:val="green"/>
+        </w:rPr>
+        <w:t>192.110.17.63</w:t>
+      </w:r>
+    </w:p>
+    <w:p>
+      <w:pPr>
+        <w:spacing w:line="360" w:lineRule="auto"/>
+        <w:ind w:firstLine="709"/>
+        <w:rPr>
+          <w:rFonts w:ascii="Times New Roman" w:hAnsi="Times New Roman" w:cs="Times New Roman"/>
+          <w:color w:val="000000" w:themeColor="text1"/>
+          <w:sz w:val="28"/>
+          <w:szCs w:val="28"/>
+        </w:rPr>
+      </w:pPr>
+    </w:p>
+    <w:p>
+      <w:pPr>
+        <w:spacing w:line="360" w:lineRule="auto"/>
+        <w:ind w:firstLine="709"/>
+        <w:rPr>
+          <w:rFonts w:ascii="Times New Roman" w:hAnsi="Times New Roman" w:cs="Times New Roman"/>
+          <w:color w:val="000000" w:themeColor="text1"/>
+          <w:sz w:val="28"/>
+          <w:szCs w:val="28"/>
+        </w:rPr>
+      </w:pPr>
+      <w:r>
+        <w:rPr>
+          <w:rFonts w:ascii="Times New Roman" w:hAnsi="Times New Roman" w:cs="Times New Roman"/>
+          <w:color w:val="000000" w:themeColor="text1"/>
+          <w:sz w:val="28"/>
+          <w:szCs w:val="28"/>
+        </w:rPr>
         <w:lastRenderedPageBreak/>
-        <w:t>1)</w:t>
+        <w:t>4)</w:t>
       </w:r>
       <w:r>
         <w:rPr>
@@ -1737,31 +2144,3090 @@
           <w:szCs w:val="28"/>
           <w:highlight w:val="green"/>
         </w:rPr>
+        <w:t>Диапазон адресов</w:t>
+      </w:r>
+      <w:r>
+        <w:rPr>
+          <w:rFonts w:ascii="Times New Roman" w:hAnsi="Times New Roman" w:cs="Times New Roman"/>
+          <w:color w:val="000000" w:themeColor="text1"/>
+          <w:sz w:val="28"/>
+          <w:szCs w:val="28"/>
+        </w:rPr>
+        <w:t>: адрес сети: 192.110.17.0 – Широковещательный -1 192.110.17.62</w:t>
+      </w:r>
+    </w:p>
+    <w:p>
+      <w:pPr>
+        <w:spacing w:line="360" w:lineRule="auto"/>
+        <w:ind w:firstLine="709"/>
+        <w:rPr>
+          <w:rFonts w:ascii="Times New Roman" w:hAnsi="Times New Roman" w:cs="Times New Roman"/>
+          <w:color w:val="000000" w:themeColor="text1"/>
+          <w:sz w:val="28"/>
+          <w:szCs w:val="28"/>
+          <w:lang w:val="en-US"/>
+        </w:rPr>
+      </w:pPr>
+      <w:r>
+        <w:rPr>
+          <w:rFonts w:ascii="Times New Roman" w:hAnsi="Times New Roman" w:cs="Times New Roman"/>
+          <w:color w:val="000000" w:themeColor="text1"/>
+          <w:sz w:val="28"/>
+          <w:szCs w:val="28"/>
+          <w:highlight w:val="green"/>
+        </w:rPr>
+        <w:t>192.110.17.0 – 192.110.17.62</w:t>
+      </w:r>
+    </w:p>
+    <w:p>
+      <w:pPr>
+        <w:spacing w:line="360" w:lineRule="auto"/>
+        <w:ind w:firstLine="709"/>
+        <w:rPr>
+          <w:rFonts w:ascii="Times New Roman" w:hAnsi="Times New Roman" w:cs="Times New Roman"/>
+          <w:color w:val="000000" w:themeColor="text1"/>
+          <w:sz w:val="28"/>
+          <w:szCs w:val="28"/>
+        </w:rPr>
+      </w:pPr>
+      <w:r>
+        <w:rPr>
+          <w:rFonts w:ascii="Times New Roman" w:hAnsi="Times New Roman" w:cs="Times New Roman"/>
+          <w:color w:val="000000" w:themeColor="text1"/>
+          <w:sz w:val="28"/>
+          <w:szCs w:val="28"/>
+        </w:rPr>
+        <w:t xml:space="preserve">5) </w:t>
+      </w:r>
+      <w:r>
+        <w:rPr>
+          <w:rFonts w:ascii="Times New Roman" w:hAnsi="Times New Roman" w:cs="Times New Roman"/>
+          <w:color w:val="000000" w:themeColor="text1"/>
+          <w:sz w:val="28"/>
+          <w:szCs w:val="28"/>
+          <w:highlight w:val="green"/>
+        </w:rPr>
+        <w:t>Общее количество узлов</w:t>
+      </w:r>
+      <w:r>
+        <w:rPr>
+          <w:rFonts w:ascii="Times New Roman" w:hAnsi="Times New Roman" w:cs="Times New Roman"/>
+          <w:color w:val="000000" w:themeColor="text1"/>
+          <w:sz w:val="28"/>
+          <w:szCs w:val="28"/>
+        </w:rPr>
+        <w:t xml:space="preserve"> </w:t>
+      </w:r>
+      <w:r>
+        <w:rPr>
+          <w:rFonts w:ascii="Times New Roman" w:hAnsi="Times New Roman" w:cs="Times New Roman"/>
+          <w:color w:val="000000" w:themeColor="text1"/>
+          <w:sz w:val="28"/>
+          <w:szCs w:val="28"/>
+        </w:rPr>
+        <w:t>–</w:t>
+      </w:r>
+      <w:r>
+        <w:rPr>
+          <w:rFonts w:ascii="Times New Roman" w:hAnsi="Times New Roman" w:cs="Times New Roman"/>
+          <w:color w:val="000000" w:themeColor="text1"/>
+          <w:sz w:val="28"/>
+          <w:szCs w:val="28"/>
+        </w:rPr>
+        <w:t xml:space="preserve"> Считаем количество нулей в маске </w:t>
+      </w:r>
+    </w:p>
+    <w:p>
+      <w:pPr>
+        <w:spacing w:line="360" w:lineRule="auto"/>
+        <w:ind w:firstLine="709"/>
+        <w:rPr>
+          <w:rFonts w:ascii="Times New Roman" w:hAnsi="Times New Roman" w:cs="Times New Roman"/>
+          <w:color w:val="000000" w:themeColor="text1"/>
+          <w:sz w:val="28"/>
+          <w:szCs w:val="28"/>
+        </w:rPr>
+      </w:pPr>
+      <w:r>
+        <w:rPr>
+          <w:rFonts w:ascii="Times New Roman" w:hAnsi="Times New Roman" w:cs="Times New Roman"/>
+          <w:color w:val="000000" w:themeColor="text1"/>
+          <w:sz w:val="28"/>
+          <w:szCs w:val="28"/>
+          <w:highlight w:val="cyan"/>
+        </w:rPr>
+        <w:t>11111111.11111111.11111111.11</w:t>
+      </w:r>
+      <w:r>
+        <w:rPr>
+          <w:rFonts w:ascii="Times New Roman" w:hAnsi="Times New Roman" w:cs="Times New Roman"/>
+          <w:color w:val="000000" w:themeColor="text1"/>
+          <w:sz w:val="28"/>
+          <w:szCs w:val="28"/>
+          <w:highlight w:val="magenta"/>
+        </w:rPr>
+        <w:t>000000</w:t>
+      </w:r>
+      <w:r>
+        <w:rPr>
+          <w:rFonts w:ascii="Times New Roman" w:hAnsi="Times New Roman" w:cs="Times New Roman"/>
+          <w:color w:val="000000" w:themeColor="text1"/>
+          <w:sz w:val="28"/>
+          <w:szCs w:val="28"/>
+        </w:rPr>
+        <w:t xml:space="preserve"> тут их 6. Дальше формула 2</w:t>
+      </w:r>
+      <w:r>
+        <w:rPr>
+          <w:rFonts w:ascii="Times New Roman" w:hAnsi="Times New Roman" w:cs="Times New Roman"/>
+          <w:color w:val="000000" w:themeColor="text1"/>
+          <w:sz w:val="28"/>
+          <w:szCs w:val="28"/>
+          <w:vertAlign w:val="superscript"/>
+          <w:lang w:val="en-US"/>
+        </w:rPr>
+        <w:t>N</w:t>
+      </w:r>
+      <w:r>
+        <w:rPr>
+          <w:rFonts w:ascii="Times New Roman" w:hAnsi="Times New Roman" w:cs="Times New Roman"/>
+          <w:color w:val="000000" w:themeColor="text1"/>
+          <w:sz w:val="28"/>
+          <w:szCs w:val="28"/>
+          <w:vertAlign w:val="superscript"/>
+        </w:rPr>
+        <w:t xml:space="preserve"> </w:t>
+      </w:r>
+      <w:r>
+        <w:rPr>
+          <w:rFonts w:ascii="Times New Roman" w:hAnsi="Times New Roman" w:cs="Times New Roman"/>
+          <w:color w:val="000000" w:themeColor="text1"/>
+          <w:sz w:val="28"/>
+          <w:szCs w:val="28"/>
+        </w:rPr>
+        <w:t xml:space="preserve">– 2, </w:t>
+      </w:r>
+      <w:r>
+        <w:rPr>
+          <w:rFonts w:ascii="Times New Roman" w:hAnsi="Times New Roman" w:cs="Times New Roman"/>
+          <w:color w:val="000000" w:themeColor="text1"/>
+          <w:sz w:val="28"/>
+          <w:szCs w:val="28"/>
+        </w:rPr>
+        <w:t xml:space="preserve">где </w:t>
+      </w:r>
+      <w:r>
+        <w:rPr>
+          <w:rFonts w:ascii="Times New Roman" w:hAnsi="Times New Roman" w:cs="Times New Roman"/>
+          <w:color w:val="000000" w:themeColor="text1"/>
+          <w:sz w:val="28"/>
+          <w:szCs w:val="28"/>
+          <w:lang w:val="en-US"/>
+        </w:rPr>
+        <w:t>N</w:t>
+      </w:r>
+      <w:r>
+        <w:rPr>
+          <w:rFonts w:ascii="Times New Roman" w:hAnsi="Times New Roman" w:cs="Times New Roman"/>
+          <w:color w:val="000000" w:themeColor="text1"/>
+          <w:sz w:val="28"/>
+          <w:szCs w:val="28"/>
+        </w:rPr>
+        <w:t xml:space="preserve"> количество нулей в маске.</w:t>
+      </w:r>
+    </w:p>
+    <w:p>
+      <w:pPr>
+        <w:spacing w:line="360" w:lineRule="auto"/>
+        <w:ind w:firstLine="709"/>
+        <w:rPr>
+          <w:rFonts w:ascii="Times New Roman" w:hAnsi="Times New Roman" w:cs="Times New Roman"/>
+          <w:color w:val="000000" w:themeColor="text1"/>
+          <w:sz w:val="28"/>
+          <w:szCs w:val="28"/>
+        </w:rPr>
+      </w:pPr>
+      <w:r>
+        <w:rPr>
+          <w:rFonts w:ascii="Times New Roman" w:hAnsi="Times New Roman" w:cs="Times New Roman"/>
+          <w:color w:val="000000" w:themeColor="text1"/>
+          <w:sz w:val="28"/>
+          <w:szCs w:val="28"/>
+          <w:highlight w:val="green"/>
+        </w:rPr>
+        <w:t>2</w:t>
+      </w:r>
+      <w:r>
+        <w:rPr>
+          <w:rFonts w:ascii="Times New Roman" w:hAnsi="Times New Roman" w:cs="Times New Roman"/>
+          <w:color w:val="000000" w:themeColor="text1"/>
+          <w:sz w:val="28"/>
+          <w:szCs w:val="28"/>
+          <w:highlight w:val="green"/>
+          <w:vertAlign w:val="superscript"/>
+        </w:rPr>
+        <w:t>6</w:t>
+      </w:r>
+      <w:r>
+        <w:rPr>
+          <w:rFonts w:ascii="Times New Roman" w:hAnsi="Times New Roman" w:cs="Times New Roman"/>
+          <w:color w:val="000000" w:themeColor="text1"/>
+          <w:sz w:val="28"/>
+          <w:szCs w:val="28"/>
+          <w:highlight w:val="green"/>
+          <w:vertAlign w:val="superscript"/>
+        </w:rPr>
+        <w:t xml:space="preserve"> </w:t>
+      </w:r>
+      <w:r>
+        <w:rPr>
+          <w:rFonts w:ascii="Times New Roman" w:hAnsi="Times New Roman" w:cs="Times New Roman"/>
+          <w:color w:val="000000" w:themeColor="text1"/>
+          <w:sz w:val="28"/>
+          <w:szCs w:val="28"/>
+          <w:highlight w:val="green"/>
+        </w:rPr>
+        <w:t>– 2</w:t>
+      </w:r>
+      <w:r>
+        <w:rPr>
+          <w:rFonts w:ascii="Times New Roman" w:hAnsi="Times New Roman" w:cs="Times New Roman"/>
+          <w:color w:val="000000" w:themeColor="text1"/>
+          <w:sz w:val="28"/>
+          <w:szCs w:val="28"/>
+          <w:highlight w:val="green"/>
+        </w:rPr>
+        <w:t xml:space="preserve"> = 62</w:t>
+      </w:r>
+    </w:p>
+    <w:p>
+      <w:pPr>
+        <w:spacing w:after="160" w:line="259" w:lineRule="auto"/>
+        <w:rPr>
+          <w:rFonts w:ascii="Times New Roman" w:hAnsi="Times New Roman" w:cs="Times New Roman"/>
+          <w:color w:val="000000" w:themeColor="text1"/>
+          <w:sz w:val="28"/>
+          <w:szCs w:val="28"/>
+        </w:rPr>
+      </w:pPr>
+      <w:r>
+        <w:rPr>
+          <w:rFonts w:ascii="Times New Roman" w:hAnsi="Times New Roman" w:cs="Times New Roman"/>
+          <w:color w:val="000000" w:themeColor="text1"/>
+          <w:sz w:val="28"/>
+          <w:szCs w:val="28"/>
+        </w:rPr>
+        <w:br w:type="page"/>
+      </w:r>
+    </w:p>
+    <w:p>
+      <w:pPr>
+        <w:spacing w:line="360" w:lineRule="auto"/>
+        <w:ind w:firstLine="709"/>
+        <w:rPr>
+          <w:rFonts w:ascii="Times New Roman" w:hAnsi="Times New Roman" w:cs="Times New Roman"/>
+          <w:b/>
+          <w:bCs/>
+          <w:color w:val="000000" w:themeColor="text1"/>
+          <w:sz w:val="28"/>
+          <w:szCs w:val="28"/>
+        </w:rPr>
+      </w:pPr>
+      <w:r>
+        <w:rPr>
+          <w:rFonts w:ascii="Times New Roman" w:hAnsi="Times New Roman" w:cs="Times New Roman"/>
+          <w:b/>
+          <w:bCs/>
+          <w:color w:val="000000" w:themeColor="text1"/>
+          <w:sz w:val="28"/>
+          <w:szCs w:val="28"/>
+        </w:rPr>
+        <w:lastRenderedPageBreak/>
+        <w:t>Задание 4</w:t>
+      </w:r>
+    </w:p>
+    <w:p>
+      <w:pPr>
+        <w:spacing w:line="360" w:lineRule="auto"/>
+        <w:ind w:firstLine="709"/>
+        <w:rPr>
+          <w:rFonts w:ascii="Times New Roman" w:hAnsi="Times New Roman" w:cs="Times New Roman"/>
+          <w:color w:val="000000" w:themeColor="text1"/>
+          <w:sz w:val="28"/>
+          <w:szCs w:val="28"/>
+        </w:rPr>
+      </w:pPr>
+      <w:r>
+        <w:rPr>
+          <w:rFonts w:ascii="Times New Roman" w:hAnsi="Times New Roman" w:cs="Times New Roman"/>
+          <w:color w:val="000000" w:themeColor="text1"/>
+          <w:sz w:val="28"/>
+          <w:szCs w:val="28"/>
+        </w:rPr>
+        <w:t xml:space="preserve">Определите, находятся ли данные IP -адреса в </w:t>
+      </w:r>
+      <w:r>
+        <w:rPr>
+          <w:rFonts w:ascii="Times New Roman" w:hAnsi="Times New Roman" w:cs="Times New Roman"/>
+          <w:color w:val="000000" w:themeColor="text1"/>
+          <w:sz w:val="28"/>
+          <w:szCs w:val="28"/>
+          <w:highlight w:val="green"/>
+        </w:rPr>
+        <w:t>одной подсети</w:t>
+      </w:r>
+      <w:r>
+        <w:rPr>
+          <w:rFonts w:ascii="Times New Roman" w:hAnsi="Times New Roman" w:cs="Times New Roman"/>
+          <w:color w:val="000000" w:themeColor="text1"/>
+          <w:sz w:val="28"/>
+          <w:szCs w:val="28"/>
+        </w:rPr>
+        <w:t>?</w:t>
+      </w:r>
+    </w:p>
+    <w:p>
+      <w:pPr>
+        <w:spacing w:line="360" w:lineRule="auto"/>
+        <w:ind w:firstLine="709"/>
+        <w:rPr>
+          <w:rFonts w:ascii="Times New Roman" w:hAnsi="Times New Roman" w:cs="Times New Roman"/>
+          <w:color w:val="000000" w:themeColor="text1"/>
+          <w:sz w:val="28"/>
+          <w:szCs w:val="28"/>
+        </w:rPr>
+      </w:pPr>
+      <w:r>
+        <w:rPr>
+          <w:rFonts w:ascii="Times New Roman" w:hAnsi="Times New Roman" w:cs="Times New Roman"/>
+          <w:color w:val="000000" w:themeColor="text1"/>
+          <w:sz w:val="28"/>
+          <w:szCs w:val="28"/>
+        </w:rPr>
+        <w:t xml:space="preserve">Адрес A: </w:t>
+      </w:r>
+      <w:r>
+        <w:rPr>
+          <w:rFonts w:ascii="Times New Roman" w:hAnsi="Times New Roman" w:cs="Times New Roman"/>
+          <w:color w:val="000000" w:themeColor="text1"/>
+          <w:sz w:val="28"/>
+          <w:szCs w:val="28"/>
+          <w:highlight w:val="lightGray"/>
+        </w:rPr>
+        <w:t>192.162.105.112</w:t>
+      </w:r>
+      <w:r>
+        <w:rPr>
+          <w:rFonts w:ascii="Times New Roman" w:hAnsi="Times New Roman" w:cs="Times New Roman"/>
+          <w:color w:val="000000" w:themeColor="text1"/>
+          <w:sz w:val="28"/>
+          <w:szCs w:val="28"/>
+        </w:rPr>
+        <w:t xml:space="preserve"> </w:t>
+      </w:r>
+    </w:p>
+    <w:p>
+      <w:pPr>
+        <w:spacing w:line="360" w:lineRule="auto"/>
+        <w:ind w:firstLine="709"/>
+        <w:rPr>
+          <w:rFonts w:ascii="Times New Roman" w:hAnsi="Times New Roman" w:cs="Times New Roman"/>
+          <w:color w:val="000000" w:themeColor="text1"/>
+          <w:sz w:val="28"/>
+          <w:szCs w:val="28"/>
+        </w:rPr>
+      </w:pPr>
+      <w:r>
+        <w:rPr>
+          <w:rFonts w:ascii="Times New Roman" w:hAnsi="Times New Roman" w:cs="Times New Roman"/>
+          <w:color w:val="000000" w:themeColor="text1"/>
+          <w:sz w:val="28"/>
+          <w:szCs w:val="28"/>
+        </w:rPr>
+        <w:t xml:space="preserve">Адрес В: </w:t>
+      </w:r>
+      <w:r>
+        <w:rPr>
+          <w:rFonts w:ascii="Times New Roman" w:hAnsi="Times New Roman" w:cs="Times New Roman"/>
+          <w:color w:val="000000" w:themeColor="text1"/>
+          <w:sz w:val="28"/>
+          <w:szCs w:val="28"/>
+          <w:highlight w:val="yellow"/>
+        </w:rPr>
+        <w:t>192.162.105.122</w:t>
+      </w:r>
+    </w:p>
+    <w:p>
+      <w:pPr>
+        <w:spacing w:line="360" w:lineRule="auto"/>
+        <w:ind w:firstLine="709"/>
+        <w:rPr>
+          <w:rFonts w:ascii="Times New Roman" w:hAnsi="Times New Roman" w:cs="Times New Roman"/>
+          <w:color w:val="000000" w:themeColor="text1"/>
+          <w:sz w:val="28"/>
+          <w:szCs w:val="28"/>
+        </w:rPr>
+      </w:pPr>
+      <w:r>
+        <w:rPr>
+          <w:rFonts w:ascii="Times New Roman" w:hAnsi="Times New Roman" w:cs="Times New Roman"/>
+          <w:color w:val="000000" w:themeColor="text1"/>
+          <w:sz w:val="28"/>
+          <w:szCs w:val="28"/>
+        </w:rPr>
+        <w:t xml:space="preserve">Адрес С: </w:t>
+      </w:r>
+      <w:r>
+        <w:rPr>
+          <w:rFonts w:ascii="Times New Roman" w:hAnsi="Times New Roman" w:cs="Times New Roman"/>
+          <w:color w:val="000000" w:themeColor="text1"/>
+          <w:sz w:val="28"/>
+          <w:szCs w:val="28"/>
+          <w:highlight w:val="cyan"/>
+        </w:rPr>
+        <w:t>192.162.105.127</w:t>
+      </w:r>
+    </w:p>
+    <w:p>
+      <w:pPr>
+        <w:spacing w:line="360" w:lineRule="auto"/>
+        <w:ind w:firstLine="709"/>
+        <w:rPr>
+          <w:rFonts w:ascii="Times New Roman" w:hAnsi="Times New Roman" w:cs="Times New Roman"/>
+          <w:color w:val="000000" w:themeColor="text1"/>
+          <w:sz w:val="28"/>
+          <w:szCs w:val="28"/>
+        </w:rPr>
+      </w:pPr>
+      <w:r>
+        <w:rPr>
+          <w:rFonts w:ascii="Times New Roman" w:hAnsi="Times New Roman" w:cs="Times New Roman"/>
+          <w:color w:val="000000" w:themeColor="text1"/>
+          <w:sz w:val="28"/>
+          <w:szCs w:val="28"/>
+        </w:rPr>
+        <w:t xml:space="preserve">Маска: </w:t>
+      </w:r>
+      <w:r>
+        <w:rPr>
+          <w:rFonts w:ascii="Times New Roman" w:hAnsi="Times New Roman" w:cs="Times New Roman"/>
+          <w:color w:val="000000" w:themeColor="text1"/>
+          <w:sz w:val="28"/>
+          <w:szCs w:val="28"/>
+          <w:highlight w:val="darkMagenta"/>
+        </w:rPr>
+        <w:t>255.255.255.240</w:t>
+      </w:r>
+    </w:p>
+    <w:p>
+      <w:pPr>
+        <w:pStyle w:val="a4"/>
+        <w:numPr>
+          <w:ilvl w:val="0"/>
+          <w:numId w:val="3"/>
+        </w:numPr>
+        <w:spacing w:line="360" w:lineRule="auto"/>
+        <w:rPr>
+          <w:rFonts w:ascii="Times New Roman" w:hAnsi="Times New Roman" w:cs="Times New Roman"/>
+          <w:color w:val="000000" w:themeColor="text1"/>
+          <w:sz w:val="28"/>
+          <w:szCs w:val="28"/>
+        </w:rPr>
+      </w:pPr>
+      <w:r>
+        <w:rPr>
+          <w:rFonts w:ascii="Times New Roman" w:hAnsi="Times New Roman" w:cs="Times New Roman"/>
+          <w:color w:val="000000" w:themeColor="text1"/>
+          <w:sz w:val="28"/>
+          <w:szCs w:val="28"/>
+        </w:rPr>
+        <w:t xml:space="preserve">Переводим все </w:t>
+      </w:r>
+      <w:r>
+        <w:rPr>
+          <w:rFonts w:ascii="Times New Roman" w:hAnsi="Times New Roman" w:cs="Times New Roman"/>
+          <w:color w:val="000000" w:themeColor="text1"/>
+          <w:sz w:val="28"/>
+          <w:szCs w:val="28"/>
+          <w:lang w:val="en-US"/>
+        </w:rPr>
+        <w:t>IP</w:t>
+      </w:r>
+      <w:r>
+        <w:rPr>
+          <w:rFonts w:ascii="Times New Roman" w:hAnsi="Times New Roman" w:cs="Times New Roman"/>
+          <w:color w:val="000000" w:themeColor="text1"/>
+          <w:sz w:val="28"/>
+          <w:szCs w:val="28"/>
+        </w:rPr>
+        <w:t xml:space="preserve"> </w:t>
+      </w:r>
+      <w:r>
+        <w:rPr>
+          <w:rFonts w:ascii="Times New Roman" w:hAnsi="Times New Roman" w:cs="Times New Roman"/>
+          <w:color w:val="000000" w:themeColor="text1"/>
+          <w:sz w:val="28"/>
+          <w:szCs w:val="28"/>
+        </w:rPr>
+        <w:t xml:space="preserve">и маску </w:t>
+      </w:r>
+      <w:r>
+        <w:rPr>
+          <w:rFonts w:ascii="Times New Roman" w:hAnsi="Times New Roman" w:cs="Times New Roman"/>
+          <w:color w:val="000000" w:themeColor="text1"/>
+          <w:sz w:val="28"/>
+          <w:szCs w:val="28"/>
+        </w:rPr>
+        <w:t>в двоичный вид</w:t>
+      </w:r>
+    </w:p>
+    <w:p>
+      <w:pPr>
+        <w:spacing w:line="360" w:lineRule="auto"/>
+        <w:ind w:left="709"/>
+        <w:rPr>
+          <w:rFonts w:ascii="Times New Roman" w:hAnsi="Times New Roman" w:cs="Times New Roman"/>
+          <w:color w:val="000000" w:themeColor="text1"/>
+          <w:sz w:val="28"/>
+          <w:szCs w:val="28"/>
+        </w:rPr>
+      </w:pPr>
+      <w:r>
+        <w:rPr>
+          <w:rFonts w:ascii="Times New Roman" w:hAnsi="Times New Roman" w:cs="Times New Roman"/>
+          <w:color w:val="000000" w:themeColor="text1"/>
+          <w:sz w:val="28"/>
+          <w:szCs w:val="28"/>
+          <w:highlight w:val="lightGray"/>
+        </w:rPr>
+        <w:t>11000000.10100010.01101001.01110000</w:t>
+      </w:r>
+    </w:p>
+    <w:p>
+      <w:pPr>
+        <w:spacing w:line="360" w:lineRule="auto"/>
+        <w:ind w:left="709"/>
+        <w:rPr>
+          <w:rFonts w:ascii="Times New Roman" w:hAnsi="Times New Roman" w:cs="Times New Roman"/>
+          <w:color w:val="000000" w:themeColor="text1"/>
+          <w:sz w:val="28"/>
+          <w:szCs w:val="28"/>
+        </w:rPr>
+      </w:pPr>
+      <w:r>
+        <w:rPr>
+          <w:rFonts w:ascii="Times New Roman" w:hAnsi="Times New Roman" w:cs="Times New Roman"/>
+          <w:color w:val="000000" w:themeColor="text1"/>
+          <w:sz w:val="28"/>
+          <w:szCs w:val="28"/>
+          <w:highlight w:val="yellow"/>
+        </w:rPr>
+        <w:t>11000000.10100010.01101001</w:t>
+      </w:r>
+      <w:r>
+        <w:rPr>
+          <w:rFonts w:ascii="Times New Roman" w:hAnsi="Times New Roman" w:cs="Times New Roman"/>
+          <w:color w:val="000000" w:themeColor="text1"/>
+          <w:sz w:val="28"/>
+          <w:szCs w:val="28"/>
+          <w:highlight w:val="yellow"/>
+        </w:rPr>
+        <w:t>.01111010</w:t>
+      </w:r>
+    </w:p>
+    <w:p>
+      <w:pPr>
+        <w:spacing w:line="360" w:lineRule="auto"/>
+        <w:ind w:left="709"/>
+        <w:rPr>
+          <w:rFonts w:ascii="Times New Roman" w:hAnsi="Times New Roman" w:cs="Times New Roman"/>
+          <w:color w:val="000000" w:themeColor="text1"/>
+          <w:sz w:val="28"/>
+          <w:szCs w:val="28"/>
+        </w:rPr>
+      </w:pPr>
+      <w:r>
+        <w:rPr>
+          <w:rFonts w:ascii="Times New Roman" w:hAnsi="Times New Roman" w:cs="Times New Roman"/>
+          <w:color w:val="000000" w:themeColor="text1"/>
+          <w:sz w:val="28"/>
+          <w:szCs w:val="28"/>
+          <w:highlight w:val="cyan"/>
+        </w:rPr>
+        <w:t>11000000.10100010.01101001</w:t>
+      </w:r>
+      <w:r>
+        <w:rPr>
+          <w:rFonts w:ascii="Times New Roman" w:hAnsi="Times New Roman" w:cs="Times New Roman"/>
+          <w:color w:val="000000" w:themeColor="text1"/>
+          <w:sz w:val="28"/>
+          <w:szCs w:val="28"/>
+          <w:highlight w:val="cyan"/>
+        </w:rPr>
+        <w:t>.01111111</w:t>
+      </w:r>
+    </w:p>
+    <w:p>
+      <w:pPr>
+        <w:spacing w:line="360" w:lineRule="auto"/>
+        <w:ind w:left="709"/>
+        <w:rPr>
+          <w:rFonts w:ascii="Times New Roman" w:hAnsi="Times New Roman" w:cs="Times New Roman"/>
+          <w:color w:val="000000" w:themeColor="text1"/>
+          <w:sz w:val="28"/>
+          <w:szCs w:val="28"/>
+        </w:rPr>
+      </w:pPr>
+      <w:r>
+        <w:rPr>
+          <w:rFonts w:ascii="Times New Roman" w:hAnsi="Times New Roman" w:cs="Times New Roman"/>
+          <w:color w:val="000000" w:themeColor="text1"/>
+          <w:sz w:val="28"/>
+          <w:szCs w:val="28"/>
+          <w:highlight w:val="darkMagenta"/>
+        </w:rPr>
+        <w:t>11111111.11111111.11111111.11110000</w:t>
+      </w:r>
+    </w:p>
+    <w:p>
+      <w:pPr>
+        <w:pStyle w:val="a4"/>
+        <w:numPr>
+          <w:ilvl w:val="0"/>
+          <w:numId w:val="3"/>
+        </w:numPr>
+        <w:spacing w:line="360" w:lineRule="auto"/>
+        <w:rPr>
+          <w:rFonts w:ascii="Times New Roman" w:hAnsi="Times New Roman" w:cs="Times New Roman"/>
+          <w:color w:val="000000" w:themeColor="text1"/>
+          <w:sz w:val="28"/>
+          <w:szCs w:val="28"/>
+        </w:rPr>
+      </w:pPr>
+      <w:r>
+        <w:rPr>
+          <w:rFonts w:ascii="Times New Roman" w:hAnsi="Times New Roman" w:cs="Times New Roman"/>
+          <w:color w:val="000000" w:themeColor="text1"/>
+          <w:sz w:val="28"/>
+          <w:szCs w:val="28"/>
+        </w:rPr>
+        <w:t xml:space="preserve">Выполняем операцию логическое И между </w:t>
+      </w:r>
+      <w:r>
+        <w:rPr>
+          <w:rFonts w:ascii="Times New Roman" w:hAnsi="Times New Roman" w:cs="Times New Roman"/>
+          <w:color w:val="000000" w:themeColor="text1"/>
+          <w:sz w:val="28"/>
+          <w:szCs w:val="28"/>
+          <w:lang w:val="en-US"/>
+        </w:rPr>
+        <w:t>IP</w:t>
+      </w:r>
+      <w:r>
+        <w:rPr>
+          <w:rFonts w:ascii="Times New Roman" w:hAnsi="Times New Roman" w:cs="Times New Roman"/>
+          <w:color w:val="000000" w:themeColor="text1"/>
+          <w:sz w:val="28"/>
+          <w:szCs w:val="28"/>
+        </w:rPr>
+        <w:t xml:space="preserve"> </w:t>
+      </w:r>
+      <w:r>
+        <w:rPr>
+          <w:rFonts w:ascii="Times New Roman" w:hAnsi="Times New Roman" w:cs="Times New Roman"/>
+          <w:color w:val="000000" w:themeColor="text1"/>
+          <w:sz w:val="28"/>
+          <w:szCs w:val="28"/>
+        </w:rPr>
+        <w:t xml:space="preserve">и </w:t>
+      </w:r>
+      <w:r>
+        <w:rPr>
+          <w:rFonts w:ascii="Times New Roman" w:hAnsi="Times New Roman" w:cs="Times New Roman"/>
+          <w:color w:val="000000" w:themeColor="text1"/>
+          <w:sz w:val="28"/>
+          <w:szCs w:val="28"/>
+        </w:rPr>
+        <w:t>маской</w:t>
+      </w:r>
+    </w:p>
+    <w:p>
+      <w:pPr>
+        <w:spacing w:line="360" w:lineRule="auto"/>
+        <w:ind w:left="709"/>
+        <w:rPr>
+          <w:rFonts w:ascii="Times New Roman" w:hAnsi="Times New Roman" w:cs="Times New Roman"/>
+          <w:color w:val="000000" w:themeColor="text1"/>
+          <w:sz w:val="28"/>
+          <w:szCs w:val="28"/>
+        </w:rPr>
+      </w:pPr>
+      <w:r>
+        <w:rPr>
+          <w:rFonts w:ascii="Times New Roman" w:hAnsi="Times New Roman" w:cs="Times New Roman"/>
+          <w:color w:val="000000" w:themeColor="text1"/>
+          <w:sz w:val="28"/>
+          <w:szCs w:val="28"/>
+          <w:highlight w:val="lightGray"/>
+        </w:rPr>
+        <w:t>11000000.10100010.01101001.01110000</w:t>
+      </w:r>
+    </w:p>
+    <w:p>
+      <w:pPr>
+        <w:spacing w:line="360" w:lineRule="auto"/>
+        <w:ind w:left="709"/>
+        <w:rPr>
+          <w:rFonts w:ascii="Times New Roman" w:hAnsi="Times New Roman" w:cs="Times New Roman"/>
+          <w:color w:val="000000" w:themeColor="text1"/>
+          <w:sz w:val="28"/>
+          <w:szCs w:val="28"/>
+        </w:rPr>
+      </w:pPr>
+      <w:r>
+        <w:rPr>
+          <w:rFonts w:ascii="Times New Roman" w:hAnsi="Times New Roman" w:cs="Times New Roman"/>
+          <w:color w:val="000000" w:themeColor="text1"/>
+          <w:sz w:val="28"/>
+          <w:szCs w:val="28"/>
+          <w:highlight w:val="darkMagenta"/>
+        </w:rPr>
+        <w:t>11111111.11111111.11111111.11110000</w:t>
+      </w:r>
+    </w:p>
+    <w:p>
+      <w:pPr>
+        <w:spacing w:line="360" w:lineRule="auto"/>
+        <w:ind w:left="709"/>
+        <w:rPr>
+          <w:rFonts w:ascii="Times New Roman" w:hAnsi="Times New Roman" w:cs="Times New Roman"/>
+          <w:color w:val="000000" w:themeColor="text1"/>
+          <w:sz w:val="28"/>
+          <w:szCs w:val="28"/>
+        </w:rPr>
+      </w:pPr>
+      <w:r>
+        <w:rPr>
+          <w:rFonts w:ascii="Times New Roman" w:hAnsi="Times New Roman" w:cs="Times New Roman"/>
+          <w:color w:val="000000" w:themeColor="text1"/>
+          <w:sz w:val="28"/>
+          <w:szCs w:val="28"/>
+          <w:highlight w:val="darkYellow"/>
+        </w:rPr>
+        <w:t>11000000.10100010.01101001.01110000</w:t>
+      </w:r>
+    </w:p>
+    <w:p>
+      <w:pPr>
+        <w:spacing w:line="360" w:lineRule="auto"/>
+        <w:ind w:left="709"/>
+        <w:rPr>
+          <w:rFonts w:ascii="Times New Roman" w:hAnsi="Times New Roman" w:cs="Times New Roman"/>
+          <w:color w:val="000000" w:themeColor="text1"/>
+          <w:sz w:val="28"/>
+          <w:szCs w:val="28"/>
+        </w:rPr>
+      </w:pPr>
+    </w:p>
+    <w:p>
+      <w:pPr>
+        <w:spacing w:line="360" w:lineRule="auto"/>
+        <w:ind w:left="709"/>
+        <w:rPr>
+          <w:rFonts w:ascii="Times New Roman" w:hAnsi="Times New Roman" w:cs="Times New Roman"/>
+          <w:color w:val="000000" w:themeColor="text1"/>
+          <w:sz w:val="28"/>
+          <w:szCs w:val="28"/>
+        </w:rPr>
+      </w:pPr>
+      <w:r>
+        <w:rPr>
+          <w:rFonts w:ascii="Times New Roman" w:hAnsi="Times New Roman" w:cs="Times New Roman"/>
+          <w:color w:val="000000" w:themeColor="text1"/>
+          <w:sz w:val="28"/>
+          <w:szCs w:val="28"/>
+          <w:highlight w:val="yellow"/>
+        </w:rPr>
+        <w:t>11000000.10100010.01101001.01111010</w:t>
+      </w:r>
+    </w:p>
+    <w:p>
+      <w:pPr>
+        <w:spacing w:line="360" w:lineRule="auto"/>
+        <w:ind w:left="709"/>
+        <w:rPr>
+          <w:rFonts w:ascii="Times New Roman" w:hAnsi="Times New Roman" w:cs="Times New Roman"/>
+          <w:color w:val="000000" w:themeColor="text1"/>
+          <w:sz w:val="28"/>
+          <w:szCs w:val="28"/>
+        </w:rPr>
+      </w:pPr>
+      <w:r>
+        <w:rPr>
+          <w:rFonts w:ascii="Times New Roman" w:hAnsi="Times New Roman" w:cs="Times New Roman"/>
+          <w:color w:val="000000" w:themeColor="text1"/>
+          <w:sz w:val="28"/>
+          <w:szCs w:val="28"/>
+          <w:highlight w:val="darkMagenta"/>
+        </w:rPr>
+        <w:t>11111111.11111111.11111111.11110000</w:t>
+      </w:r>
+    </w:p>
+    <w:p>
+      <w:pPr>
+        <w:spacing w:line="360" w:lineRule="auto"/>
+        <w:ind w:left="709"/>
+        <w:rPr>
+          <w:rFonts w:ascii="Times New Roman" w:hAnsi="Times New Roman" w:cs="Times New Roman"/>
+          <w:color w:val="000000" w:themeColor="text1"/>
+          <w:sz w:val="28"/>
+          <w:szCs w:val="28"/>
+        </w:rPr>
+      </w:pPr>
+      <w:r>
+        <w:rPr>
+          <w:rFonts w:ascii="Times New Roman" w:hAnsi="Times New Roman" w:cs="Times New Roman"/>
+          <w:color w:val="000000" w:themeColor="text1"/>
+          <w:sz w:val="28"/>
+          <w:szCs w:val="28"/>
+          <w:highlight w:val="darkYellow"/>
+        </w:rPr>
+        <w:t>11000000.10100010.01101001.01110010</w:t>
+      </w:r>
+    </w:p>
+    <w:p>
+      <w:pPr>
+        <w:spacing w:line="360" w:lineRule="auto"/>
+        <w:ind w:left="709"/>
+        <w:rPr>
+          <w:rFonts w:ascii="Times New Roman" w:hAnsi="Times New Roman" w:cs="Times New Roman"/>
+          <w:color w:val="000000" w:themeColor="text1"/>
+          <w:sz w:val="28"/>
+          <w:szCs w:val="28"/>
+        </w:rPr>
+      </w:pPr>
+    </w:p>
+    <w:p>
+      <w:pPr>
+        <w:spacing w:line="360" w:lineRule="auto"/>
+        <w:ind w:left="709"/>
+        <w:rPr>
+          <w:rFonts w:ascii="Times New Roman" w:hAnsi="Times New Roman" w:cs="Times New Roman"/>
+          <w:color w:val="000000" w:themeColor="text1"/>
+          <w:sz w:val="28"/>
+          <w:szCs w:val="28"/>
+        </w:rPr>
+      </w:pPr>
+      <w:r>
+        <w:rPr>
+          <w:rFonts w:ascii="Times New Roman" w:hAnsi="Times New Roman" w:cs="Times New Roman"/>
+          <w:color w:val="000000" w:themeColor="text1"/>
+          <w:sz w:val="28"/>
+          <w:szCs w:val="28"/>
+          <w:highlight w:val="cyan"/>
+        </w:rPr>
+        <w:t>11000000.10100010.01101001.01111111</w:t>
+      </w:r>
+    </w:p>
+    <w:p>
+      <w:pPr>
+        <w:spacing w:line="360" w:lineRule="auto"/>
+        <w:ind w:left="709"/>
+        <w:rPr>
+          <w:rFonts w:ascii="Times New Roman" w:hAnsi="Times New Roman" w:cs="Times New Roman"/>
+          <w:color w:val="000000" w:themeColor="text1"/>
+          <w:sz w:val="28"/>
+          <w:szCs w:val="28"/>
+        </w:rPr>
+      </w:pPr>
+      <w:r>
+        <w:rPr>
+          <w:rFonts w:ascii="Times New Roman" w:hAnsi="Times New Roman" w:cs="Times New Roman"/>
+          <w:color w:val="000000" w:themeColor="text1"/>
+          <w:sz w:val="28"/>
+          <w:szCs w:val="28"/>
+          <w:highlight w:val="darkMagenta"/>
+        </w:rPr>
+        <w:t>11111111.11111111.11111111.11110000</w:t>
+      </w:r>
+    </w:p>
+    <w:p>
+      <w:pPr>
+        <w:spacing w:line="360" w:lineRule="auto"/>
+        <w:ind w:left="709"/>
+        <w:rPr>
+          <w:rFonts w:ascii="Times New Roman" w:hAnsi="Times New Roman" w:cs="Times New Roman"/>
+          <w:color w:val="000000" w:themeColor="text1"/>
+          <w:sz w:val="28"/>
+          <w:szCs w:val="28"/>
+        </w:rPr>
+      </w:pPr>
+      <w:r>
+        <w:rPr>
+          <w:rFonts w:ascii="Times New Roman" w:hAnsi="Times New Roman" w:cs="Times New Roman"/>
+          <w:color w:val="000000" w:themeColor="text1"/>
+          <w:sz w:val="28"/>
+          <w:szCs w:val="28"/>
+          <w:highlight w:val="darkYellow"/>
+        </w:rPr>
+        <w:t>11000000.10100010.01101001.01110000</w:t>
+      </w:r>
+    </w:p>
+    <w:p>
+      <w:pPr>
+        <w:pStyle w:val="a4"/>
+        <w:numPr>
+          <w:ilvl w:val="0"/>
+          <w:numId w:val="3"/>
+        </w:numPr>
+        <w:spacing w:line="360" w:lineRule="auto"/>
+        <w:rPr>
+          <w:rFonts w:ascii="Times New Roman" w:hAnsi="Times New Roman" w:cs="Times New Roman"/>
+          <w:color w:val="000000" w:themeColor="text1"/>
+          <w:sz w:val="28"/>
+          <w:szCs w:val="28"/>
+        </w:rPr>
+      </w:pPr>
+      <w:r>
+        <w:rPr>
+          <w:rFonts w:ascii="Times New Roman" w:hAnsi="Times New Roman" w:cs="Times New Roman"/>
+          <w:color w:val="000000" w:themeColor="text1"/>
+          <w:sz w:val="28"/>
+          <w:szCs w:val="28"/>
+        </w:rPr>
+        <w:t>Сравниваем друг с другом полученный результат</w:t>
+      </w:r>
+    </w:p>
+    <w:p>
+      <w:pPr>
+        <w:spacing w:line="360" w:lineRule="auto"/>
+        <w:ind w:left="709"/>
+        <w:rPr>
+          <w:rFonts w:ascii="Times New Roman" w:hAnsi="Times New Roman" w:cs="Times New Roman"/>
+          <w:color w:val="000000" w:themeColor="text1"/>
+          <w:sz w:val="28"/>
+          <w:szCs w:val="28"/>
+        </w:rPr>
+      </w:pPr>
+      <w:r>
+        <w:rPr>
+          <w:rFonts w:ascii="Times New Roman" w:hAnsi="Times New Roman" w:cs="Times New Roman"/>
+          <w:color w:val="000000" w:themeColor="text1"/>
+          <w:sz w:val="28"/>
+          <w:szCs w:val="28"/>
+          <w:highlight w:val="darkYellow"/>
+        </w:rPr>
+        <w:t>11000000.10100010.01101001.01110000</w:t>
+      </w:r>
+      <w:r>
+        <w:rPr>
+          <w:rFonts w:ascii="Times New Roman" w:hAnsi="Times New Roman" w:cs="Times New Roman"/>
+          <w:color w:val="000000" w:themeColor="text1"/>
+          <w:sz w:val="28"/>
+          <w:szCs w:val="28"/>
+        </w:rPr>
+        <w:t xml:space="preserve"> – совпал</w:t>
+      </w:r>
+    </w:p>
+    <w:p>
+      <w:pPr>
+        <w:spacing w:line="360" w:lineRule="auto"/>
+        <w:ind w:left="709"/>
+        <w:rPr>
+          <w:rFonts w:ascii="Times New Roman" w:hAnsi="Times New Roman" w:cs="Times New Roman"/>
+          <w:color w:val="000000" w:themeColor="text1"/>
+          <w:sz w:val="28"/>
+          <w:szCs w:val="28"/>
+        </w:rPr>
+      </w:pPr>
+      <w:r>
+        <w:rPr>
+          <w:rFonts w:ascii="Times New Roman" w:hAnsi="Times New Roman" w:cs="Times New Roman"/>
+          <w:color w:val="000000" w:themeColor="text1"/>
+          <w:sz w:val="28"/>
+          <w:szCs w:val="28"/>
+          <w:highlight w:val="darkYellow"/>
+        </w:rPr>
+        <w:t>11000000.10100010.01101001.011100</w:t>
+      </w:r>
+      <w:r>
+        <w:rPr>
+          <w:rFonts w:ascii="Times New Roman" w:hAnsi="Times New Roman" w:cs="Times New Roman"/>
+          <w:color w:val="000000" w:themeColor="text1"/>
+          <w:sz w:val="28"/>
+          <w:szCs w:val="28"/>
+          <w:highlight w:val="darkRed"/>
+        </w:rPr>
+        <w:t>1</w:t>
+      </w:r>
+      <w:r>
+        <w:rPr>
+          <w:rFonts w:ascii="Times New Roman" w:hAnsi="Times New Roman" w:cs="Times New Roman"/>
+          <w:color w:val="000000" w:themeColor="text1"/>
+          <w:sz w:val="28"/>
+          <w:szCs w:val="28"/>
+          <w:highlight w:val="darkYellow"/>
+        </w:rPr>
+        <w:t>0</w:t>
+      </w:r>
+      <w:r>
+        <w:rPr>
+          <w:rFonts w:ascii="Times New Roman" w:hAnsi="Times New Roman" w:cs="Times New Roman"/>
+          <w:color w:val="000000" w:themeColor="text1"/>
+          <w:sz w:val="28"/>
+          <w:szCs w:val="28"/>
+        </w:rPr>
+        <w:t xml:space="preserve"> – не совпал</w:t>
+      </w:r>
+    </w:p>
+    <w:p>
+      <w:pPr>
+        <w:spacing w:line="360" w:lineRule="auto"/>
+        <w:ind w:left="709"/>
+        <w:rPr>
+          <w:rFonts w:ascii="Times New Roman" w:hAnsi="Times New Roman" w:cs="Times New Roman"/>
+          <w:color w:val="000000" w:themeColor="text1"/>
+          <w:sz w:val="28"/>
+          <w:szCs w:val="28"/>
+        </w:rPr>
+      </w:pPr>
+      <w:r>
+        <w:rPr>
+          <w:rFonts w:ascii="Times New Roman" w:hAnsi="Times New Roman" w:cs="Times New Roman"/>
+          <w:color w:val="000000" w:themeColor="text1"/>
+          <w:sz w:val="28"/>
+          <w:szCs w:val="28"/>
+          <w:highlight w:val="darkYellow"/>
+        </w:rPr>
+        <w:t>11000000.10100010.01101001.01110000</w:t>
+      </w:r>
+      <w:r>
+        <w:rPr>
+          <w:rFonts w:ascii="Times New Roman" w:hAnsi="Times New Roman" w:cs="Times New Roman"/>
+          <w:color w:val="000000" w:themeColor="text1"/>
+          <w:sz w:val="28"/>
+          <w:szCs w:val="28"/>
+        </w:rPr>
+        <w:t xml:space="preserve"> – совпал</w:t>
+      </w:r>
+    </w:p>
+    <w:p>
+      <w:pPr>
+        <w:spacing w:line="360" w:lineRule="auto"/>
+        <w:ind w:left="709"/>
+        <w:rPr>
+          <w:rFonts w:ascii="Times New Roman" w:hAnsi="Times New Roman" w:cs="Times New Roman"/>
+          <w:color w:val="000000" w:themeColor="text1"/>
+          <w:sz w:val="28"/>
+          <w:szCs w:val="28"/>
+          <w:highlight w:val="green"/>
+        </w:rPr>
+      </w:pPr>
+      <w:r>
+        <w:rPr>
+          <w:rFonts w:ascii="Times New Roman" w:hAnsi="Times New Roman" w:cs="Times New Roman"/>
+          <w:color w:val="000000" w:themeColor="text1"/>
+          <w:sz w:val="28"/>
+          <w:szCs w:val="28"/>
+          <w:highlight w:val="green"/>
+        </w:rPr>
+        <w:t>192.162.105.112</w:t>
+      </w:r>
+      <w:r>
+        <w:rPr>
+          <w:rFonts w:ascii="Times New Roman" w:hAnsi="Times New Roman" w:cs="Times New Roman"/>
+          <w:color w:val="000000" w:themeColor="text1"/>
+          <w:sz w:val="28"/>
+          <w:szCs w:val="28"/>
+          <w:highlight w:val="green"/>
+        </w:rPr>
+        <w:t xml:space="preserve"> и </w:t>
+      </w:r>
+      <w:r>
+        <w:rPr>
+          <w:rFonts w:ascii="Times New Roman" w:hAnsi="Times New Roman" w:cs="Times New Roman"/>
+          <w:color w:val="000000" w:themeColor="text1"/>
+          <w:sz w:val="28"/>
+          <w:szCs w:val="28"/>
+          <w:highlight w:val="green"/>
+        </w:rPr>
+        <w:t>192.162.105.127</w:t>
+      </w:r>
+      <w:r>
+        <w:rPr>
+          <w:rFonts w:ascii="Times New Roman" w:hAnsi="Times New Roman" w:cs="Times New Roman"/>
+          <w:color w:val="000000" w:themeColor="text1"/>
+          <w:sz w:val="28"/>
+          <w:szCs w:val="28"/>
+          <w:highlight w:val="green"/>
+        </w:rPr>
+        <w:t xml:space="preserve"> в одной подсети</w:t>
+      </w:r>
+    </w:p>
+    <w:p>
+      <w:pPr>
+        <w:spacing w:after="160" w:line="259" w:lineRule="auto"/>
+        <w:rPr>
+          <w:rFonts w:ascii="Times New Roman" w:hAnsi="Times New Roman" w:cs="Times New Roman"/>
+          <w:color w:val="000000" w:themeColor="text1"/>
+          <w:sz w:val="28"/>
+          <w:szCs w:val="28"/>
+          <w:highlight w:val="green"/>
+        </w:rPr>
+      </w:pPr>
+      <w:r>
+        <w:rPr>
+          <w:rFonts w:ascii="Times New Roman" w:hAnsi="Times New Roman" w:cs="Times New Roman"/>
+          <w:color w:val="000000" w:themeColor="text1"/>
+          <w:sz w:val="28"/>
+          <w:szCs w:val="28"/>
+          <w:highlight w:val="green"/>
+        </w:rPr>
+        <w:br w:type="page"/>
+      </w:r>
+    </w:p>
+    <w:p>
+      <w:pPr>
+        <w:spacing w:line="360" w:lineRule="auto"/>
+        <w:ind w:left="709"/>
+        <w:rPr>
+          <w:rFonts w:ascii="Times New Roman" w:hAnsi="Times New Roman" w:cs="Times New Roman"/>
+          <w:b/>
+          <w:bCs/>
+          <w:color w:val="000000" w:themeColor="text1"/>
+          <w:sz w:val="28"/>
+          <w:szCs w:val="28"/>
+        </w:rPr>
+      </w:pPr>
+      <w:r>
+        <w:rPr>
+          <w:rFonts w:ascii="Times New Roman" w:hAnsi="Times New Roman" w:cs="Times New Roman"/>
+          <w:b/>
+          <w:bCs/>
+          <w:color w:val="000000" w:themeColor="text1"/>
+          <w:sz w:val="28"/>
+          <w:szCs w:val="28"/>
+        </w:rPr>
+        <w:lastRenderedPageBreak/>
+        <w:t>Задание 5</w:t>
+      </w:r>
+    </w:p>
+    <w:p>
+      <w:pPr>
+        <w:spacing w:line="360" w:lineRule="auto"/>
+        <w:ind w:left="709"/>
+        <w:rPr>
+          <w:rFonts w:ascii="Times New Roman" w:hAnsi="Times New Roman" w:cs="Times New Roman"/>
+          <w:color w:val="000000" w:themeColor="text1"/>
+          <w:sz w:val="28"/>
+          <w:szCs w:val="28"/>
+        </w:rPr>
+      </w:pPr>
+      <w:r>
+        <w:rPr>
+          <w:rFonts w:ascii="Times New Roman" w:hAnsi="Times New Roman" w:cs="Times New Roman"/>
+          <w:color w:val="000000" w:themeColor="text1"/>
+          <w:sz w:val="28"/>
+          <w:szCs w:val="28"/>
+          <w:highlight w:val="green"/>
+        </w:rPr>
+        <w:t>Определить маску</w:t>
+      </w:r>
+      <w:r>
+        <w:rPr>
+          <w:rFonts w:ascii="Times New Roman" w:hAnsi="Times New Roman" w:cs="Times New Roman"/>
+          <w:color w:val="000000" w:themeColor="text1"/>
+          <w:sz w:val="28"/>
+          <w:szCs w:val="28"/>
+        </w:rPr>
+        <w:t xml:space="preserve"> подсети, соответствующую указанному диапазону </w:t>
+      </w:r>
+    </w:p>
+    <w:p>
+      <w:pPr>
+        <w:spacing w:line="360" w:lineRule="auto"/>
+        <w:ind w:left="709"/>
+        <w:rPr>
+          <w:rFonts w:ascii="Times New Roman" w:hAnsi="Times New Roman" w:cs="Times New Roman"/>
+          <w:color w:val="000000" w:themeColor="text1"/>
+          <w:sz w:val="28"/>
+          <w:szCs w:val="28"/>
+        </w:rPr>
+      </w:pPr>
+      <w:r>
+        <w:rPr>
+          <w:rFonts w:ascii="Times New Roman" w:hAnsi="Times New Roman" w:cs="Times New Roman"/>
+          <w:color w:val="000000" w:themeColor="text1"/>
+          <w:sz w:val="28"/>
+          <w:szCs w:val="28"/>
+        </w:rPr>
+        <w:t xml:space="preserve">локальных </w:t>
+      </w:r>
+      <w:proofErr w:type="spellStart"/>
+      <w:r>
+        <w:rPr>
+          <w:rFonts w:ascii="Times New Roman" w:hAnsi="Times New Roman" w:cs="Times New Roman"/>
+          <w:color w:val="000000" w:themeColor="text1"/>
+          <w:sz w:val="28"/>
+          <w:szCs w:val="28"/>
+        </w:rPr>
+        <w:t>Ip</w:t>
+      </w:r>
+      <w:proofErr w:type="spellEnd"/>
+      <w:r>
+        <w:rPr>
+          <w:rFonts w:ascii="Times New Roman" w:hAnsi="Times New Roman" w:cs="Times New Roman"/>
+          <w:color w:val="000000" w:themeColor="text1"/>
+          <w:sz w:val="28"/>
+          <w:szCs w:val="28"/>
+        </w:rPr>
+        <w:t>-адресов</w:t>
+      </w:r>
+      <w:r>
+        <w:rPr>
+          <w:rFonts w:ascii="Times New Roman" w:hAnsi="Times New Roman" w:cs="Times New Roman"/>
+          <w:color w:val="000000" w:themeColor="text1"/>
+          <w:sz w:val="28"/>
+          <w:szCs w:val="28"/>
+        </w:rPr>
+        <w:t>.</w:t>
+      </w:r>
+    </w:p>
+    <w:p>
+      <w:pPr>
+        <w:spacing w:line="360" w:lineRule="auto"/>
+        <w:ind w:left="709"/>
+        <w:rPr>
+          <w:rFonts w:ascii="Times New Roman" w:hAnsi="Times New Roman" w:cs="Times New Roman"/>
+          <w:color w:val="000000" w:themeColor="text1"/>
+          <w:sz w:val="28"/>
+          <w:szCs w:val="28"/>
+        </w:rPr>
+      </w:pPr>
+      <w:r>
+        <w:rPr>
+          <w:rFonts w:ascii="Times New Roman" w:hAnsi="Times New Roman" w:cs="Times New Roman"/>
+          <w:color w:val="000000" w:themeColor="text1"/>
+          <w:sz w:val="28"/>
+          <w:szCs w:val="28"/>
+          <w:highlight w:val="yellow"/>
+        </w:rPr>
+        <w:t>1</w:t>
+      </w:r>
+      <w:r>
+        <w:rPr>
+          <w:rFonts w:ascii="Times New Roman" w:hAnsi="Times New Roman" w:cs="Times New Roman"/>
+          <w:color w:val="000000" w:themeColor="text1"/>
+          <w:sz w:val="28"/>
+          <w:szCs w:val="28"/>
+          <w:highlight w:val="yellow"/>
+        </w:rPr>
+        <w:t>2.12.12.12 – 12.13.13.13</w:t>
+      </w:r>
+    </w:p>
+    <w:p>
+      <w:pPr>
+        <w:spacing w:line="360" w:lineRule="auto"/>
+        <w:ind w:left="720"/>
+        <w:rPr>
+          <w:color w:val="000000" w:themeColor="text1"/>
+          <w:sz w:val="28"/>
+          <w:szCs w:val="28"/>
+        </w:rPr>
+      </w:pPr>
+      <w:r>
+        <w:rPr>
+          <w:rFonts w:ascii="Times New Roman" w:hAnsi="Times New Roman" w:cs="Times New Roman"/>
+          <w:color w:val="000000" w:themeColor="text1"/>
+          <w:sz w:val="28"/>
+          <w:szCs w:val="28"/>
+        </w:rPr>
+        <w:t xml:space="preserve">1. </w:t>
+      </w:r>
+      <w:r>
+        <w:rPr>
+          <w:rFonts w:ascii="Times New Roman" w:hAnsi="Times New Roman" w:cs="Times New Roman"/>
+          <w:color w:val="000000" w:themeColor="text1"/>
+          <w:sz w:val="28"/>
+          <w:szCs w:val="28"/>
+        </w:rPr>
+        <w:t>Переводим в двоичный вид.</w:t>
+      </w:r>
+    </w:p>
+    <w:p>
+      <w:pPr>
+        <w:spacing w:line="360" w:lineRule="auto"/>
+        <w:ind w:left="709"/>
+        <w:rPr>
+          <w:rFonts w:ascii="Times New Roman" w:hAnsi="Times New Roman" w:cs="Times New Roman"/>
+          <w:color w:val="000000" w:themeColor="text1"/>
+          <w:sz w:val="28"/>
+          <w:szCs w:val="28"/>
+        </w:rPr>
+      </w:pPr>
+      <w:r>
+        <w:rPr>
+          <w:rFonts w:ascii="Times New Roman" w:hAnsi="Times New Roman" w:cs="Times New Roman"/>
+          <w:color w:val="000000" w:themeColor="text1"/>
+          <w:sz w:val="28"/>
+          <w:szCs w:val="28"/>
+          <w:highlight w:val="cyan"/>
+        </w:rPr>
+        <w:t>12.12.12.12</w:t>
+      </w:r>
+      <w:r>
+        <w:rPr>
+          <w:rFonts w:ascii="Times New Roman" w:hAnsi="Times New Roman" w:cs="Times New Roman"/>
+          <w:color w:val="000000" w:themeColor="text1"/>
+          <w:sz w:val="28"/>
+          <w:szCs w:val="28"/>
+        </w:rPr>
+        <w:t xml:space="preserve"> =</w:t>
+      </w:r>
+      <w:r>
+        <w:rPr>
+          <w:rFonts w:ascii="Times New Roman" w:hAnsi="Times New Roman" w:cs="Times New Roman"/>
+          <w:color w:val="000000" w:themeColor="text1"/>
+          <w:sz w:val="28"/>
+          <w:szCs w:val="28"/>
+        </w:rPr>
+        <w:t xml:space="preserve"> </w:t>
+      </w:r>
+      <w:r>
+        <w:rPr>
+          <w:rFonts w:ascii="Times New Roman" w:hAnsi="Times New Roman" w:cs="Times New Roman"/>
+          <w:color w:val="000000" w:themeColor="text1"/>
+          <w:sz w:val="28"/>
+          <w:szCs w:val="28"/>
+          <w:highlight w:val="cyan"/>
+        </w:rPr>
+        <w:t>00001100.00001100.00001100.00001100</w:t>
+      </w:r>
+      <w:r>
+        <w:rPr>
+          <w:rFonts w:ascii="Times New Roman" w:hAnsi="Times New Roman" w:cs="Times New Roman"/>
+          <w:color w:val="000000" w:themeColor="text1"/>
+          <w:sz w:val="28"/>
+          <w:szCs w:val="28"/>
+        </w:rPr>
+        <w:cr/>
+      </w:r>
+      <w:r>
+        <w:rPr>
+          <w:rFonts w:ascii="Times New Roman" w:hAnsi="Times New Roman" w:cs="Times New Roman"/>
+          <w:color w:val="000000" w:themeColor="text1"/>
+          <w:sz w:val="28"/>
+          <w:szCs w:val="28"/>
+          <w:highlight w:val="darkMagenta"/>
+        </w:rPr>
+        <w:t>12.13.13.13</w:t>
+      </w:r>
+      <w:r>
+        <w:rPr>
+          <w:rFonts w:ascii="Times New Roman" w:hAnsi="Times New Roman" w:cs="Times New Roman"/>
+          <w:color w:val="000000" w:themeColor="text1"/>
+          <w:sz w:val="28"/>
+          <w:szCs w:val="28"/>
+        </w:rPr>
+        <w:t xml:space="preserve"> = </w:t>
+      </w:r>
+      <w:r>
+        <w:rPr>
+          <w:rFonts w:ascii="Times New Roman" w:hAnsi="Times New Roman" w:cs="Times New Roman"/>
+          <w:color w:val="000000" w:themeColor="text1"/>
+          <w:sz w:val="28"/>
+          <w:szCs w:val="28"/>
+          <w:highlight w:val="darkMagenta"/>
+        </w:rPr>
+        <w:t>00001100.00001101.00001101.00001101</w:t>
+      </w:r>
+    </w:p>
+    <w:p>
+      <w:pPr>
+        <w:spacing w:line="360" w:lineRule="auto"/>
+        <w:ind w:left="709"/>
+        <w:rPr>
+          <w:rFonts w:ascii="Times New Roman" w:hAnsi="Times New Roman" w:cs="Times New Roman"/>
+          <w:color w:val="000000" w:themeColor="text1"/>
+          <w:sz w:val="28"/>
+          <w:szCs w:val="28"/>
+        </w:rPr>
+      </w:pPr>
+      <w:r>
+        <w:rPr>
+          <w:rFonts w:ascii="Times New Roman" w:hAnsi="Times New Roman" w:cs="Times New Roman"/>
+          <w:color w:val="000000" w:themeColor="text1"/>
+          <w:sz w:val="28"/>
+          <w:szCs w:val="28"/>
+        </w:rPr>
+        <w:t>2. Сравниваем их двоичные представления в</w:t>
+      </w:r>
+      <w:r>
+        <w:rPr>
+          <w:rFonts w:ascii="Times New Roman" w:hAnsi="Times New Roman" w:cs="Times New Roman"/>
+          <w:color w:val="000000" w:themeColor="text1"/>
+          <w:sz w:val="28"/>
+          <w:szCs w:val="28"/>
+        </w:rPr>
+        <w:t>се биты слева, которые совпадают = 1 в маске, а все биты справа, которые различаются = 0 в маске</w:t>
+      </w:r>
+      <w:r>
+        <w:rPr>
+          <w:rFonts w:ascii="Times New Roman" w:hAnsi="Times New Roman" w:cs="Times New Roman"/>
+          <w:color w:val="000000" w:themeColor="text1"/>
+          <w:sz w:val="28"/>
+          <w:szCs w:val="28"/>
+        </w:rPr>
+        <w:t>.</w:t>
+      </w:r>
+    </w:p>
+    <w:p>
+      <w:pPr>
+        <w:spacing w:line="360" w:lineRule="auto"/>
+        <w:ind w:left="709"/>
+        <w:rPr>
+          <w:rFonts w:ascii="Times New Roman" w:hAnsi="Times New Roman" w:cs="Times New Roman"/>
+          <w:color w:val="000000" w:themeColor="text1"/>
+          <w:sz w:val="28"/>
+          <w:szCs w:val="28"/>
+        </w:rPr>
+      </w:pPr>
+      <w:r>
+        <w:rPr>
+          <w:rFonts w:ascii="Times New Roman" w:hAnsi="Times New Roman" w:cs="Times New Roman"/>
+          <w:color w:val="000000" w:themeColor="text1"/>
+          <w:sz w:val="28"/>
+          <w:szCs w:val="28"/>
+          <w:highlight w:val="cyan"/>
+        </w:rPr>
+        <w:t>00001100.0000110</w:t>
+      </w:r>
+      <w:r>
+        <w:rPr>
+          <w:rFonts w:ascii="Times New Roman" w:hAnsi="Times New Roman" w:cs="Times New Roman"/>
+          <w:color w:val="000000" w:themeColor="text1"/>
+          <w:sz w:val="28"/>
+          <w:szCs w:val="28"/>
+          <w:highlight w:val="darkRed"/>
+        </w:rPr>
+        <w:t>0</w:t>
+      </w:r>
+      <w:r>
+        <w:rPr>
+          <w:rFonts w:ascii="Times New Roman" w:hAnsi="Times New Roman" w:cs="Times New Roman"/>
+          <w:color w:val="000000" w:themeColor="text1"/>
+          <w:sz w:val="28"/>
+          <w:szCs w:val="28"/>
+          <w:highlight w:val="cyan"/>
+        </w:rPr>
+        <w:t>.00001100.00001100</w:t>
+      </w:r>
+    </w:p>
+    <w:p>
+      <w:pPr>
+        <w:spacing w:line="360" w:lineRule="auto"/>
+        <w:ind w:left="709"/>
+        <w:rPr>
+          <w:rFonts w:ascii="Times New Roman" w:hAnsi="Times New Roman" w:cs="Times New Roman"/>
+          <w:color w:val="000000" w:themeColor="text1"/>
+          <w:sz w:val="28"/>
+          <w:szCs w:val="28"/>
+        </w:rPr>
+      </w:pPr>
+      <w:r>
+        <w:rPr>
+          <w:rFonts w:ascii="Times New Roman" w:hAnsi="Times New Roman" w:cs="Times New Roman"/>
+          <w:color w:val="000000" w:themeColor="text1"/>
+          <w:sz w:val="28"/>
+          <w:szCs w:val="28"/>
+          <w:highlight w:val="darkMagenta"/>
+        </w:rPr>
+        <w:t>00001100.0000110</w:t>
+      </w:r>
+      <w:r>
+        <w:rPr>
+          <w:rFonts w:ascii="Times New Roman" w:hAnsi="Times New Roman" w:cs="Times New Roman"/>
+          <w:color w:val="000000" w:themeColor="text1"/>
+          <w:sz w:val="28"/>
+          <w:szCs w:val="28"/>
+          <w:highlight w:val="darkRed"/>
+        </w:rPr>
+        <w:t>1</w:t>
+      </w:r>
+      <w:r>
+        <w:rPr>
+          <w:rFonts w:ascii="Times New Roman" w:hAnsi="Times New Roman" w:cs="Times New Roman"/>
+          <w:color w:val="000000" w:themeColor="text1"/>
+          <w:sz w:val="28"/>
+          <w:szCs w:val="28"/>
+          <w:highlight w:val="darkMagenta"/>
+        </w:rPr>
+        <w:t>.00001101.00001101</w:t>
+      </w:r>
+    </w:p>
+    <w:p>
+      <w:pPr>
+        <w:spacing w:line="360" w:lineRule="auto"/>
+        <w:ind w:left="709"/>
+        <w:rPr>
+          <w:rFonts w:ascii="Times New Roman" w:hAnsi="Times New Roman" w:cs="Times New Roman"/>
+          <w:color w:val="000000" w:themeColor="text1"/>
+          <w:sz w:val="28"/>
+          <w:szCs w:val="28"/>
+        </w:rPr>
+      </w:pPr>
+      <w:r>
+        <w:rPr>
+          <w:rFonts w:ascii="Times New Roman" w:hAnsi="Times New Roman" w:cs="Times New Roman"/>
+          <w:color w:val="000000" w:themeColor="text1"/>
+          <w:sz w:val="28"/>
+          <w:szCs w:val="28"/>
+        </w:rPr>
+        <w:t>11111111.11111110.00000000.00000000 – маска в двоичном виде</w:t>
+      </w:r>
+    </w:p>
+    <w:p>
+      <w:pPr>
+        <w:spacing w:line="360" w:lineRule="auto"/>
+        <w:ind w:left="709"/>
+        <w:rPr>
+          <w:rFonts w:ascii="Times New Roman" w:hAnsi="Times New Roman" w:cs="Times New Roman"/>
+          <w:color w:val="000000" w:themeColor="text1"/>
+          <w:sz w:val="28"/>
+          <w:szCs w:val="28"/>
+        </w:rPr>
+      </w:pPr>
+      <w:r>
+        <w:rPr>
+          <w:rFonts w:ascii="Times New Roman" w:hAnsi="Times New Roman" w:cs="Times New Roman"/>
+          <w:color w:val="000000" w:themeColor="text1"/>
+          <w:sz w:val="28"/>
+          <w:szCs w:val="28"/>
+          <w:highlight w:val="green"/>
+        </w:rPr>
+        <w:t>255.254.0.0</w:t>
+      </w:r>
+      <w:r>
+        <w:rPr>
+          <w:rFonts w:ascii="Times New Roman" w:hAnsi="Times New Roman" w:cs="Times New Roman"/>
+          <w:color w:val="000000" w:themeColor="text1"/>
+          <w:sz w:val="28"/>
+          <w:szCs w:val="28"/>
+        </w:rPr>
+        <w:t xml:space="preserve"> – маска </w:t>
+      </w:r>
+    </w:p>
+    <w:p>
+      <w:pPr>
+        <w:spacing w:after="160" w:line="259" w:lineRule="auto"/>
+        <w:rPr>
+          <w:rFonts w:ascii="Times New Roman" w:hAnsi="Times New Roman" w:cs="Times New Roman"/>
+          <w:color w:val="000000" w:themeColor="text1"/>
+          <w:sz w:val="28"/>
+          <w:szCs w:val="28"/>
+        </w:rPr>
+      </w:pPr>
+      <w:r>
+        <w:rPr>
+          <w:rFonts w:ascii="Times New Roman" w:hAnsi="Times New Roman" w:cs="Times New Roman"/>
+          <w:color w:val="000000" w:themeColor="text1"/>
+          <w:sz w:val="28"/>
+          <w:szCs w:val="28"/>
+        </w:rPr>
+        <w:br w:type="page"/>
+      </w:r>
+    </w:p>
+    <w:p>
+      <w:pPr>
+        <w:spacing w:line="360" w:lineRule="auto"/>
+        <w:ind w:left="709"/>
+        <w:rPr>
+          <w:rFonts w:ascii="Times New Roman" w:hAnsi="Times New Roman" w:cs="Times New Roman"/>
+          <w:b/>
+          <w:bCs/>
+          <w:color w:val="000000" w:themeColor="text1"/>
+          <w:sz w:val="28"/>
+          <w:szCs w:val="28"/>
+        </w:rPr>
+      </w:pPr>
+      <w:r>
+        <w:rPr>
+          <w:rFonts w:ascii="Times New Roman" w:hAnsi="Times New Roman" w:cs="Times New Roman"/>
+          <w:b/>
+          <w:bCs/>
+          <w:color w:val="000000" w:themeColor="text1"/>
+          <w:sz w:val="28"/>
+          <w:szCs w:val="28"/>
+        </w:rPr>
+        <w:lastRenderedPageBreak/>
+        <w:t>Задание 6</w:t>
+      </w:r>
+    </w:p>
+    <w:p>
+      <w:pPr>
+        <w:spacing w:line="360" w:lineRule="auto"/>
+        <w:ind w:left="709"/>
+        <w:rPr>
+          <w:rFonts w:ascii="Times New Roman" w:hAnsi="Times New Roman" w:cs="Times New Roman"/>
+          <w:color w:val="000000" w:themeColor="text1"/>
+          <w:sz w:val="28"/>
+          <w:szCs w:val="28"/>
+        </w:rPr>
+      </w:pPr>
+      <w:r>
+        <w:rPr>
+          <w:rFonts w:ascii="Times New Roman" w:hAnsi="Times New Roman" w:cs="Times New Roman"/>
+          <w:color w:val="000000" w:themeColor="text1"/>
+          <w:sz w:val="28"/>
+          <w:szCs w:val="28"/>
+          <w:highlight w:val="green"/>
+        </w:rPr>
+        <w:t>Определите количество созданных подсетей</w:t>
+      </w:r>
+      <w:r>
+        <w:rPr>
+          <w:rFonts w:ascii="Times New Roman" w:hAnsi="Times New Roman" w:cs="Times New Roman"/>
+          <w:color w:val="000000" w:themeColor="text1"/>
+          <w:sz w:val="28"/>
+          <w:szCs w:val="28"/>
+        </w:rPr>
+        <w:t xml:space="preserve">, если дан IPv4-адрес, </w:t>
+      </w:r>
+    </w:p>
+    <w:p>
+      <w:pPr>
+        <w:spacing w:line="360" w:lineRule="auto"/>
+        <w:ind w:left="709"/>
+        <w:rPr>
+          <w:rFonts w:ascii="Times New Roman" w:hAnsi="Times New Roman" w:cs="Times New Roman"/>
+          <w:color w:val="000000" w:themeColor="text1"/>
+          <w:sz w:val="28"/>
+          <w:szCs w:val="28"/>
+        </w:rPr>
+      </w:pPr>
+      <w:r>
+        <w:rPr>
+          <w:rFonts w:ascii="Times New Roman" w:hAnsi="Times New Roman" w:cs="Times New Roman"/>
+          <w:color w:val="000000" w:themeColor="text1"/>
+          <w:sz w:val="28"/>
+          <w:szCs w:val="28"/>
+        </w:rPr>
+        <w:t>исходная и новая маска</w:t>
+      </w:r>
+    </w:p>
+    <w:p>
+      <w:pPr>
+        <w:spacing w:line="360" w:lineRule="auto"/>
+        <w:ind w:left="709"/>
+        <w:rPr>
+          <w:rFonts w:ascii="Times New Roman" w:hAnsi="Times New Roman" w:cs="Times New Roman"/>
+          <w:color w:val="000000" w:themeColor="text1"/>
+          <w:sz w:val="28"/>
+          <w:szCs w:val="28"/>
+        </w:rPr>
+      </w:pPr>
+      <w:r>
+        <w:rPr>
+          <w:rFonts w:ascii="Times New Roman" w:hAnsi="Times New Roman" w:cs="Times New Roman"/>
+          <w:color w:val="000000" w:themeColor="text1"/>
+          <w:sz w:val="28"/>
+          <w:szCs w:val="28"/>
+        </w:rPr>
+        <w:t>IP-адрес: 165.16.124.111</w:t>
+      </w:r>
+    </w:p>
+    <w:p>
+      <w:pPr>
+        <w:spacing w:line="360" w:lineRule="auto"/>
+        <w:ind w:left="709"/>
+        <w:rPr>
+          <w:rFonts w:ascii="Times New Roman" w:hAnsi="Times New Roman" w:cs="Times New Roman"/>
+          <w:color w:val="000000" w:themeColor="text1"/>
+          <w:sz w:val="28"/>
+          <w:szCs w:val="28"/>
+        </w:rPr>
+      </w:pPr>
+      <w:r>
+        <w:rPr>
+          <w:rFonts w:ascii="Times New Roman" w:hAnsi="Times New Roman" w:cs="Times New Roman"/>
+          <w:color w:val="000000" w:themeColor="text1"/>
+          <w:sz w:val="28"/>
+          <w:szCs w:val="28"/>
+        </w:rPr>
+        <w:t>Исходная маска: 255.255.128.0</w:t>
+      </w:r>
+    </w:p>
+    <w:p>
+      <w:pPr>
+        <w:spacing w:line="360" w:lineRule="auto"/>
+        <w:ind w:left="709"/>
+        <w:rPr>
+          <w:rFonts w:ascii="Times New Roman" w:hAnsi="Times New Roman" w:cs="Times New Roman"/>
+          <w:color w:val="000000" w:themeColor="text1"/>
+          <w:sz w:val="28"/>
+          <w:szCs w:val="28"/>
+        </w:rPr>
+      </w:pPr>
+      <w:r>
+        <w:rPr>
+          <w:rFonts w:ascii="Times New Roman" w:hAnsi="Times New Roman" w:cs="Times New Roman"/>
+          <w:color w:val="000000" w:themeColor="text1"/>
+          <w:sz w:val="28"/>
+          <w:szCs w:val="28"/>
+        </w:rPr>
+        <w:t>Новая маска: 255.255.254.0</w:t>
+      </w:r>
+    </w:p>
+    <w:p>
+      <w:pPr>
+        <w:spacing w:line="360" w:lineRule="auto"/>
+        <w:ind w:left="709"/>
+        <w:rPr>
+          <w:rFonts w:ascii="Times New Roman" w:hAnsi="Times New Roman" w:cs="Times New Roman"/>
+          <w:color w:val="000000" w:themeColor="text1"/>
+          <w:sz w:val="28"/>
+          <w:szCs w:val="28"/>
+        </w:rPr>
+      </w:pPr>
+    </w:p>
+    <w:p>
+      <w:pPr>
+        <w:pStyle w:val="a4"/>
+        <w:numPr>
+          <w:ilvl w:val="0"/>
+          <w:numId w:val="5"/>
+        </w:numPr>
+        <w:spacing w:line="360" w:lineRule="auto"/>
+        <w:rPr>
+          <w:rFonts w:ascii="Times New Roman" w:hAnsi="Times New Roman" w:cs="Times New Roman"/>
+          <w:color w:val="000000" w:themeColor="text1"/>
+          <w:sz w:val="28"/>
+          <w:szCs w:val="28"/>
+        </w:rPr>
+      </w:pPr>
+      <w:r>
+        <w:rPr>
+          <w:rFonts w:ascii="Times New Roman" w:hAnsi="Times New Roman" w:cs="Times New Roman"/>
+          <w:color w:val="000000" w:themeColor="text1"/>
+          <w:sz w:val="28"/>
+          <w:szCs w:val="28"/>
+        </w:rPr>
+        <w:t>П</w:t>
+      </w:r>
+      <w:r>
+        <w:rPr>
+          <w:rFonts w:ascii="Times New Roman" w:hAnsi="Times New Roman" w:cs="Times New Roman"/>
+          <w:color w:val="000000" w:themeColor="text1"/>
+          <w:sz w:val="28"/>
+          <w:szCs w:val="28"/>
+        </w:rPr>
+        <w:t xml:space="preserve">ереводим </w:t>
+      </w:r>
+      <w:r>
+        <w:rPr>
+          <w:rFonts w:ascii="Times New Roman" w:hAnsi="Times New Roman" w:cs="Times New Roman"/>
+          <w:color w:val="000000" w:themeColor="text1"/>
+          <w:sz w:val="28"/>
+          <w:szCs w:val="28"/>
+        </w:rPr>
+        <w:t xml:space="preserve">исходную и новую маску </w:t>
+      </w:r>
+      <w:r>
+        <w:rPr>
+          <w:rFonts w:ascii="Times New Roman" w:hAnsi="Times New Roman" w:cs="Times New Roman"/>
+          <w:color w:val="000000" w:themeColor="text1"/>
+          <w:sz w:val="28"/>
+          <w:szCs w:val="28"/>
+        </w:rPr>
+        <w:t>её в двоичный вид и определяем сколько единиц</w:t>
+      </w:r>
+      <w:r>
+        <w:rPr>
+          <w:rFonts w:ascii="Times New Roman" w:hAnsi="Times New Roman" w:cs="Times New Roman"/>
+          <w:color w:val="000000" w:themeColor="text1"/>
+          <w:sz w:val="28"/>
+          <w:szCs w:val="28"/>
+        </w:rPr>
+        <w:t xml:space="preserve"> в них</w:t>
+      </w:r>
+    </w:p>
+    <w:p>
+      <w:pPr>
+        <w:spacing w:line="360" w:lineRule="auto"/>
+        <w:ind w:left="709"/>
+        <w:rPr>
+          <w:rFonts w:ascii="Times New Roman" w:hAnsi="Times New Roman" w:cs="Times New Roman"/>
+          <w:color w:val="000000" w:themeColor="text1"/>
+          <w:sz w:val="28"/>
+          <w:szCs w:val="28"/>
+        </w:rPr>
+      </w:pPr>
+      <w:r>
+        <w:rPr>
+          <w:rFonts w:ascii="Times New Roman" w:hAnsi="Times New Roman" w:cs="Times New Roman"/>
+          <w:color w:val="000000" w:themeColor="text1"/>
+          <w:sz w:val="28"/>
+          <w:szCs w:val="28"/>
+        </w:rPr>
+        <w:t>Исходная маска: 255.255.128.0</w:t>
+      </w:r>
+      <w:r>
+        <w:rPr>
+          <w:rFonts w:ascii="Times New Roman" w:hAnsi="Times New Roman" w:cs="Times New Roman"/>
+          <w:color w:val="000000" w:themeColor="text1"/>
+          <w:sz w:val="28"/>
+          <w:szCs w:val="28"/>
+        </w:rPr>
+        <w:t xml:space="preserve"> – </w:t>
+      </w:r>
+      <w:r>
+        <w:rPr>
+          <w:rFonts w:ascii="Times New Roman" w:hAnsi="Times New Roman" w:cs="Times New Roman"/>
+          <w:color w:val="000000" w:themeColor="text1"/>
+          <w:sz w:val="28"/>
+          <w:szCs w:val="28"/>
+          <w:highlight w:val="cyan"/>
+        </w:rPr>
+        <w:t>17</w:t>
+      </w:r>
+    </w:p>
+    <w:p>
+      <w:pPr>
+        <w:spacing w:line="360" w:lineRule="auto"/>
+        <w:ind w:left="709"/>
+        <w:rPr>
+          <w:rFonts w:ascii="Times New Roman" w:hAnsi="Times New Roman" w:cs="Times New Roman"/>
+          <w:color w:val="000000" w:themeColor="text1"/>
+          <w:sz w:val="28"/>
+          <w:szCs w:val="28"/>
+        </w:rPr>
+      </w:pPr>
+      <w:r>
+        <w:rPr>
+          <w:rFonts w:ascii="Times New Roman" w:hAnsi="Times New Roman" w:cs="Times New Roman"/>
+          <w:color w:val="000000" w:themeColor="text1"/>
+          <w:sz w:val="28"/>
+          <w:szCs w:val="28"/>
+        </w:rPr>
+        <w:t>11111111.11111111.10000000.00000000</w:t>
+      </w:r>
+    </w:p>
+    <w:p>
+      <w:pPr>
+        <w:spacing w:line="360" w:lineRule="auto"/>
+        <w:ind w:left="709"/>
+        <w:rPr>
+          <w:rFonts w:ascii="Times New Roman" w:hAnsi="Times New Roman" w:cs="Times New Roman"/>
+          <w:color w:val="000000" w:themeColor="text1"/>
+          <w:sz w:val="28"/>
+          <w:szCs w:val="28"/>
+        </w:rPr>
+      </w:pPr>
+    </w:p>
+    <w:p>
+      <w:pPr>
+        <w:spacing w:line="360" w:lineRule="auto"/>
+        <w:ind w:left="709"/>
+        <w:rPr>
+          <w:rFonts w:ascii="Times New Roman" w:hAnsi="Times New Roman" w:cs="Times New Roman"/>
+          <w:color w:val="000000" w:themeColor="text1"/>
+          <w:sz w:val="28"/>
+          <w:szCs w:val="28"/>
+        </w:rPr>
+      </w:pPr>
+      <w:r>
+        <w:rPr>
+          <w:rFonts w:ascii="Times New Roman" w:hAnsi="Times New Roman" w:cs="Times New Roman"/>
+          <w:color w:val="000000" w:themeColor="text1"/>
+          <w:sz w:val="28"/>
+          <w:szCs w:val="28"/>
+        </w:rPr>
+        <w:t>Новая маска: 255.255.254.0</w:t>
+      </w:r>
+      <w:r>
+        <w:rPr>
+          <w:rFonts w:ascii="Times New Roman" w:hAnsi="Times New Roman" w:cs="Times New Roman"/>
+          <w:color w:val="000000" w:themeColor="text1"/>
+          <w:sz w:val="28"/>
+          <w:szCs w:val="28"/>
+        </w:rPr>
+        <w:t xml:space="preserve"> - </w:t>
+      </w:r>
+      <w:r>
+        <w:rPr>
+          <w:rFonts w:ascii="Times New Roman" w:hAnsi="Times New Roman" w:cs="Times New Roman"/>
+          <w:color w:val="000000" w:themeColor="text1"/>
+          <w:sz w:val="28"/>
+          <w:szCs w:val="28"/>
+          <w:highlight w:val="darkMagenta"/>
+        </w:rPr>
+        <w:t>23</w:t>
+      </w:r>
+    </w:p>
+    <w:p>
+      <w:pPr>
+        <w:spacing w:line="360" w:lineRule="auto"/>
+        <w:ind w:left="709"/>
+        <w:rPr>
+          <w:rFonts w:ascii="Times New Roman" w:hAnsi="Times New Roman" w:cs="Times New Roman"/>
+          <w:color w:val="000000" w:themeColor="text1"/>
+          <w:sz w:val="28"/>
+          <w:szCs w:val="28"/>
+        </w:rPr>
+      </w:pPr>
+      <w:r>
+        <w:rPr>
+          <w:rFonts w:ascii="Times New Roman" w:hAnsi="Times New Roman" w:cs="Times New Roman"/>
+          <w:color w:val="000000" w:themeColor="text1"/>
+          <w:sz w:val="28"/>
+          <w:szCs w:val="28"/>
+        </w:rPr>
+        <w:t>11111111.11111111.11111110.00000000</w:t>
+      </w:r>
+    </w:p>
+    <w:p>
+      <w:pPr>
+        <w:spacing w:line="360" w:lineRule="auto"/>
+        <w:ind w:left="709"/>
+        <w:rPr>
+          <w:rFonts w:ascii="Times New Roman" w:hAnsi="Times New Roman" w:cs="Times New Roman"/>
+          <w:color w:val="000000" w:themeColor="text1"/>
+          <w:sz w:val="28"/>
+          <w:szCs w:val="28"/>
+        </w:rPr>
+      </w:pPr>
+    </w:p>
+    <w:p>
+      <w:pPr>
+        <w:pStyle w:val="a4"/>
+        <w:numPr>
+          <w:ilvl w:val="0"/>
+          <w:numId w:val="5"/>
+        </w:numPr>
+        <w:spacing w:line="360" w:lineRule="auto"/>
+        <w:rPr>
+          <w:rFonts w:ascii="Times New Roman" w:hAnsi="Times New Roman" w:cs="Times New Roman"/>
+          <w:color w:val="000000" w:themeColor="text1"/>
+          <w:sz w:val="28"/>
+          <w:szCs w:val="28"/>
+        </w:rPr>
+      </w:pPr>
+      <w:r>
+        <w:rPr>
+          <w:rFonts w:ascii="Times New Roman" w:hAnsi="Times New Roman" w:cs="Times New Roman"/>
+          <w:color w:val="000000" w:themeColor="text1"/>
+          <w:sz w:val="28"/>
+          <w:szCs w:val="28"/>
+        </w:rPr>
+        <w:t xml:space="preserve">Дальше пользуемся формулой </w:t>
+      </w:r>
+    </w:p>
+    <w:p>
+      <w:pPr>
+        <w:pStyle w:val="a4"/>
+        <w:spacing w:line="360" w:lineRule="auto"/>
+        <w:ind w:left="1069"/>
+        <w:rPr>
+          <w:rFonts w:ascii="Times New Roman" w:hAnsi="Times New Roman" w:cs="Times New Roman"/>
+          <w:color w:val="000000" w:themeColor="text1"/>
+          <w:sz w:val="28"/>
+          <w:szCs w:val="28"/>
+        </w:rPr>
+      </w:pPr>
+      <w:r>
+        <w:rPr>
+          <w:rFonts w:ascii="Times New Roman" w:hAnsi="Times New Roman" w:cs="Times New Roman"/>
+          <w:color w:val="000000" w:themeColor="text1"/>
+          <w:sz w:val="28"/>
+          <w:szCs w:val="28"/>
+        </w:rPr>
+        <w:t xml:space="preserve">кол-во </w:t>
+      </w:r>
+      <w:proofErr w:type="spellStart"/>
+      <w:r>
+        <w:rPr>
+          <w:rFonts w:ascii="Times New Roman" w:hAnsi="Times New Roman" w:cs="Times New Roman"/>
+          <w:color w:val="000000" w:themeColor="text1"/>
+          <w:sz w:val="28"/>
+          <w:szCs w:val="28"/>
+        </w:rPr>
+        <w:t>соз</w:t>
+      </w:r>
+      <w:proofErr w:type="spellEnd"/>
+      <w:r>
+        <w:rPr>
+          <w:rFonts w:ascii="Times New Roman" w:hAnsi="Times New Roman" w:cs="Times New Roman"/>
+          <w:color w:val="000000" w:themeColor="text1"/>
+          <w:sz w:val="28"/>
+          <w:szCs w:val="28"/>
+        </w:rPr>
+        <w:t>. подсетей = 2</w:t>
+      </w:r>
+      <w:proofErr w:type="gramStart"/>
+      <w:r>
+        <w:rPr>
+          <w:rFonts w:ascii="Times New Roman" w:hAnsi="Times New Roman" w:cs="Times New Roman"/>
+          <w:color w:val="000000" w:themeColor="text1"/>
+          <w:sz w:val="28"/>
+          <w:szCs w:val="28"/>
+          <w:vertAlign w:val="superscript"/>
+          <w:lang w:val="en-US"/>
+        </w:rPr>
+        <w:t>N</w:t>
+      </w:r>
+      <w:r>
+        <w:rPr>
+          <w:rFonts w:ascii="Times New Roman" w:hAnsi="Times New Roman" w:cs="Times New Roman"/>
+          <w:color w:val="000000" w:themeColor="text1"/>
+          <w:sz w:val="28"/>
+          <w:szCs w:val="28"/>
+          <w:vertAlign w:val="superscript"/>
+        </w:rPr>
+        <w:t xml:space="preserve"> </w:t>
+      </w:r>
+      <w:r>
+        <w:rPr>
+          <w:rFonts w:ascii="Times New Roman" w:hAnsi="Times New Roman" w:cs="Times New Roman"/>
+          <w:color w:val="000000" w:themeColor="text1"/>
+          <w:sz w:val="28"/>
+          <w:szCs w:val="28"/>
+        </w:rPr>
+        <w:t>,</w:t>
+      </w:r>
+      <w:proofErr w:type="gramEnd"/>
+      <w:r>
+        <w:rPr>
+          <w:rFonts w:ascii="Times New Roman" w:hAnsi="Times New Roman" w:cs="Times New Roman"/>
+          <w:color w:val="000000" w:themeColor="text1"/>
+          <w:sz w:val="28"/>
+          <w:szCs w:val="28"/>
+        </w:rPr>
+        <w:t xml:space="preserve"> г</w:t>
+      </w:r>
+      <w:r>
+        <w:rPr>
+          <w:rFonts w:ascii="Times New Roman" w:hAnsi="Times New Roman" w:cs="Times New Roman"/>
+          <w:color w:val="000000" w:themeColor="text1"/>
+          <w:sz w:val="28"/>
+          <w:szCs w:val="28"/>
+        </w:rPr>
+        <w:t>де</w:t>
+      </w:r>
+      <w:r>
+        <w:rPr>
+          <w:rFonts w:ascii="Times New Roman" w:hAnsi="Times New Roman" w:cs="Times New Roman"/>
+          <w:color w:val="000000" w:themeColor="text1"/>
+          <w:sz w:val="28"/>
+          <w:szCs w:val="28"/>
+        </w:rPr>
+        <w:t xml:space="preserve"> </w:t>
+      </w:r>
+      <w:r>
+        <w:rPr>
+          <w:rFonts w:ascii="Times New Roman" w:hAnsi="Times New Roman" w:cs="Times New Roman"/>
+          <w:color w:val="000000" w:themeColor="text1"/>
+          <w:sz w:val="28"/>
+          <w:szCs w:val="28"/>
+          <w:lang w:val="en-US"/>
+        </w:rPr>
+        <w:t>N</w:t>
+      </w:r>
+      <w:r>
+        <w:rPr>
+          <w:rFonts w:ascii="Times New Roman" w:hAnsi="Times New Roman" w:cs="Times New Roman"/>
+          <w:color w:val="000000" w:themeColor="text1"/>
+          <w:sz w:val="28"/>
+          <w:szCs w:val="28"/>
+        </w:rPr>
+        <w:t xml:space="preserve"> </w:t>
+      </w:r>
+      <w:r>
+        <w:rPr>
+          <w:rFonts w:ascii="Times New Roman" w:hAnsi="Times New Roman" w:cs="Times New Roman"/>
+          <w:color w:val="000000" w:themeColor="text1"/>
+          <w:sz w:val="28"/>
+          <w:szCs w:val="28"/>
+        </w:rPr>
+        <w:t>= разница кол-ва единиц между исходной и новой маской</w:t>
+      </w:r>
+    </w:p>
+    <w:p>
+      <w:pPr>
+        <w:pStyle w:val="a4"/>
+        <w:spacing w:line="360" w:lineRule="auto"/>
+        <w:ind w:left="1069"/>
+        <w:rPr>
+          <w:rFonts w:ascii="Times New Roman" w:hAnsi="Times New Roman" w:cs="Times New Roman"/>
+          <w:color w:val="000000" w:themeColor="text1"/>
+          <w:sz w:val="28"/>
+          <w:szCs w:val="28"/>
+          <w:lang w:val="en-US"/>
+        </w:rPr>
+      </w:pPr>
+      <w:r>
+        <w:rPr>
+          <w:rFonts w:ascii="Times New Roman" w:hAnsi="Times New Roman" w:cs="Times New Roman"/>
+          <w:color w:val="000000" w:themeColor="text1"/>
+          <w:sz w:val="28"/>
+          <w:szCs w:val="28"/>
+          <w:lang w:val="en-US"/>
+        </w:rPr>
+        <w:t xml:space="preserve">N = </w:t>
+      </w:r>
+      <w:r>
+        <w:rPr>
+          <w:rFonts w:ascii="Times New Roman" w:hAnsi="Times New Roman" w:cs="Times New Roman"/>
+          <w:color w:val="000000" w:themeColor="text1"/>
+          <w:sz w:val="28"/>
+          <w:szCs w:val="28"/>
+          <w:highlight w:val="darkMagenta"/>
+        </w:rPr>
+        <w:t>23</w:t>
+      </w:r>
+      <w:r>
+        <w:rPr>
+          <w:rFonts w:ascii="Times New Roman" w:hAnsi="Times New Roman" w:cs="Times New Roman"/>
+          <w:color w:val="000000" w:themeColor="text1"/>
+          <w:sz w:val="28"/>
+          <w:szCs w:val="28"/>
+        </w:rPr>
+        <w:t xml:space="preserve"> – </w:t>
+      </w:r>
+      <w:r>
+        <w:rPr>
+          <w:rFonts w:ascii="Times New Roman" w:hAnsi="Times New Roman" w:cs="Times New Roman"/>
+          <w:color w:val="000000" w:themeColor="text1"/>
+          <w:sz w:val="28"/>
+          <w:szCs w:val="28"/>
+          <w:highlight w:val="cyan"/>
+        </w:rPr>
+        <w:t>17</w:t>
+      </w:r>
+    </w:p>
+    <w:p>
+      <w:pPr>
+        <w:pStyle w:val="a4"/>
+        <w:spacing w:line="360" w:lineRule="auto"/>
+        <w:ind w:left="1069"/>
+        <w:rPr>
+          <w:rFonts w:ascii="Times New Roman" w:hAnsi="Times New Roman" w:cs="Times New Roman"/>
+          <w:color w:val="000000" w:themeColor="text1"/>
+          <w:sz w:val="28"/>
+          <w:szCs w:val="28"/>
+          <w:lang w:val="en-US"/>
+        </w:rPr>
+      </w:pPr>
+      <w:r>
+        <w:rPr>
+          <w:rFonts w:ascii="Times New Roman" w:hAnsi="Times New Roman" w:cs="Times New Roman"/>
+          <w:color w:val="000000" w:themeColor="text1"/>
+          <w:sz w:val="28"/>
+          <w:szCs w:val="28"/>
+        </w:rPr>
+        <w:t>2</w:t>
+      </w:r>
+      <w:r>
+        <w:rPr>
+          <w:rFonts w:ascii="Times New Roman" w:hAnsi="Times New Roman" w:cs="Times New Roman"/>
+          <w:color w:val="000000" w:themeColor="text1"/>
+          <w:sz w:val="28"/>
+          <w:szCs w:val="28"/>
+          <w:vertAlign w:val="superscript"/>
+          <w:lang w:val="en-US"/>
+        </w:rPr>
+        <w:t xml:space="preserve">6 </w:t>
+      </w:r>
+      <w:r>
+        <w:rPr>
+          <w:rFonts w:ascii="Times New Roman" w:hAnsi="Times New Roman" w:cs="Times New Roman"/>
+          <w:color w:val="000000" w:themeColor="text1"/>
+          <w:sz w:val="28"/>
+          <w:szCs w:val="28"/>
+          <w:lang w:val="en-US"/>
+        </w:rPr>
+        <w:t xml:space="preserve">= </w:t>
+      </w:r>
+      <w:r>
+        <w:rPr>
+          <w:rFonts w:ascii="Times New Roman" w:hAnsi="Times New Roman" w:cs="Times New Roman"/>
+          <w:color w:val="000000" w:themeColor="text1"/>
+          <w:sz w:val="28"/>
+          <w:szCs w:val="28"/>
+          <w:highlight w:val="green"/>
+          <w:lang w:val="en-US"/>
+        </w:rPr>
+        <w:t>64</w:t>
+      </w:r>
+    </w:p>
+    <w:p>
+      <w:pPr>
+        <w:spacing w:after="160" w:line="259" w:lineRule="auto"/>
+        <w:rPr>
+          <w:rFonts w:ascii="Times New Roman" w:hAnsi="Times New Roman" w:cs="Times New Roman"/>
+          <w:color w:val="000000" w:themeColor="text1"/>
+          <w:sz w:val="28"/>
+          <w:szCs w:val="28"/>
+          <w:highlight w:val="green"/>
+          <w:lang w:val="en-US"/>
+        </w:rPr>
+      </w:pPr>
+      <w:r>
+        <w:rPr>
+          <w:rFonts w:ascii="Times New Roman" w:hAnsi="Times New Roman" w:cs="Times New Roman"/>
+          <w:color w:val="000000" w:themeColor="text1"/>
+          <w:sz w:val="28"/>
+          <w:szCs w:val="28"/>
+          <w:highlight w:val="green"/>
+          <w:lang w:val="en-US"/>
+        </w:rPr>
+        <w:br w:type="page"/>
+      </w:r>
+    </w:p>
+    <w:p>
+      <w:pPr>
+        <w:spacing w:line="360" w:lineRule="auto"/>
+        <w:rPr>
+          <w:rFonts w:ascii="Times New Roman" w:hAnsi="Times New Roman" w:cs="Times New Roman"/>
+          <w:b/>
+          <w:bCs/>
+          <w:color w:val="000000" w:themeColor="text1"/>
+          <w:sz w:val="28"/>
+          <w:szCs w:val="28"/>
+        </w:rPr>
+      </w:pPr>
+      <w:r>
+        <w:rPr>
+          <w:rFonts w:ascii="Times New Roman" w:hAnsi="Times New Roman" w:cs="Times New Roman"/>
+          <w:b/>
+          <w:bCs/>
+          <w:color w:val="000000" w:themeColor="text1"/>
+          <w:sz w:val="28"/>
+          <w:szCs w:val="28"/>
+        </w:rPr>
+        <w:lastRenderedPageBreak/>
+        <w:t>Задание 7</w:t>
+      </w:r>
+    </w:p>
+    <w:p>
+      <w:pPr>
+        <w:spacing w:line="360" w:lineRule="auto"/>
+        <w:jc w:val="both"/>
+        <w:rPr>
+          <w:rFonts w:ascii="Times New Roman" w:hAnsi="Times New Roman" w:cs="Times New Roman"/>
+          <w:color w:val="000000" w:themeColor="text1"/>
+          <w:sz w:val="28"/>
+          <w:szCs w:val="28"/>
+        </w:rPr>
+      </w:pPr>
+      <w:r>
+        <w:rPr>
+          <w:rFonts w:ascii="Times New Roman" w:hAnsi="Times New Roman" w:cs="Times New Roman"/>
+          <w:color w:val="000000" w:themeColor="text1"/>
+          <w:sz w:val="28"/>
+          <w:szCs w:val="28"/>
+        </w:rPr>
+        <w:t>С</w:t>
+      </w:r>
+      <w:r>
+        <w:rPr>
+          <w:rFonts w:ascii="Times New Roman" w:hAnsi="Times New Roman" w:cs="Times New Roman"/>
+          <w:color w:val="000000" w:themeColor="text1"/>
+          <w:sz w:val="28"/>
+          <w:szCs w:val="28"/>
+        </w:rPr>
+        <w:t>еть с маской /27 разбить на две подсети с маской /28 каждая.</w:t>
+      </w:r>
+    </w:p>
+    <w:p>
+      <w:pPr>
+        <w:spacing w:line="360" w:lineRule="auto"/>
+        <w:rPr>
+          <w:rFonts w:ascii="Times New Roman" w:hAnsi="Times New Roman" w:cs="Times New Roman"/>
+          <w:color w:val="000000" w:themeColor="text1"/>
+          <w:sz w:val="28"/>
+          <w:szCs w:val="28"/>
+          <w:lang w:val="en-US"/>
+        </w:rPr>
+      </w:pPr>
+      <w:r>
+        <w:rPr>
+          <w:rFonts w:ascii="Times New Roman" w:hAnsi="Times New Roman" w:cs="Times New Roman"/>
+          <w:color w:val="000000" w:themeColor="text1"/>
+          <w:sz w:val="28"/>
+          <w:szCs w:val="28"/>
+          <w:lang w:val="en-US"/>
+        </w:rPr>
+        <w:t>I</w:t>
+      </w:r>
+      <w:r>
+        <w:rPr>
+          <w:rFonts w:ascii="Times New Roman" w:hAnsi="Times New Roman" w:cs="Times New Roman"/>
+          <w:color w:val="000000" w:themeColor="text1"/>
+          <w:sz w:val="28"/>
+          <w:szCs w:val="28"/>
+        </w:rPr>
+        <w:t>P-адрес/маска: 191.0.5.96/27</w:t>
+      </w:r>
+    </w:p>
+    <w:p>
+      <w:pPr>
+        <w:spacing w:line="360" w:lineRule="auto"/>
+        <w:rPr>
+          <w:rFonts w:ascii="Times New Roman" w:hAnsi="Times New Roman" w:cs="Times New Roman"/>
+          <w:color w:val="000000" w:themeColor="text1"/>
+          <w:sz w:val="28"/>
+          <w:szCs w:val="28"/>
+        </w:rPr>
+      </w:pPr>
+      <w:r>
+        <w:rPr>
+          <w:rFonts w:ascii="Times New Roman" w:hAnsi="Times New Roman" w:cs="Times New Roman"/>
+          <w:color w:val="000000" w:themeColor="text1"/>
+          <w:sz w:val="28"/>
+          <w:szCs w:val="28"/>
+        </w:rPr>
+        <w:t>1.</w:t>
+      </w:r>
+      <w:r>
+        <w:t xml:space="preserve"> </w:t>
+      </w:r>
+      <w:r>
+        <w:rPr>
+          <w:rFonts w:ascii="Times New Roman" w:hAnsi="Times New Roman" w:cs="Times New Roman"/>
+          <w:color w:val="000000" w:themeColor="text1"/>
+          <w:sz w:val="28"/>
+          <w:szCs w:val="28"/>
+        </w:rPr>
+        <w:t>Вычислим количество адресов в сети /27</w:t>
+      </w:r>
+      <w:r>
+        <w:rPr>
+          <w:rFonts w:ascii="Times New Roman" w:hAnsi="Times New Roman" w:cs="Times New Roman"/>
+          <w:color w:val="000000" w:themeColor="text1"/>
+          <w:sz w:val="28"/>
+          <w:szCs w:val="28"/>
+        </w:rPr>
+        <w:t xml:space="preserve">. </w:t>
+      </w:r>
+      <w:r>
+        <w:rPr>
+          <w:rFonts w:ascii="Times New Roman" w:hAnsi="Times New Roman" w:cs="Times New Roman"/>
+          <w:color w:val="000000" w:themeColor="text1"/>
+          <w:sz w:val="28"/>
+          <w:szCs w:val="28"/>
+        </w:rPr>
+        <w:t xml:space="preserve">Всего в </w:t>
+      </w:r>
+      <w:proofErr w:type="spellStart"/>
+      <w:r>
+        <w:rPr>
+          <w:rFonts w:ascii="Times New Roman" w:hAnsi="Times New Roman" w:cs="Times New Roman"/>
+          <w:color w:val="000000" w:themeColor="text1"/>
+          <w:sz w:val="28"/>
+          <w:szCs w:val="28"/>
+          <w:lang w:val="en-US"/>
+        </w:rPr>
+        <w:t>IPv</w:t>
+      </w:r>
+      <w:proofErr w:type="spellEnd"/>
+      <w:r>
+        <w:rPr>
+          <w:rFonts w:ascii="Times New Roman" w:hAnsi="Times New Roman" w:cs="Times New Roman"/>
+          <w:color w:val="000000" w:themeColor="text1"/>
+          <w:sz w:val="28"/>
+          <w:szCs w:val="28"/>
+        </w:rPr>
+        <w:t xml:space="preserve">4 </w:t>
+      </w:r>
+      <w:r>
+        <w:rPr>
+          <w:rFonts w:ascii="Times New Roman" w:hAnsi="Times New Roman" w:cs="Times New Roman"/>
+          <w:color w:val="000000" w:themeColor="text1"/>
+          <w:sz w:val="28"/>
+          <w:szCs w:val="28"/>
+        </w:rPr>
+        <w:t xml:space="preserve">32 </w:t>
+      </w:r>
+      <w:proofErr w:type="gramStart"/>
+      <w:r>
+        <w:rPr>
+          <w:rFonts w:ascii="Times New Roman" w:hAnsi="Times New Roman" w:cs="Times New Roman"/>
+          <w:color w:val="000000" w:themeColor="text1"/>
+          <w:sz w:val="28"/>
+          <w:szCs w:val="28"/>
+        </w:rPr>
+        <w:t>бита(</w:t>
+      </w:r>
+      <w:proofErr w:type="gramEnd"/>
+      <w:r>
+        <w:rPr>
+          <w:rFonts w:ascii="Times New Roman" w:hAnsi="Times New Roman" w:cs="Times New Roman"/>
+          <w:color w:val="000000" w:themeColor="text1"/>
+          <w:sz w:val="28"/>
+          <w:szCs w:val="28"/>
+        </w:rPr>
+        <w:t>4 байта)</w:t>
+      </w:r>
+    </w:p>
+    <w:p>
+      <w:pPr>
+        <w:spacing w:line="360" w:lineRule="auto"/>
+        <w:rPr>
+          <w:rFonts w:ascii="Times New Roman" w:hAnsi="Times New Roman" w:cs="Times New Roman"/>
+          <w:color w:val="000000" w:themeColor="text1"/>
+          <w:sz w:val="28"/>
+          <w:szCs w:val="28"/>
+        </w:rPr>
+      </w:pPr>
+      <w:r>
+        <w:rPr>
+          <w:rFonts w:ascii="Times New Roman" w:hAnsi="Times New Roman" w:cs="Times New Roman"/>
+          <w:color w:val="000000" w:themeColor="text1"/>
+          <w:sz w:val="28"/>
+          <w:szCs w:val="28"/>
+        </w:rPr>
+        <w:t>2</w:t>
+      </w:r>
+      <w:proofErr w:type="gramStart"/>
+      <w:r>
+        <w:rPr>
+          <w:rFonts w:ascii="Times New Roman" w:hAnsi="Times New Roman" w:cs="Times New Roman"/>
+          <w:color w:val="000000" w:themeColor="text1"/>
+          <w:sz w:val="28"/>
+          <w:szCs w:val="28"/>
+        </w:rPr>
+        <w:t>^(</w:t>
+      </w:r>
+      <w:proofErr w:type="gramEnd"/>
+      <w:r>
+        <w:rPr>
+          <w:rFonts w:ascii="Times New Roman" w:hAnsi="Times New Roman" w:cs="Times New Roman"/>
+          <w:color w:val="000000" w:themeColor="text1"/>
+          <w:sz w:val="28"/>
+          <w:szCs w:val="28"/>
+        </w:rPr>
+        <w:t>32 - 27)</w:t>
+      </w:r>
+      <w:r>
+        <w:rPr>
+          <w:rFonts w:ascii="Times New Roman" w:hAnsi="Times New Roman" w:cs="Times New Roman"/>
+          <w:color w:val="000000" w:themeColor="text1"/>
+          <w:sz w:val="28"/>
+          <w:szCs w:val="28"/>
+        </w:rPr>
+        <w:t xml:space="preserve"> = 32 адреса</w:t>
+      </w:r>
+    </w:p>
+    <w:p>
+      <w:pPr>
+        <w:spacing w:line="360" w:lineRule="auto"/>
+        <w:rPr>
+          <w:rFonts w:ascii="Times New Roman" w:hAnsi="Times New Roman" w:cs="Times New Roman"/>
+          <w:color w:val="000000" w:themeColor="text1"/>
+          <w:sz w:val="28"/>
+          <w:szCs w:val="28"/>
+        </w:rPr>
+      </w:pPr>
+      <w:r>
+        <w:rPr>
+          <w:rFonts w:ascii="Times New Roman" w:hAnsi="Times New Roman" w:cs="Times New Roman"/>
+          <w:color w:val="000000" w:themeColor="text1"/>
+          <w:sz w:val="28"/>
+          <w:szCs w:val="28"/>
+        </w:rPr>
+        <w:t>2.</w:t>
+      </w:r>
+      <w:r>
+        <w:t xml:space="preserve"> </w:t>
+      </w:r>
+      <w:r>
+        <w:rPr>
+          <w:rFonts w:ascii="Times New Roman" w:hAnsi="Times New Roman" w:cs="Times New Roman"/>
+          <w:color w:val="000000" w:themeColor="text1"/>
+          <w:sz w:val="28"/>
+          <w:szCs w:val="28"/>
+        </w:rPr>
+        <w:t>Определим адрес сети и широковещательный адрес для сети /27:</w:t>
+      </w:r>
+    </w:p>
+    <w:p>
+      <w:pPr>
+        <w:spacing w:line="360" w:lineRule="auto"/>
+        <w:rPr>
+          <w:rFonts w:ascii="Times New Roman" w:hAnsi="Times New Roman" w:cs="Times New Roman"/>
+          <w:color w:val="000000" w:themeColor="text1"/>
+          <w:sz w:val="28"/>
+          <w:szCs w:val="28"/>
+        </w:rPr>
+      </w:pPr>
+      <w:r>
+        <w:rPr>
+          <w:rFonts w:ascii="Times New Roman" w:hAnsi="Times New Roman" w:cs="Times New Roman"/>
+          <w:color w:val="000000" w:themeColor="text1"/>
+          <w:sz w:val="28"/>
+          <w:szCs w:val="28"/>
+          <w:lang w:val="en-US"/>
+        </w:rPr>
+        <w:t>I</w:t>
+      </w:r>
+      <w:r>
+        <w:rPr>
+          <w:rFonts w:ascii="Times New Roman" w:hAnsi="Times New Roman" w:cs="Times New Roman"/>
+          <w:color w:val="000000" w:themeColor="text1"/>
+          <w:sz w:val="28"/>
+          <w:szCs w:val="28"/>
+        </w:rPr>
+        <w:t>P-адрес</w:t>
+      </w:r>
+      <w:r>
+        <w:rPr>
+          <w:rFonts w:ascii="Times New Roman" w:hAnsi="Times New Roman" w:cs="Times New Roman"/>
+          <w:color w:val="000000" w:themeColor="text1"/>
+          <w:sz w:val="28"/>
+          <w:szCs w:val="28"/>
+        </w:rPr>
+        <w:t xml:space="preserve"> </w:t>
+      </w:r>
+      <w:r>
+        <w:rPr>
+          <w:rFonts w:ascii="Times New Roman" w:hAnsi="Times New Roman" w:cs="Times New Roman"/>
+          <w:color w:val="000000" w:themeColor="text1"/>
+          <w:sz w:val="28"/>
+          <w:szCs w:val="28"/>
+          <w:highlight w:val="yellow"/>
+        </w:rPr>
+        <w:t>191.0.5.96</w:t>
+      </w:r>
+    </w:p>
+    <w:p>
+      <w:pPr>
+        <w:spacing w:line="360" w:lineRule="auto"/>
+        <w:rPr>
+          <w:rFonts w:ascii="Times New Roman" w:hAnsi="Times New Roman" w:cs="Times New Roman"/>
+          <w:color w:val="000000" w:themeColor="text1"/>
+          <w:sz w:val="28"/>
+          <w:szCs w:val="28"/>
+        </w:rPr>
+      </w:pPr>
+      <w:r>
+        <w:rPr>
+          <w:rFonts w:ascii="Times New Roman" w:hAnsi="Times New Roman" w:cs="Times New Roman"/>
+          <w:color w:val="000000" w:themeColor="text1"/>
+          <w:sz w:val="28"/>
+          <w:szCs w:val="28"/>
+          <w:highlight w:val="yellow"/>
+        </w:rPr>
+        <w:t>10111111.00000000.00000101.011</w:t>
+      </w:r>
+      <w:r>
+        <w:rPr>
+          <w:rFonts w:ascii="Times New Roman" w:hAnsi="Times New Roman" w:cs="Times New Roman"/>
+          <w:color w:val="000000" w:themeColor="text1"/>
+          <w:sz w:val="28"/>
+          <w:szCs w:val="28"/>
+          <w:highlight w:val="cyan"/>
+        </w:rPr>
+        <w:t>00000</w:t>
+      </w:r>
+    </w:p>
+    <w:p>
+      <w:pPr>
+        <w:spacing w:line="360" w:lineRule="auto"/>
+        <w:rPr>
+          <w:rFonts w:ascii="Times New Roman" w:hAnsi="Times New Roman" w:cs="Times New Roman"/>
+          <w:color w:val="000000" w:themeColor="text1"/>
+          <w:sz w:val="28"/>
+          <w:szCs w:val="28"/>
+        </w:rPr>
+      </w:pPr>
+      <w:r>
+        <w:rPr>
+          <w:rFonts w:ascii="Times New Roman" w:hAnsi="Times New Roman" w:cs="Times New Roman"/>
+          <w:color w:val="000000" w:themeColor="text1"/>
+          <w:sz w:val="28"/>
+          <w:szCs w:val="28"/>
+        </w:rPr>
+        <w:t>Маска</w:t>
+      </w:r>
+    </w:p>
+    <w:p>
+      <w:pPr>
+        <w:spacing w:line="360" w:lineRule="auto"/>
+        <w:rPr>
+          <w:rFonts w:ascii="Times New Roman" w:hAnsi="Times New Roman" w:cs="Times New Roman"/>
+          <w:color w:val="000000" w:themeColor="text1"/>
+          <w:sz w:val="28"/>
+          <w:szCs w:val="28"/>
+        </w:rPr>
+      </w:pPr>
+      <w:r>
+        <w:rPr>
+          <w:rFonts w:ascii="Times New Roman" w:hAnsi="Times New Roman" w:cs="Times New Roman"/>
+          <w:color w:val="000000" w:themeColor="text1"/>
+          <w:sz w:val="28"/>
+          <w:szCs w:val="28"/>
+          <w:highlight w:val="darkMagenta"/>
+        </w:rPr>
+        <w:t>11111111.11111111.11111111.111</w:t>
+      </w:r>
+      <w:r>
+        <w:rPr>
+          <w:rFonts w:ascii="Times New Roman" w:hAnsi="Times New Roman" w:cs="Times New Roman"/>
+          <w:color w:val="000000" w:themeColor="text1"/>
+          <w:sz w:val="28"/>
+          <w:szCs w:val="28"/>
+          <w:highlight w:val="cyan"/>
+        </w:rPr>
+        <w:t>00000</w:t>
+      </w:r>
+    </w:p>
+    <w:p>
+      <w:pPr>
+        <w:spacing w:line="360" w:lineRule="auto"/>
+        <w:rPr>
+          <w:rFonts w:ascii="Times New Roman" w:hAnsi="Times New Roman" w:cs="Times New Roman"/>
+          <w:color w:val="000000" w:themeColor="text1"/>
+          <w:sz w:val="28"/>
+          <w:szCs w:val="28"/>
+        </w:rPr>
+      </w:pPr>
+      <w:r>
+        <w:rPr>
+          <w:rFonts w:ascii="Times New Roman" w:hAnsi="Times New Roman" w:cs="Times New Roman"/>
+          <w:color w:val="000000" w:themeColor="text1"/>
+          <w:sz w:val="28"/>
+          <w:szCs w:val="28"/>
+        </w:rPr>
         <w:t>Адрес сети</w:t>
       </w:r>
-      <w:r>
-        <w:rPr>
-          <w:rFonts w:ascii="Times New Roman" w:hAnsi="Times New Roman" w:cs="Times New Roman"/>
-          <w:color w:val="000000" w:themeColor="text1"/>
-          <w:sz w:val="28"/>
-          <w:szCs w:val="28"/>
-        </w:rPr>
-        <w:t xml:space="preserve">: </w:t>
-      </w:r>
-      <w:r>
-        <w:rPr>
-          <w:rFonts w:ascii="Times New Roman" w:hAnsi="Times New Roman" w:cs="Times New Roman"/>
-          <w:color w:val="000000" w:themeColor="text1"/>
-          <w:sz w:val="28"/>
-          <w:szCs w:val="28"/>
-        </w:rPr>
-        <w:t>все что справа от разделения заменяем на нули (замена выделена красным)</w:t>
-      </w:r>
-    </w:p>
-    <w:p>
-      <w:pPr>
-        <w:spacing w:line="360" w:lineRule="auto"/>
-        <w:ind w:firstLine="709"/>
+    </w:p>
+    <w:p>
+      <w:pPr>
+        <w:spacing w:line="360" w:lineRule="auto"/>
+        <w:rPr>
+          <w:rFonts w:ascii="Times New Roman" w:hAnsi="Times New Roman" w:cs="Times New Roman"/>
+          <w:color w:val="000000" w:themeColor="text1"/>
+          <w:sz w:val="28"/>
+          <w:szCs w:val="28"/>
+        </w:rPr>
+      </w:pPr>
+      <w:r>
+        <w:rPr>
+          <w:rFonts w:ascii="Times New Roman" w:hAnsi="Times New Roman" w:cs="Times New Roman"/>
+          <w:color w:val="000000" w:themeColor="text1"/>
+          <w:sz w:val="28"/>
+          <w:szCs w:val="28"/>
+          <w:highlight w:val="yellow"/>
+        </w:rPr>
+        <w:t>10111111.00000000.00000101.011</w:t>
+      </w:r>
+      <w:r>
+        <w:rPr>
+          <w:rFonts w:ascii="Times New Roman" w:hAnsi="Times New Roman" w:cs="Times New Roman"/>
+          <w:color w:val="000000" w:themeColor="text1"/>
+          <w:sz w:val="28"/>
+          <w:szCs w:val="28"/>
+          <w:highlight w:val="darkRed"/>
+        </w:rPr>
+        <w:t>00000</w:t>
+      </w:r>
+    </w:p>
+    <w:p>
+      <w:pPr>
+        <w:spacing w:line="360" w:lineRule="auto"/>
+        <w:rPr>
+          <w:rFonts w:ascii="Times New Roman" w:hAnsi="Times New Roman" w:cs="Times New Roman"/>
+          <w:color w:val="000000" w:themeColor="text1"/>
+          <w:sz w:val="28"/>
+          <w:szCs w:val="28"/>
+        </w:rPr>
+      </w:pPr>
+      <w:r>
+        <w:rPr>
+          <w:rFonts w:ascii="Times New Roman" w:hAnsi="Times New Roman" w:cs="Times New Roman"/>
+          <w:color w:val="000000" w:themeColor="text1"/>
+          <w:sz w:val="28"/>
+          <w:szCs w:val="28"/>
+          <w:highlight w:val="darkCyan"/>
+        </w:rPr>
+        <w:t>191.0.5.96</w:t>
+      </w:r>
+    </w:p>
+    <w:p>
+      <w:pPr>
+        <w:spacing w:line="360" w:lineRule="auto"/>
+        <w:rPr>
+          <w:rFonts w:ascii="Times New Roman" w:hAnsi="Times New Roman" w:cs="Times New Roman"/>
+          <w:color w:val="000000" w:themeColor="text1"/>
+          <w:sz w:val="28"/>
+          <w:szCs w:val="28"/>
+        </w:rPr>
+      </w:pPr>
+      <w:r>
+        <w:rPr>
+          <w:rFonts w:ascii="Times New Roman" w:hAnsi="Times New Roman" w:cs="Times New Roman"/>
+          <w:color w:val="000000" w:themeColor="text1"/>
+          <w:sz w:val="28"/>
+          <w:szCs w:val="28"/>
+        </w:rPr>
+        <w:t>Широковещательный адрес</w:t>
+      </w:r>
+    </w:p>
+    <w:p>
+      <w:pPr>
+        <w:spacing w:line="360" w:lineRule="auto"/>
+        <w:rPr>
+          <w:rFonts w:ascii="Times New Roman" w:hAnsi="Times New Roman" w:cs="Times New Roman"/>
+          <w:color w:val="000000" w:themeColor="text1"/>
+          <w:sz w:val="28"/>
+          <w:szCs w:val="28"/>
+        </w:rPr>
+      </w:pPr>
+      <w:r>
+        <w:rPr>
+          <w:rFonts w:ascii="Times New Roman" w:hAnsi="Times New Roman" w:cs="Times New Roman"/>
+          <w:color w:val="000000" w:themeColor="text1"/>
+          <w:sz w:val="28"/>
+          <w:szCs w:val="28"/>
+          <w:highlight w:val="yellow"/>
+        </w:rPr>
+        <w:t>10111111.00000000.00000101.011</w:t>
+      </w:r>
+      <w:r>
+        <w:rPr>
+          <w:rFonts w:ascii="Times New Roman" w:hAnsi="Times New Roman" w:cs="Times New Roman"/>
+          <w:color w:val="000000" w:themeColor="text1"/>
+          <w:sz w:val="28"/>
+          <w:szCs w:val="28"/>
+          <w:highlight w:val="darkRed"/>
+        </w:rPr>
+        <w:t>11111</w:t>
+      </w:r>
+    </w:p>
+    <w:p>
+      <w:pPr>
+        <w:spacing w:line="360" w:lineRule="auto"/>
+        <w:rPr>
+          <w:rFonts w:ascii="Times New Roman" w:hAnsi="Times New Roman" w:cs="Times New Roman"/>
+          <w:color w:val="000000" w:themeColor="text1"/>
+          <w:sz w:val="28"/>
+          <w:szCs w:val="28"/>
+        </w:rPr>
+      </w:pPr>
+      <w:r>
+        <w:rPr>
+          <w:rFonts w:ascii="Times New Roman" w:hAnsi="Times New Roman" w:cs="Times New Roman"/>
+          <w:color w:val="000000" w:themeColor="text1"/>
+          <w:sz w:val="28"/>
+          <w:szCs w:val="28"/>
+          <w:highlight w:val="lightGray"/>
+        </w:rPr>
+        <w:t>191.0.5.</w:t>
+      </w:r>
+      <w:r>
+        <w:rPr>
+          <w:rFonts w:ascii="Times New Roman" w:hAnsi="Times New Roman" w:cs="Times New Roman"/>
+          <w:color w:val="000000" w:themeColor="text1"/>
+          <w:sz w:val="28"/>
+          <w:szCs w:val="28"/>
+          <w:highlight w:val="lightGray"/>
+        </w:rPr>
+        <w:t>127</w:t>
+      </w:r>
+    </w:p>
+    <w:p>
+      <w:pPr>
+        <w:spacing w:line="360" w:lineRule="auto"/>
+        <w:rPr>
+          <w:rFonts w:ascii="Times New Roman" w:hAnsi="Times New Roman" w:cs="Times New Roman"/>
+          <w:color w:val="000000" w:themeColor="text1"/>
+          <w:sz w:val="28"/>
+          <w:szCs w:val="28"/>
+        </w:rPr>
+      </w:pPr>
+      <w:r>
+        <w:rPr>
+          <w:rFonts w:ascii="Times New Roman" w:hAnsi="Times New Roman" w:cs="Times New Roman"/>
+          <w:color w:val="000000" w:themeColor="text1"/>
+          <w:sz w:val="28"/>
+          <w:szCs w:val="28"/>
+        </w:rPr>
+        <w:t xml:space="preserve">3. </w:t>
+      </w:r>
+      <w:r>
+        <w:rPr>
+          <w:rFonts w:ascii="Times New Roman" w:hAnsi="Times New Roman" w:cs="Times New Roman"/>
+          <w:color w:val="000000" w:themeColor="text1"/>
+          <w:sz w:val="28"/>
+          <w:szCs w:val="28"/>
+        </w:rPr>
+        <w:t>Разделение сети на две подсети /28</w:t>
+      </w:r>
+    </w:p>
+    <w:p>
+      <w:pPr>
+        <w:spacing w:line="360" w:lineRule="auto"/>
+        <w:rPr>
+          <w:rFonts w:ascii="Times New Roman" w:hAnsi="Times New Roman" w:cs="Times New Roman"/>
+          <w:color w:val="000000" w:themeColor="text1"/>
+          <w:sz w:val="28"/>
+          <w:szCs w:val="28"/>
+        </w:rPr>
+      </w:pPr>
+      <w:r>
+        <w:rPr>
+          <w:rFonts w:ascii="Times New Roman" w:hAnsi="Times New Roman" w:cs="Times New Roman"/>
+          <w:color w:val="000000" w:themeColor="text1"/>
+          <w:sz w:val="28"/>
+          <w:szCs w:val="28"/>
+        </w:rPr>
+        <w:t>Количество адресов</w:t>
+      </w:r>
+      <w:r>
+        <w:rPr>
+          <w:rFonts w:ascii="Times New Roman" w:hAnsi="Times New Roman" w:cs="Times New Roman"/>
+          <w:color w:val="000000" w:themeColor="text1"/>
+          <w:sz w:val="28"/>
+          <w:szCs w:val="28"/>
+        </w:rPr>
+        <w:t xml:space="preserve"> в подсети </w:t>
+      </w:r>
+      <w:r>
+        <w:rPr>
+          <w:rFonts w:ascii="Times New Roman" w:hAnsi="Times New Roman" w:cs="Times New Roman"/>
+          <w:color w:val="000000" w:themeColor="text1"/>
+          <w:sz w:val="28"/>
+          <w:szCs w:val="28"/>
+        </w:rPr>
+        <w:t>/28</w:t>
+      </w:r>
+      <w:r>
+        <w:rPr>
+          <w:rFonts w:ascii="Times New Roman" w:hAnsi="Times New Roman" w:cs="Times New Roman"/>
+          <w:color w:val="000000" w:themeColor="text1"/>
+          <w:sz w:val="28"/>
+          <w:szCs w:val="28"/>
+        </w:rPr>
+        <w:t xml:space="preserve"> = 2</w:t>
+      </w:r>
+      <w:proofErr w:type="gramStart"/>
+      <w:r>
+        <w:rPr>
+          <w:rFonts w:ascii="Times New Roman" w:hAnsi="Times New Roman" w:cs="Times New Roman"/>
+          <w:color w:val="000000" w:themeColor="text1"/>
+          <w:sz w:val="28"/>
+          <w:szCs w:val="28"/>
+        </w:rPr>
+        <w:t>^(</w:t>
+      </w:r>
+      <w:proofErr w:type="gramEnd"/>
+      <w:r>
+        <w:rPr>
+          <w:rFonts w:ascii="Times New Roman" w:hAnsi="Times New Roman" w:cs="Times New Roman"/>
+          <w:color w:val="000000" w:themeColor="text1"/>
+          <w:sz w:val="28"/>
+          <w:szCs w:val="28"/>
+        </w:rPr>
+        <w:t xml:space="preserve">32 - 28) = 2^4 = </w:t>
+      </w:r>
+      <w:r>
+        <w:rPr>
+          <w:rFonts w:ascii="Times New Roman" w:hAnsi="Times New Roman" w:cs="Times New Roman"/>
+          <w:color w:val="000000" w:themeColor="text1"/>
+          <w:sz w:val="28"/>
+          <w:szCs w:val="28"/>
+          <w:highlight w:val="darkMagenta"/>
+        </w:rPr>
+        <w:t>16</w:t>
+      </w:r>
+      <w:r>
+        <w:rPr>
+          <w:rFonts w:ascii="Times New Roman" w:hAnsi="Times New Roman" w:cs="Times New Roman"/>
+          <w:color w:val="000000" w:themeColor="text1"/>
+          <w:sz w:val="28"/>
+          <w:szCs w:val="28"/>
+        </w:rPr>
+        <w:t xml:space="preserve"> адресов.</w:t>
+      </w:r>
+    </w:p>
+    <w:p>
+      <w:pPr>
+        <w:spacing w:line="360" w:lineRule="auto"/>
+        <w:rPr>
+          <w:rFonts w:ascii="Times New Roman" w:hAnsi="Times New Roman" w:cs="Times New Roman"/>
+          <w:color w:val="000000" w:themeColor="text1"/>
+          <w:sz w:val="28"/>
+          <w:szCs w:val="28"/>
+        </w:rPr>
+      </w:pPr>
+    </w:p>
+    <w:p>
+      <w:pPr>
+        <w:spacing w:line="360" w:lineRule="auto"/>
+        <w:rPr>
+          <w:rFonts w:ascii="Times New Roman" w:hAnsi="Times New Roman" w:cs="Times New Roman"/>
+          <w:color w:val="000000" w:themeColor="text1"/>
+          <w:sz w:val="28"/>
+          <w:szCs w:val="28"/>
+        </w:rPr>
+      </w:pPr>
+      <w:r>
+        <w:rPr>
+          <w:rFonts w:ascii="Times New Roman" w:hAnsi="Times New Roman" w:cs="Times New Roman"/>
+          <w:color w:val="000000" w:themeColor="text1"/>
+          <w:sz w:val="28"/>
+          <w:szCs w:val="28"/>
+        </w:rPr>
+        <w:t>Подсеть 1:</w:t>
+      </w:r>
+    </w:p>
+    <w:p>
+      <w:pPr>
+        <w:spacing w:line="360" w:lineRule="auto"/>
+        <w:rPr>
+          <w:rFonts w:ascii="Times New Roman" w:hAnsi="Times New Roman" w:cs="Times New Roman"/>
+          <w:color w:val="000000" w:themeColor="text1"/>
+          <w:sz w:val="28"/>
+          <w:szCs w:val="28"/>
+          <w:lang w:val="en-US"/>
+        </w:rPr>
+      </w:pPr>
+      <w:r>
+        <w:rPr>
+          <w:rFonts w:ascii="Times New Roman" w:hAnsi="Times New Roman" w:cs="Times New Roman"/>
+          <w:color w:val="000000" w:themeColor="text1"/>
+          <w:sz w:val="28"/>
+          <w:szCs w:val="28"/>
+        </w:rPr>
+        <w:t xml:space="preserve">Адрес сети: </w:t>
+      </w:r>
+      <w:r>
+        <w:rPr>
+          <w:rFonts w:ascii="Times New Roman" w:hAnsi="Times New Roman" w:cs="Times New Roman"/>
+          <w:color w:val="000000" w:themeColor="text1"/>
+          <w:sz w:val="28"/>
+          <w:szCs w:val="28"/>
+          <w:highlight w:val="darkCyan"/>
+        </w:rPr>
+        <w:t>191.0.5.96</w:t>
+      </w:r>
+      <w:r>
+        <w:rPr>
+          <w:rFonts w:ascii="Times New Roman" w:hAnsi="Times New Roman" w:cs="Times New Roman"/>
+          <w:color w:val="000000" w:themeColor="text1"/>
+          <w:sz w:val="28"/>
+          <w:szCs w:val="28"/>
+          <w:lang w:val="en-US"/>
+        </w:rPr>
+        <w:t>/</w:t>
+      </w:r>
+      <w:r>
+        <w:rPr>
+          <w:rFonts w:ascii="Times New Roman" w:hAnsi="Times New Roman" w:cs="Times New Roman"/>
+          <w:color w:val="000000" w:themeColor="text1"/>
+          <w:sz w:val="28"/>
+          <w:szCs w:val="28"/>
+        </w:rPr>
+        <w:t>28</w:t>
+      </w:r>
+    </w:p>
+    <w:p>
+      <w:pPr>
+        <w:spacing w:line="360" w:lineRule="auto"/>
+        <w:rPr>
+          <w:rFonts w:ascii="Times New Roman" w:hAnsi="Times New Roman" w:cs="Times New Roman"/>
+          <w:color w:val="000000" w:themeColor="text1"/>
+          <w:sz w:val="28"/>
+          <w:szCs w:val="28"/>
+        </w:rPr>
+      </w:pPr>
+      <w:r>
+        <w:rPr>
+          <w:rFonts w:ascii="Times New Roman" w:hAnsi="Times New Roman" w:cs="Times New Roman"/>
+          <w:color w:val="000000" w:themeColor="text1"/>
+          <w:sz w:val="28"/>
+          <w:szCs w:val="28"/>
+        </w:rPr>
+        <w:t>10111111</w:t>
+      </w:r>
+      <w:r>
+        <w:rPr>
+          <w:rFonts w:ascii="Times New Roman" w:hAnsi="Times New Roman" w:cs="Times New Roman"/>
+          <w:color w:val="000000" w:themeColor="text1"/>
+          <w:sz w:val="28"/>
+          <w:szCs w:val="28"/>
+        </w:rPr>
+        <w:t>.00000000.</w:t>
+      </w:r>
+      <w:r>
+        <w:rPr>
+          <w:rFonts w:ascii="Times New Roman" w:hAnsi="Times New Roman" w:cs="Times New Roman"/>
+          <w:sz w:val="28"/>
+          <w:szCs w:val="28"/>
+        </w:rPr>
+        <w:t>0000</w:t>
+      </w:r>
+      <w:r>
+        <w:rPr>
+          <w:rFonts w:ascii="Times New Roman" w:hAnsi="Times New Roman" w:cs="Times New Roman"/>
+          <w:color w:val="000000" w:themeColor="text1"/>
+          <w:sz w:val="28"/>
+          <w:szCs w:val="28"/>
+        </w:rPr>
+        <w:t>0101</w:t>
+      </w:r>
+      <w:r>
+        <w:rPr>
+          <w:rFonts w:ascii="Times New Roman" w:hAnsi="Times New Roman" w:cs="Times New Roman"/>
+          <w:color w:val="000000" w:themeColor="text1"/>
+          <w:sz w:val="28"/>
+          <w:szCs w:val="28"/>
+        </w:rPr>
+        <w:t>.</w:t>
+      </w:r>
+      <w:r>
+        <w:rPr>
+          <w:rFonts w:ascii="Times New Roman" w:hAnsi="Times New Roman" w:cs="Times New Roman"/>
+          <w:color w:val="000000" w:themeColor="text1"/>
+          <w:sz w:val="28"/>
+          <w:szCs w:val="28"/>
+        </w:rPr>
+        <w:t>0110</w:t>
+      </w:r>
+      <w:r>
+        <w:rPr>
+          <w:rFonts w:ascii="Times New Roman" w:hAnsi="Times New Roman" w:cs="Times New Roman"/>
+          <w:color w:val="000000" w:themeColor="text1"/>
+          <w:sz w:val="28"/>
+          <w:szCs w:val="28"/>
+          <w:highlight w:val="darkMagenta"/>
+        </w:rPr>
+        <w:t>0000</w:t>
+      </w:r>
+    </w:p>
+    <w:p>
+      <w:pPr>
+        <w:spacing w:line="360" w:lineRule="auto"/>
+        <w:rPr>
+          <w:rFonts w:ascii="Times New Roman" w:hAnsi="Times New Roman" w:cs="Times New Roman"/>
+          <w:color w:val="000000" w:themeColor="text1"/>
+          <w:sz w:val="28"/>
+          <w:szCs w:val="28"/>
+        </w:rPr>
+      </w:pPr>
+      <w:r>
+        <w:rPr>
+          <w:rFonts w:ascii="Times New Roman" w:hAnsi="Times New Roman" w:cs="Times New Roman"/>
+          <w:color w:val="000000" w:themeColor="text1"/>
+          <w:sz w:val="28"/>
+          <w:szCs w:val="28"/>
+        </w:rPr>
+        <w:t>Маска</w:t>
+      </w:r>
+    </w:p>
+    <w:p>
+      <w:pPr>
+        <w:spacing w:line="360" w:lineRule="auto"/>
         <w:rPr>
           <w:rFonts w:ascii="Times New Roman" w:hAnsi="Times New Roman" w:cs="Times New Roman"/>
           <w:color w:val="000000" w:themeColor="text1"/>
@@ -1777,8 +5243,417 @@
           <w:szCs w:val="28"/>
           <w:highlight w:val="cyan"/>
         </w:rPr>
-        <w:t>11000000.01101110.00010001.</w:t>
-      </w:r>
+        <w:t>11111111.11111111.11111111.1111</w:t>
+      </w:r>
+      <w:r>
+        <w:rPr>
+          <w:rFonts w:ascii="Times New Roman" w:hAnsi="Times New Roman" w:cs="Times New Roman"/>
+          <w:color w:val="000000" w:themeColor="text1"/>
+          <w:sz w:val="28"/>
+          <w:szCs w:val="28"/>
+          <w:highlight w:val="darkMagenta"/>
+        </w:rPr>
+        <w:t>0000</w:t>
+      </w:r>
+    </w:p>
+    <w:p>
+      <w:pPr>
+        <w:spacing w:line="360" w:lineRule="auto"/>
+        <w:rPr>
+          <w:rFonts w:ascii="Times New Roman" w:hAnsi="Times New Roman" w:cs="Times New Roman"/>
+          <w:color w:val="000000" w:themeColor="text1"/>
+          <w:sz w:val="28"/>
+          <w:szCs w:val="28"/>
+        </w:rPr>
+      </w:pPr>
+      <w:r>
+        <w:rPr>
+          <w:rFonts w:ascii="Times New Roman" w:hAnsi="Times New Roman" w:cs="Times New Roman"/>
+          <w:color w:val="000000" w:themeColor="text1"/>
+          <w:sz w:val="28"/>
+          <w:szCs w:val="28"/>
+        </w:rPr>
+        <w:t>Широковещательный адрес:</w:t>
+      </w:r>
+    </w:p>
+    <w:p>
+      <w:pPr>
+        <w:spacing w:line="360" w:lineRule="auto"/>
+        <w:rPr>
+          <w:rFonts w:ascii="Times New Roman" w:hAnsi="Times New Roman" w:cs="Times New Roman"/>
+          <w:color w:val="000000" w:themeColor="text1"/>
+          <w:sz w:val="28"/>
+          <w:szCs w:val="28"/>
+        </w:rPr>
+      </w:pPr>
+      <w:r>
+        <w:rPr>
+          <w:rFonts w:ascii="Times New Roman" w:hAnsi="Times New Roman" w:cs="Times New Roman"/>
+          <w:color w:val="000000" w:themeColor="text1"/>
+          <w:sz w:val="28"/>
+          <w:szCs w:val="28"/>
+        </w:rPr>
+        <w:t>10111111.00000000.</w:t>
+      </w:r>
+      <w:r>
+        <w:rPr>
+          <w:rFonts w:ascii="Times New Roman" w:hAnsi="Times New Roman" w:cs="Times New Roman"/>
+          <w:sz w:val="28"/>
+          <w:szCs w:val="28"/>
+        </w:rPr>
+        <w:t>0000</w:t>
+      </w:r>
+      <w:r>
+        <w:rPr>
+          <w:rFonts w:ascii="Times New Roman" w:hAnsi="Times New Roman" w:cs="Times New Roman"/>
+          <w:color w:val="000000" w:themeColor="text1"/>
+          <w:sz w:val="28"/>
+          <w:szCs w:val="28"/>
+        </w:rPr>
+        <w:t>0101.0110</w:t>
+      </w:r>
+      <w:r>
+        <w:rPr>
+          <w:rFonts w:ascii="Times New Roman" w:hAnsi="Times New Roman" w:cs="Times New Roman"/>
+          <w:color w:val="000000" w:themeColor="text1"/>
+          <w:sz w:val="28"/>
+          <w:szCs w:val="28"/>
+          <w:highlight w:val="darkMagenta"/>
+        </w:rPr>
+        <w:t>1111</w:t>
+      </w:r>
+    </w:p>
+    <w:p>
+      <w:pPr>
+        <w:spacing w:line="360" w:lineRule="auto"/>
+        <w:rPr>
+          <w:rFonts w:ascii="Times New Roman" w:hAnsi="Times New Roman" w:cs="Times New Roman"/>
+          <w:color w:val="000000" w:themeColor="text1"/>
+          <w:sz w:val="28"/>
+          <w:szCs w:val="28"/>
+        </w:rPr>
+      </w:pPr>
+      <w:r>
+        <w:rPr>
+          <w:rFonts w:ascii="Times New Roman" w:hAnsi="Times New Roman" w:cs="Times New Roman"/>
+          <w:color w:val="000000" w:themeColor="text1"/>
+          <w:sz w:val="28"/>
+          <w:szCs w:val="28"/>
+        </w:rPr>
+        <w:t>191.0.5.111</w:t>
+      </w:r>
+      <w:r>
+        <w:rPr>
+          <w:rFonts w:ascii="Times New Roman" w:hAnsi="Times New Roman" w:cs="Times New Roman"/>
+          <w:color w:val="000000" w:themeColor="text1"/>
+          <w:sz w:val="28"/>
+          <w:szCs w:val="28"/>
+        </w:rPr>
+        <w:t xml:space="preserve"> – 1 = </w:t>
+      </w:r>
+      <w:r>
+        <w:rPr>
+          <w:rFonts w:ascii="Times New Roman" w:hAnsi="Times New Roman" w:cs="Times New Roman"/>
+          <w:color w:val="000000" w:themeColor="text1"/>
+          <w:sz w:val="28"/>
+          <w:szCs w:val="28"/>
+        </w:rPr>
+        <w:t>191.0.5.11</w:t>
+      </w:r>
+      <w:r>
+        <w:rPr>
+          <w:rFonts w:ascii="Times New Roman" w:hAnsi="Times New Roman" w:cs="Times New Roman"/>
+          <w:color w:val="000000" w:themeColor="text1"/>
+          <w:sz w:val="28"/>
+          <w:szCs w:val="28"/>
+        </w:rPr>
+        <w:t>0</w:t>
+      </w:r>
+    </w:p>
+    <w:p>
+      <w:pPr>
+        <w:spacing w:line="360" w:lineRule="auto"/>
+        <w:rPr>
+          <w:rFonts w:ascii="Times New Roman" w:hAnsi="Times New Roman" w:cs="Times New Roman"/>
+          <w:color w:val="000000" w:themeColor="text1"/>
+          <w:sz w:val="28"/>
+          <w:szCs w:val="28"/>
+        </w:rPr>
+      </w:pPr>
+      <w:r>
+        <w:rPr>
+          <w:rFonts w:ascii="Times New Roman" w:hAnsi="Times New Roman" w:cs="Times New Roman"/>
+          <w:color w:val="000000" w:themeColor="text1"/>
+          <w:sz w:val="28"/>
+          <w:szCs w:val="28"/>
+        </w:rPr>
+        <w:t xml:space="preserve">Диапазон адресов: </w:t>
+      </w:r>
+      <w:r>
+        <w:rPr>
+          <w:rFonts w:ascii="Times New Roman" w:hAnsi="Times New Roman" w:cs="Times New Roman"/>
+          <w:color w:val="000000" w:themeColor="text1"/>
+          <w:sz w:val="28"/>
+          <w:szCs w:val="28"/>
+          <w:highlight w:val="darkCyan"/>
+        </w:rPr>
+        <w:t>191.0.5.96</w:t>
+      </w:r>
+      <w:r>
+        <w:rPr>
+          <w:rFonts w:ascii="Times New Roman" w:hAnsi="Times New Roman" w:cs="Times New Roman"/>
+          <w:color w:val="000000" w:themeColor="text1"/>
+          <w:sz w:val="28"/>
+          <w:szCs w:val="28"/>
+        </w:rPr>
+        <w:t xml:space="preserve"> - </w:t>
+      </w:r>
+      <w:r>
+        <w:rPr>
+          <w:rFonts w:ascii="Times New Roman" w:hAnsi="Times New Roman" w:cs="Times New Roman"/>
+          <w:color w:val="000000" w:themeColor="text1"/>
+          <w:sz w:val="28"/>
+          <w:szCs w:val="28"/>
+          <w:highlight w:val="lightGray"/>
+        </w:rPr>
+        <w:t>191.0.5.11</w:t>
+      </w:r>
+      <w:r>
+        <w:rPr>
+          <w:rFonts w:ascii="Times New Roman" w:hAnsi="Times New Roman" w:cs="Times New Roman"/>
+          <w:color w:val="000000" w:themeColor="text1"/>
+          <w:sz w:val="28"/>
+          <w:szCs w:val="28"/>
+          <w:highlight w:val="lightGray"/>
+        </w:rPr>
+        <w:t>0</w:t>
+      </w:r>
+    </w:p>
+    <w:p>
+      <w:pPr>
+        <w:spacing w:after="160" w:line="259" w:lineRule="auto"/>
+        <w:rPr>
+          <w:rFonts w:ascii="Times New Roman" w:hAnsi="Times New Roman" w:cs="Times New Roman"/>
+          <w:color w:val="000000" w:themeColor="text1"/>
+          <w:sz w:val="28"/>
+          <w:szCs w:val="28"/>
+        </w:rPr>
+      </w:pPr>
+      <w:r>
+        <w:rPr>
+          <w:rFonts w:ascii="Times New Roman" w:hAnsi="Times New Roman" w:cs="Times New Roman"/>
+          <w:color w:val="000000" w:themeColor="text1"/>
+          <w:sz w:val="28"/>
+          <w:szCs w:val="28"/>
+        </w:rPr>
+        <w:br w:type="page"/>
+      </w:r>
+    </w:p>
+    <w:p>
+      <w:pPr>
+        <w:spacing w:line="360" w:lineRule="auto"/>
+        <w:rPr>
+          <w:rFonts w:ascii="Times New Roman" w:hAnsi="Times New Roman" w:cs="Times New Roman"/>
+          <w:color w:val="000000" w:themeColor="text1"/>
+          <w:sz w:val="28"/>
+          <w:szCs w:val="28"/>
+        </w:rPr>
+      </w:pPr>
+      <w:r>
+        <w:rPr>
+          <w:rFonts w:ascii="Times New Roman" w:hAnsi="Times New Roman" w:cs="Times New Roman"/>
+          <w:color w:val="000000" w:themeColor="text1"/>
+          <w:sz w:val="28"/>
+          <w:szCs w:val="28"/>
+        </w:rPr>
+        <w:lastRenderedPageBreak/>
+        <w:t xml:space="preserve">Подсеть </w:t>
+      </w:r>
+      <w:r>
+        <w:rPr>
+          <w:rFonts w:ascii="Times New Roman" w:hAnsi="Times New Roman" w:cs="Times New Roman"/>
+          <w:color w:val="000000" w:themeColor="text1"/>
+          <w:sz w:val="28"/>
+          <w:szCs w:val="28"/>
+        </w:rPr>
+        <w:t>2</w:t>
+      </w:r>
+      <w:r>
+        <w:rPr>
+          <w:rFonts w:ascii="Times New Roman" w:hAnsi="Times New Roman" w:cs="Times New Roman"/>
+          <w:color w:val="000000" w:themeColor="text1"/>
+          <w:sz w:val="28"/>
+          <w:szCs w:val="28"/>
+        </w:rPr>
+        <w:t>:</w:t>
+      </w:r>
+    </w:p>
+    <w:p>
+      <w:pPr>
+        <w:spacing w:line="360" w:lineRule="auto"/>
+        <w:rPr>
+          <w:rFonts w:ascii="Times New Roman" w:hAnsi="Times New Roman" w:cs="Times New Roman"/>
+          <w:color w:val="000000" w:themeColor="text1"/>
+          <w:sz w:val="28"/>
+          <w:szCs w:val="28"/>
+        </w:rPr>
+      </w:pPr>
+      <w:r>
+        <w:rPr>
+          <w:rFonts w:ascii="Times New Roman" w:hAnsi="Times New Roman" w:cs="Times New Roman"/>
+          <w:color w:val="000000" w:themeColor="text1"/>
+          <w:sz w:val="28"/>
+          <w:szCs w:val="28"/>
+        </w:rPr>
+        <w:t xml:space="preserve">Адрес сети: </w:t>
+      </w:r>
+      <w:r>
+        <w:rPr>
+          <w:rFonts w:ascii="Times New Roman" w:hAnsi="Times New Roman" w:cs="Times New Roman"/>
+          <w:color w:val="000000" w:themeColor="text1"/>
+          <w:sz w:val="28"/>
+          <w:szCs w:val="28"/>
+          <w:highlight w:val="darkCyan"/>
+        </w:rPr>
+        <w:t>191.0.5.</w:t>
+      </w:r>
+      <w:r>
+        <w:rPr>
+          <w:rFonts w:ascii="Times New Roman" w:hAnsi="Times New Roman" w:cs="Times New Roman"/>
+          <w:color w:val="000000" w:themeColor="text1"/>
+          <w:sz w:val="28"/>
+          <w:szCs w:val="28"/>
+          <w:highlight w:val="darkCyan"/>
+        </w:rPr>
+        <w:t>104</w:t>
+      </w:r>
+      <w:r>
+        <w:rPr>
+          <w:rFonts w:ascii="Times New Roman" w:hAnsi="Times New Roman" w:cs="Times New Roman"/>
+          <w:color w:val="000000" w:themeColor="text1"/>
+          <w:sz w:val="28"/>
+          <w:szCs w:val="28"/>
+        </w:rPr>
+        <w:t>/</w:t>
+      </w:r>
+      <w:r>
+        <w:rPr>
+          <w:rFonts w:ascii="Times New Roman" w:hAnsi="Times New Roman" w:cs="Times New Roman"/>
+          <w:color w:val="000000" w:themeColor="text1"/>
+          <w:sz w:val="28"/>
+          <w:szCs w:val="28"/>
+        </w:rPr>
+        <w:t>28</w:t>
+      </w:r>
+    </w:p>
+    <w:p>
+      <w:pPr>
+        <w:spacing w:line="360" w:lineRule="auto"/>
+        <w:rPr>
+          <w:rFonts w:ascii="Times New Roman" w:hAnsi="Times New Roman" w:cs="Times New Roman"/>
+          <w:color w:val="000000" w:themeColor="text1"/>
+          <w:sz w:val="28"/>
+          <w:szCs w:val="28"/>
+        </w:rPr>
+      </w:pPr>
+      <w:r>
+        <w:rPr>
+          <w:rFonts w:ascii="Times New Roman" w:hAnsi="Times New Roman" w:cs="Times New Roman"/>
+          <w:color w:val="000000" w:themeColor="text1"/>
+          <w:sz w:val="28"/>
+          <w:szCs w:val="28"/>
+        </w:rPr>
+        <w:t>10111111.00000000.</w:t>
+      </w:r>
+      <w:r>
+        <w:rPr>
+          <w:rFonts w:ascii="Times New Roman" w:hAnsi="Times New Roman" w:cs="Times New Roman"/>
+          <w:sz w:val="28"/>
+          <w:szCs w:val="28"/>
+        </w:rPr>
+        <w:t>0000</w:t>
+      </w:r>
+      <w:r>
+        <w:rPr>
+          <w:rFonts w:ascii="Times New Roman" w:hAnsi="Times New Roman" w:cs="Times New Roman"/>
+          <w:color w:val="000000" w:themeColor="text1"/>
+          <w:sz w:val="28"/>
+          <w:szCs w:val="28"/>
+        </w:rPr>
+        <w:t>0101.</w:t>
+      </w:r>
+      <w:r>
+        <w:t xml:space="preserve"> </w:t>
+      </w:r>
+      <w:r>
+        <w:rPr>
+          <w:rFonts w:ascii="Times New Roman" w:hAnsi="Times New Roman" w:cs="Times New Roman"/>
+          <w:color w:val="000000" w:themeColor="text1"/>
+          <w:sz w:val="28"/>
+          <w:szCs w:val="28"/>
+        </w:rPr>
+        <w:t>011</w:t>
+      </w:r>
+      <w:r>
+        <w:rPr>
+          <w:rFonts w:ascii="Times New Roman" w:hAnsi="Times New Roman" w:cs="Times New Roman"/>
+          <w:color w:val="000000" w:themeColor="text1"/>
+          <w:sz w:val="28"/>
+          <w:szCs w:val="28"/>
+        </w:rPr>
+        <w:t>1</w:t>
+      </w:r>
+      <w:r>
+        <w:rPr>
+          <w:rFonts w:ascii="Times New Roman" w:hAnsi="Times New Roman" w:cs="Times New Roman"/>
+          <w:color w:val="000000" w:themeColor="text1"/>
+          <w:sz w:val="28"/>
+          <w:szCs w:val="28"/>
+          <w:highlight w:val="darkMagenta"/>
+        </w:rPr>
+        <w:t>0</w:t>
+      </w:r>
+      <w:r>
+        <w:rPr>
+          <w:rFonts w:ascii="Times New Roman" w:hAnsi="Times New Roman" w:cs="Times New Roman"/>
+          <w:color w:val="000000" w:themeColor="text1"/>
+          <w:sz w:val="28"/>
+          <w:szCs w:val="28"/>
+          <w:highlight w:val="darkMagenta"/>
+        </w:rPr>
+        <w:t>000</w:t>
+      </w:r>
+    </w:p>
+    <w:p>
+      <w:pPr>
+        <w:spacing w:line="360" w:lineRule="auto"/>
+        <w:rPr>
+          <w:rFonts w:ascii="Times New Roman" w:hAnsi="Times New Roman" w:cs="Times New Roman"/>
+          <w:color w:val="000000" w:themeColor="text1"/>
+          <w:sz w:val="28"/>
+          <w:szCs w:val="28"/>
+        </w:rPr>
+      </w:pPr>
+      <w:r>
+        <w:rPr>
+          <w:rFonts w:ascii="Times New Roman" w:hAnsi="Times New Roman" w:cs="Times New Roman"/>
+          <w:color w:val="000000" w:themeColor="text1"/>
+          <w:sz w:val="28"/>
+          <w:szCs w:val="28"/>
+        </w:rPr>
+        <w:t>Маска</w:t>
+      </w:r>
+    </w:p>
+    <w:p>
+      <w:pPr>
+        <w:spacing w:line="360" w:lineRule="auto"/>
+        <w:rPr>
+          <w:rFonts w:ascii="Times New Roman" w:hAnsi="Times New Roman" w:cs="Times New Roman"/>
+          <w:color w:val="000000" w:themeColor="text1"/>
+          <w:sz w:val="28"/>
+          <w:szCs w:val="28"/>
+        </w:rPr>
+      </w:pPr>
       <w:r>
         <w:rPr>
           <w:rFonts w:ascii="Times New Roman" w:hAnsi="Times New Roman" w:cs="Times New Roman"/>
@@ -1787,398 +5662,194 @@
           <w:szCs w:val="28"/>
           <w:highlight w:val="cyan"/>
         </w:rPr>
-        <w:t>00</w:t>
-      </w:r>
-      <w:r>
-        <w:rPr>
-          <w:rFonts w:ascii="Times New Roman" w:hAnsi="Times New Roman" w:cs="Times New Roman"/>
-          <w:color w:val="000000" w:themeColor="text1"/>
-          <w:sz w:val="28"/>
-          <w:szCs w:val="28"/>
-          <w:highlight w:val="red"/>
-        </w:rPr>
-        <w:t>000000</w:t>
-      </w:r>
-    </w:p>
-    <w:p>
-      <w:pPr>
-        <w:spacing w:line="360" w:lineRule="auto"/>
-        <w:ind w:firstLine="709"/>
-        <w:rPr>
-          <w:rFonts w:ascii="Times New Roman" w:hAnsi="Times New Roman" w:cs="Times New Roman"/>
-          <w:color w:val="000000" w:themeColor="text1"/>
-          <w:sz w:val="28"/>
-          <w:szCs w:val="28"/>
-        </w:rPr>
-      </w:pPr>
-      <w:r>
-        <w:rPr>
-          <w:rFonts w:ascii="Times New Roman" w:hAnsi="Times New Roman" w:cs="Times New Roman"/>
-          <w:color w:val="000000" w:themeColor="text1"/>
-          <w:sz w:val="28"/>
-          <w:szCs w:val="28"/>
-          <w:highlight w:val="green"/>
-        </w:rPr>
-        <w:t>192.110.17.0</w:t>
-      </w:r>
-    </w:p>
-    <w:p>
-      <w:pPr>
-        <w:spacing w:line="360" w:lineRule="auto"/>
-        <w:ind w:firstLine="709"/>
-        <w:rPr>
-          <w:rFonts w:ascii="Times New Roman" w:hAnsi="Times New Roman" w:cs="Times New Roman"/>
-          <w:color w:val="000000" w:themeColor="text1"/>
-          <w:sz w:val="28"/>
-          <w:szCs w:val="28"/>
-        </w:rPr>
-      </w:pPr>
-    </w:p>
-    <w:p>
-      <w:pPr>
-        <w:spacing w:line="360" w:lineRule="auto"/>
-        <w:ind w:firstLine="709"/>
-        <w:rPr>
-          <w:rFonts w:ascii="Times New Roman" w:hAnsi="Times New Roman" w:cs="Times New Roman"/>
-          <w:color w:val="000000" w:themeColor="text1"/>
-          <w:sz w:val="28"/>
-          <w:szCs w:val="28"/>
-        </w:rPr>
-      </w:pPr>
-      <w:r>
-        <w:rPr>
-          <w:rFonts w:ascii="Times New Roman" w:hAnsi="Times New Roman" w:cs="Times New Roman"/>
-          <w:color w:val="000000" w:themeColor="text1"/>
-          <w:sz w:val="28"/>
-          <w:szCs w:val="28"/>
-        </w:rPr>
-        <w:t>2)</w:t>
-      </w:r>
-      <w:r>
-        <w:rPr>
-          <w:rFonts w:ascii="Times New Roman" w:hAnsi="Times New Roman" w:cs="Times New Roman"/>
-          <w:color w:val="000000" w:themeColor="text1"/>
-          <w:sz w:val="28"/>
-          <w:szCs w:val="28"/>
-          <w:highlight w:val="green"/>
-        </w:rPr>
-        <w:t>Адрес узла</w:t>
-      </w:r>
-      <w:r>
-        <w:rPr>
-          <w:rFonts w:ascii="Times New Roman" w:hAnsi="Times New Roman" w:cs="Times New Roman"/>
-          <w:color w:val="000000" w:themeColor="text1"/>
-          <w:sz w:val="28"/>
-          <w:szCs w:val="28"/>
-        </w:rPr>
-        <w:t xml:space="preserve">: все что слева от разделения заменяем на </w:t>
-      </w:r>
-      <w:proofErr w:type="gramStart"/>
-      <w:r>
-        <w:rPr>
-          <w:rFonts w:ascii="Times New Roman" w:hAnsi="Times New Roman" w:cs="Times New Roman"/>
-          <w:color w:val="000000" w:themeColor="text1"/>
-          <w:sz w:val="28"/>
-          <w:szCs w:val="28"/>
-        </w:rPr>
-        <w:t>нули(</w:t>
-      </w:r>
-      <w:proofErr w:type="gramEnd"/>
-      <w:r>
-        <w:rPr>
-          <w:rFonts w:ascii="Times New Roman" w:hAnsi="Times New Roman" w:cs="Times New Roman"/>
-          <w:color w:val="000000" w:themeColor="text1"/>
-          <w:sz w:val="28"/>
-          <w:szCs w:val="28"/>
-        </w:rPr>
-        <w:t>замена выделена красным)</w:t>
-      </w:r>
-    </w:p>
-    <w:p>
-      <w:pPr>
-        <w:spacing w:line="360" w:lineRule="auto"/>
-        <w:ind w:firstLine="709"/>
-        <w:rPr>
-          <w:rFonts w:ascii="Times New Roman" w:hAnsi="Times New Roman" w:cs="Times New Roman"/>
-          <w:color w:val="000000" w:themeColor="text1"/>
-          <w:sz w:val="28"/>
-          <w:szCs w:val="28"/>
-        </w:rPr>
-      </w:pPr>
-      <w:r>
-        <w:rPr>
-          <w:rFonts w:ascii="Times New Roman" w:hAnsi="Times New Roman" w:cs="Times New Roman"/>
-          <w:color w:val="000000" w:themeColor="text1"/>
-          <w:sz w:val="28"/>
-          <w:szCs w:val="28"/>
-          <w:highlight w:val="red"/>
-        </w:rPr>
-        <w:t>00000000.00000000.00000000.00</w:t>
-      </w:r>
-      <w:r>
-        <w:rPr>
-          <w:rFonts w:ascii="Times New Roman" w:hAnsi="Times New Roman" w:cs="Times New Roman"/>
-          <w:color w:val="000000" w:themeColor="text1"/>
-          <w:sz w:val="28"/>
-          <w:szCs w:val="28"/>
-          <w:highlight w:val="magenta"/>
-        </w:rPr>
-        <w:t>00</w:t>
-      </w:r>
-      <w:r>
-        <w:rPr>
-          <w:rFonts w:ascii="Times New Roman" w:hAnsi="Times New Roman" w:cs="Times New Roman"/>
-          <w:color w:val="000000" w:themeColor="text1"/>
-          <w:sz w:val="28"/>
-          <w:szCs w:val="28"/>
-          <w:highlight w:val="magenta"/>
-        </w:rPr>
-        <w:t>11</w:t>
-      </w:r>
-      <w:r>
-        <w:rPr>
-          <w:rFonts w:ascii="Times New Roman" w:hAnsi="Times New Roman" w:cs="Times New Roman"/>
-          <w:color w:val="000000" w:themeColor="text1"/>
-          <w:sz w:val="28"/>
-          <w:szCs w:val="28"/>
-          <w:highlight w:val="magenta"/>
-        </w:rPr>
-        <w:t>00</w:t>
-      </w:r>
-    </w:p>
-    <w:p>
-      <w:pPr>
-        <w:spacing w:line="360" w:lineRule="auto"/>
-        <w:ind w:firstLine="709"/>
-        <w:rPr>
-          <w:rFonts w:ascii="Times New Roman" w:hAnsi="Times New Roman" w:cs="Times New Roman"/>
-          <w:color w:val="000000" w:themeColor="text1"/>
-          <w:sz w:val="28"/>
-          <w:szCs w:val="28"/>
-        </w:rPr>
-      </w:pPr>
-      <w:r>
-        <w:rPr>
-          <w:rFonts w:ascii="Times New Roman" w:hAnsi="Times New Roman" w:cs="Times New Roman"/>
-          <w:color w:val="000000" w:themeColor="text1"/>
-          <w:sz w:val="28"/>
-          <w:szCs w:val="28"/>
-          <w:highlight w:val="green"/>
-        </w:rPr>
-        <w:t>12</w:t>
-      </w:r>
-    </w:p>
-    <w:p>
-      <w:pPr>
-        <w:spacing w:line="360" w:lineRule="auto"/>
-        <w:ind w:firstLine="709"/>
-        <w:rPr>
-          <w:rFonts w:ascii="Times New Roman" w:hAnsi="Times New Roman" w:cs="Times New Roman"/>
-          <w:color w:val="000000" w:themeColor="text1"/>
-          <w:sz w:val="28"/>
-          <w:szCs w:val="28"/>
-        </w:rPr>
-      </w:pPr>
-    </w:p>
-    <w:p>
-      <w:pPr>
-        <w:spacing w:line="360" w:lineRule="auto"/>
-        <w:ind w:firstLine="709"/>
-        <w:rPr>
-          <w:rFonts w:ascii="Times New Roman" w:hAnsi="Times New Roman" w:cs="Times New Roman"/>
-          <w:color w:val="000000" w:themeColor="text1"/>
-          <w:sz w:val="28"/>
-          <w:szCs w:val="28"/>
-        </w:rPr>
-      </w:pPr>
-      <w:r>
-        <w:rPr>
-          <w:rFonts w:ascii="Times New Roman" w:hAnsi="Times New Roman" w:cs="Times New Roman"/>
-          <w:color w:val="000000" w:themeColor="text1"/>
-          <w:sz w:val="28"/>
-          <w:szCs w:val="28"/>
-        </w:rPr>
-        <w:t>3)</w:t>
-      </w:r>
-      <w:r>
-        <w:rPr>
-          <w:rFonts w:ascii="Times New Roman" w:hAnsi="Times New Roman" w:cs="Times New Roman"/>
-          <w:color w:val="000000" w:themeColor="text1"/>
-          <w:sz w:val="28"/>
-          <w:szCs w:val="28"/>
-          <w:highlight w:val="green"/>
-        </w:rPr>
-        <w:t>Широковещательный адрес</w:t>
-      </w:r>
-      <w:r>
-        <w:rPr>
-          <w:rFonts w:ascii="Times New Roman" w:hAnsi="Times New Roman" w:cs="Times New Roman"/>
-          <w:color w:val="000000" w:themeColor="text1"/>
-          <w:sz w:val="28"/>
-          <w:szCs w:val="28"/>
-        </w:rPr>
-        <w:t xml:space="preserve">: все что справа от разделения заменяем на </w:t>
-      </w:r>
-      <w:proofErr w:type="gramStart"/>
-      <w:r>
-        <w:rPr>
-          <w:rFonts w:ascii="Times New Roman" w:hAnsi="Times New Roman" w:cs="Times New Roman"/>
-          <w:color w:val="000000" w:themeColor="text1"/>
-          <w:sz w:val="28"/>
-          <w:szCs w:val="28"/>
-        </w:rPr>
-        <w:t>единицы(</w:t>
-      </w:r>
-      <w:proofErr w:type="gramEnd"/>
-      <w:r>
-        <w:rPr>
-          <w:rFonts w:ascii="Times New Roman" w:hAnsi="Times New Roman" w:cs="Times New Roman"/>
-          <w:color w:val="000000" w:themeColor="text1"/>
-          <w:sz w:val="28"/>
-          <w:szCs w:val="28"/>
-        </w:rPr>
-        <w:t>выделена красным)</w:t>
-      </w:r>
-    </w:p>
-    <w:p>
-      <w:pPr>
-        <w:spacing w:line="360" w:lineRule="auto"/>
-        <w:ind w:firstLine="709"/>
-        <w:rPr>
-          <w:rFonts w:ascii="Times New Roman" w:hAnsi="Times New Roman" w:cs="Times New Roman"/>
-          <w:color w:val="000000" w:themeColor="text1"/>
-          <w:sz w:val="28"/>
-          <w:szCs w:val="28"/>
-        </w:rPr>
-      </w:pPr>
-      <w:r>
-        <w:rPr>
-          <w:rFonts w:ascii="Times New Roman" w:hAnsi="Times New Roman" w:cs="Times New Roman"/>
-          <w:color w:val="000000" w:themeColor="text1"/>
-          <w:sz w:val="28"/>
-          <w:szCs w:val="28"/>
-          <w:highlight w:val="cyan"/>
-        </w:rPr>
-        <w:t>11000000.01101110.00010001.00</w:t>
-      </w:r>
-      <w:r>
-        <w:rPr>
-          <w:rFonts w:ascii="Times New Roman" w:hAnsi="Times New Roman" w:cs="Times New Roman"/>
-          <w:color w:val="000000" w:themeColor="text1"/>
-          <w:sz w:val="28"/>
-          <w:szCs w:val="28"/>
-          <w:highlight w:val="red"/>
-        </w:rPr>
-        <w:t>111111</w:t>
-      </w:r>
-    </w:p>
-    <w:p>
-      <w:pPr>
-        <w:spacing w:line="360" w:lineRule="auto"/>
-        <w:ind w:firstLine="709"/>
-        <w:rPr>
-          <w:rFonts w:ascii="Times New Roman" w:hAnsi="Times New Roman" w:cs="Times New Roman"/>
-          <w:color w:val="000000" w:themeColor="text1"/>
-          <w:sz w:val="28"/>
-          <w:szCs w:val="28"/>
-        </w:rPr>
-      </w:pPr>
-      <w:r>
-        <w:rPr>
-          <w:rFonts w:ascii="Times New Roman" w:hAnsi="Times New Roman" w:cs="Times New Roman"/>
-          <w:color w:val="000000" w:themeColor="text1"/>
-          <w:sz w:val="28"/>
-          <w:szCs w:val="28"/>
-          <w:highlight w:val="green"/>
-        </w:rPr>
-        <w:t>192.110.17.63</w:t>
-      </w:r>
-    </w:p>
-    <w:p>
-      <w:pPr>
-        <w:spacing w:line="360" w:lineRule="auto"/>
-        <w:ind w:firstLine="709"/>
-        <w:rPr>
-          <w:rFonts w:ascii="Times New Roman" w:hAnsi="Times New Roman" w:cs="Times New Roman"/>
-          <w:color w:val="000000" w:themeColor="text1"/>
-          <w:sz w:val="28"/>
-          <w:szCs w:val="28"/>
-        </w:rPr>
-      </w:pPr>
-    </w:p>
-    <w:p>
-      <w:pPr>
-        <w:spacing w:line="360" w:lineRule="auto"/>
-        <w:ind w:firstLine="709"/>
-        <w:rPr>
-          <w:rFonts w:ascii="Times New Roman" w:hAnsi="Times New Roman" w:cs="Times New Roman"/>
-          <w:color w:val="000000" w:themeColor="text1"/>
-          <w:sz w:val="28"/>
-          <w:szCs w:val="28"/>
-        </w:rPr>
-      </w:pPr>
-      <w:r>
-        <w:rPr>
-          <w:rFonts w:ascii="Times New Roman" w:hAnsi="Times New Roman" w:cs="Times New Roman"/>
-          <w:color w:val="000000" w:themeColor="text1"/>
-          <w:sz w:val="28"/>
-          <w:szCs w:val="28"/>
-        </w:rPr>
-        <w:t>4)</w:t>
-      </w:r>
-      <w:r>
-        <w:rPr>
-          <w:rFonts w:ascii="Times New Roman" w:hAnsi="Times New Roman" w:cs="Times New Roman"/>
-          <w:color w:val="000000" w:themeColor="text1"/>
-          <w:sz w:val="28"/>
-          <w:szCs w:val="28"/>
-          <w:highlight w:val="green"/>
-        </w:rPr>
-        <w:t>Диапазон адресов</w:t>
-      </w:r>
-      <w:r>
-        <w:rPr>
-          <w:rFonts w:ascii="Times New Roman" w:hAnsi="Times New Roman" w:cs="Times New Roman"/>
-          <w:color w:val="000000" w:themeColor="text1"/>
-          <w:sz w:val="28"/>
-          <w:szCs w:val="28"/>
-        </w:rPr>
-        <w:t>: адрес сети: 192.110.17.0 – Широковещательный -1 192.110.17.62</w:t>
-      </w:r>
-    </w:p>
-    <w:p>
-      <w:pPr>
-        <w:spacing w:line="360" w:lineRule="auto"/>
-        <w:ind w:firstLine="709"/>
-        <w:rPr>
-          <w:rFonts w:ascii="Times New Roman" w:hAnsi="Times New Roman" w:cs="Times New Roman"/>
-          <w:color w:val="000000" w:themeColor="text1"/>
-          <w:sz w:val="28"/>
-          <w:szCs w:val="28"/>
-        </w:rPr>
-      </w:pPr>
-      <w:r>
-        <w:rPr>
-          <w:rFonts w:ascii="Times New Roman" w:hAnsi="Times New Roman" w:cs="Times New Roman"/>
-          <w:color w:val="000000" w:themeColor="text1"/>
-          <w:sz w:val="28"/>
-          <w:szCs w:val="28"/>
-          <w:highlight w:val="green"/>
-        </w:rPr>
-        <w:t>192.110.17.0 – 192.110.17.62</w:t>
-      </w:r>
-    </w:p>
-    <w:p>
-      <w:pPr>
-        <w:spacing w:line="360" w:lineRule="auto"/>
-        <w:ind w:firstLine="709"/>
-        <w:rPr>
-          <w:rFonts w:ascii="Times New Roman" w:hAnsi="Times New Roman" w:cs="Times New Roman"/>
-          <w:color w:val="000000" w:themeColor="text1"/>
-          <w:sz w:val="28"/>
-          <w:szCs w:val="28"/>
-        </w:rPr>
-      </w:pPr>
+        <w:t>11111111.11111111.11111111.1111</w:t>
+      </w:r>
+      <w:r>
+        <w:rPr>
+          <w:rFonts w:ascii="Times New Roman" w:hAnsi="Times New Roman" w:cs="Times New Roman"/>
+          <w:color w:val="000000" w:themeColor="text1"/>
+          <w:sz w:val="28"/>
+          <w:szCs w:val="28"/>
+          <w:highlight w:val="darkMagenta"/>
+        </w:rPr>
+        <w:t>0000</w:t>
+      </w:r>
+    </w:p>
+    <w:p>
+      <w:pPr>
+        <w:spacing w:line="360" w:lineRule="auto"/>
+        <w:rPr>
+          <w:rFonts w:ascii="Times New Roman" w:hAnsi="Times New Roman" w:cs="Times New Roman"/>
+          <w:color w:val="000000" w:themeColor="text1"/>
+          <w:sz w:val="28"/>
+          <w:szCs w:val="28"/>
+        </w:rPr>
+      </w:pPr>
+      <w:r>
+        <w:rPr>
+          <w:rFonts w:ascii="Times New Roman" w:hAnsi="Times New Roman" w:cs="Times New Roman"/>
+          <w:color w:val="000000" w:themeColor="text1"/>
+          <w:sz w:val="28"/>
+          <w:szCs w:val="28"/>
+        </w:rPr>
+        <w:t>Широковещательный адрес:</w:t>
+      </w:r>
+    </w:p>
+    <w:p>
+      <w:pPr>
+        <w:spacing w:line="360" w:lineRule="auto"/>
+        <w:rPr>
+          <w:rFonts w:ascii="Times New Roman" w:hAnsi="Times New Roman" w:cs="Times New Roman"/>
+          <w:color w:val="000000" w:themeColor="text1"/>
+          <w:sz w:val="28"/>
+          <w:szCs w:val="28"/>
+        </w:rPr>
+      </w:pPr>
+      <w:r>
+        <w:rPr>
+          <w:rFonts w:ascii="Times New Roman" w:hAnsi="Times New Roman" w:cs="Times New Roman"/>
+          <w:color w:val="000000" w:themeColor="text1"/>
+          <w:sz w:val="28"/>
+          <w:szCs w:val="28"/>
+        </w:rPr>
+        <w:t>10111111.00000000.</w:t>
+      </w:r>
+      <w:r>
+        <w:rPr>
+          <w:rFonts w:ascii="Times New Roman" w:hAnsi="Times New Roman" w:cs="Times New Roman"/>
+          <w:sz w:val="28"/>
+          <w:szCs w:val="28"/>
+        </w:rPr>
+        <w:t>0000</w:t>
+      </w:r>
+      <w:r>
+        <w:rPr>
+          <w:rFonts w:ascii="Times New Roman" w:hAnsi="Times New Roman" w:cs="Times New Roman"/>
+          <w:color w:val="000000" w:themeColor="text1"/>
+          <w:sz w:val="28"/>
+          <w:szCs w:val="28"/>
+        </w:rPr>
+        <w:t>0101.011</w:t>
+      </w:r>
+      <w:r>
+        <w:rPr>
+          <w:rFonts w:ascii="Times New Roman" w:hAnsi="Times New Roman" w:cs="Times New Roman"/>
+          <w:color w:val="000000" w:themeColor="text1"/>
+          <w:sz w:val="28"/>
+          <w:szCs w:val="28"/>
+        </w:rPr>
+        <w:t>1</w:t>
+      </w:r>
+      <w:r>
+        <w:rPr>
+          <w:rFonts w:ascii="Times New Roman" w:hAnsi="Times New Roman" w:cs="Times New Roman"/>
+          <w:color w:val="000000" w:themeColor="text1"/>
+          <w:sz w:val="28"/>
+          <w:szCs w:val="28"/>
+          <w:highlight w:val="darkMagenta"/>
+        </w:rPr>
+        <w:t>1111</w:t>
+      </w:r>
+    </w:p>
+    <w:p>
+      <w:pPr>
+        <w:spacing w:line="360" w:lineRule="auto"/>
+        <w:rPr>
+          <w:rFonts w:ascii="Times New Roman" w:hAnsi="Times New Roman" w:cs="Times New Roman"/>
+          <w:color w:val="000000" w:themeColor="text1"/>
+          <w:sz w:val="28"/>
+          <w:szCs w:val="28"/>
+        </w:rPr>
+      </w:pPr>
+      <w:r>
+        <w:rPr>
+          <w:rFonts w:ascii="Times New Roman" w:hAnsi="Times New Roman" w:cs="Times New Roman"/>
+          <w:color w:val="000000" w:themeColor="text1"/>
+          <w:sz w:val="28"/>
+          <w:szCs w:val="28"/>
+          <w:highlight w:val="lightGray"/>
+        </w:rPr>
+        <w:t>191.0.5.1</w:t>
+      </w:r>
+      <w:r>
+        <w:rPr>
+          <w:rFonts w:ascii="Times New Roman" w:hAnsi="Times New Roman" w:cs="Times New Roman"/>
+          <w:color w:val="000000" w:themeColor="text1"/>
+          <w:sz w:val="28"/>
+          <w:szCs w:val="28"/>
+          <w:highlight w:val="lightGray"/>
+        </w:rPr>
+        <w:t>27</w:t>
+      </w:r>
+    </w:p>
+    <w:p>
+      <w:pPr>
+        <w:spacing w:line="360" w:lineRule="auto"/>
+        <w:rPr>
+          <w:rFonts w:ascii="Times New Roman" w:hAnsi="Times New Roman" w:cs="Times New Roman"/>
+          <w:color w:val="000000" w:themeColor="text1"/>
+          <w:sz w:val="28"/>
+          <w:szCs w:val="28"/>
+        </w:rPr>
+      </w:pPr>
+      <w:r>
+        <w:rPr>
+          <w:rFonts w:ascii="Times New Roman" w:hAnsi="Times New Roman" w:cs="Times New Roman"/>
+          <w:color w:val="000000" w:themeColor="text1"/>
+          <w:sz w:val="28"/>
+          <w:szCs w:val="28"/>
+        </w:rPr>
+        <w:t xml:space="preserve">Диапазон адресов: </w:t>
+      </w:r>
+      <w:r>
+        <w:rPr>
+          <w:rFonts w:ascii="Times New Roman" w:hAnsi="Times New Roman" w:cs="Times New Roman"/>
+          <w:color w:val="000000" w:themeColor="text1"/>
+          <w:sz w:val="28"/>
+          <w:szCs w:val="28"/>
+          <w:highlight w:val="darkCyan"/>
+        </w:rPr>
+        <w:t>191.0.5.</w:t>
+      </w:r>
+      <w:r>
+        <w:rPr>
+          <w:rFonts w:ascii="Times New Roman" w:hAnsi="Times New Roman" w:cs="Times New Roman"/>
+          <w:color w:val="000000" w:themeColor="text1"/>
+          <w:sz w:val="28"/>
+          <w:szCs w:val="28"/>
+          <w:highlight w:val="darkCyan"/>
+        </w:rPr>
+        <w:t>104</w:t>
+      </w:r>
+      <w:r>
+        <w:rPr>
+          <w:rFonts w:ascii="Times New Roman" w:hAnsi="Times New Roman" w:cs="Times New Roman"/>
+          <w:color w:val="000000" w:themeColor="text1"/>
+          <w:sz w:val="28"/>
+          <w:szCs w:val="28"/>
+        </w:rPr>
+        <w:t xml:space="preserve"> - </w:t>
+      </w:r>
+      <w:r>
+        <w:rPr>
+          <w:rFonts w:ascii="Times New Roman" w:hAnsi="Times New Roman" w:cs="Times New Roman"/>
+          <w:color w:val="000000" w:themeColor="text1"/>
+          <w:sz w:val="28"/>
+          <w:szCs w:val="28"/>
+          <w:highlight w:val="lightGray"/>
+        </w:rPr>
+        <w:t>191.0.5.1</w:t>
+      </w:r>
+      <w:r>
+        <w:rPr>
+          <w:rFonts w:ascii="Times New Roman" w:hAnsi="Times New Roman" w:cs="Times New Roman"/>
+          <w:color w:val="000000" w:themeColor="text1"/>
+          <w:sz w:val="28"/>
+          <w:szCs w:val="28"/>
+          <w:highlight w:val="lightGray"/>
+        </w:rPr>
+        <w:t>27</w:t>
+      </w:r>
     </w:p>
     <w:sectPr>
       <w:pgSz w:w="11906" w:h="16838"/>
@@ -2193,6 +5864,155 @@
 <file path=word/numbering.xml><?xml version="1.0" encoding="utf-8"?>
 <w:numbering xmlns:wpc="http://schemas.microsoft.com/office/word/2010/wordprocessingCanvas" xmlns:cx="http://schemas.microsoft.com/office/drawing/2014/chartex" xmlns:cx1="http://schemas.microsoft.com/office/drawing/2015/9/8/chartex" xmlns:cx2="http://schemas.microsoft.com/office/drawing/2015/10/21/chartex" xmlns:cx3="http://schemas.microsoft.com/office/drawing/2016/5/9/chartex" xmlns:cx4="http://schemas.microsoft.com/office/drawing/2016/5/10/chartex" xmlns:cx5="http://schemas.microsoft.com/office/drawing/2016/5/11/chartex" xmlns:cx6="http://schemas.microsoft.com/office/drawing/2016/5/12/chartex" xmlns:cx7="http://schemas.microsoft.com/office/drawing/2016/5/13/chartex" xmlns:cx8="http://schemas.microsoft.com/office/drawing/2016/5/14/chartex" xmlns:mc="http://schemas.openxmlformats.org/markup-compatibility/2006" xmlns:aink="http://schemas.microsoft.com/office/drawing/2016/ink" xmlns:am3d="http://schemas.microsoft.com/office/drawing/2017/model3d" xmlns:o="urn:schemas-microsoft-com:office:office" xmlns:oel="http://schemas.microsoft.com/office/2019/extlst" xmlns:r="http://schemas.openxmlformats.org/officeDocument/2006/relationships" xmlns:m="http://schemas.openxmlformats.org/officeDocument/2006/math" xmlns:v="urn:schemas-microsoft-com:vml" xmlns:wp14="http://schemas.microsoft.com/office/word/2010/wordprocessingDrawing" xmlns:wp="http://schemas.openxmlformats.org/drawingml/2006/wordprocessingDrawing" xmlns:w10="urn:schemas-microsoft-com:office:word" xmlns:w="http://schemas.openxmlformats.org/wordprocessingml/2006/main" xmlns:w14="http://schemas.microsoft.com/office/word/2010/wordml" xmlns:w15="http://schemas.microsoft.com/office/word/2012/wordml" xmlns:w16cex="http://schemas.microsoft.com/office/word/2018/wordml/cex" xmlns:w16cid="http://schemas.microsoft.com/office/word/2016/wordml/cid" xmlns:w16="http://schemas.microsoft.com/office/word/2018/wordml" xmlns:w16du="http://schemas.microsoft.com/office/word/2023/wordml/word16du" xmlns:w16sdtdh="http://schemas.microsoft.com/office/word/2020/wordml/sdtdatahash" xmlns:w16sdtfl="http://schemas.microsoft.com/office/word/2024/wordml/sdtformatlock" xmlns:w16se="http://schemas.microsoft.com/office/word/2015/wordml/symex" xmlns:wpg="http://schemas.microsoft.com/office/word/2010/wordprocessingGroup" xmlns:wpi="http://schemas.microsoft.com/office/word/2010/wordprocessingInk" xmlns:wne="http://schemas.microsoft.com/office/word/2006/wordml" xmlns:wps="http://schemas.microsoft.com/office/word/2010/wordprocessingShape" mc:Ignorable="w14 w15 w16se w16cid w16 w16cex w16sdtdh w16sdtfl w16du wp14">
   <w:abstractNum w:abstractNumId="0" w15:restartNumberingAfterBreak="0">
+    <w:nsid w:val="040B457F"/>
+    <w:multiLevelType w:val="multilevel"/>
+    <w:tmpl w:val="BA141C6A"/>
+    <w:lvl w:ilvl="0">
+      <w:start w:val="1"/>
+      <w:numFmt w:val="bullet"/>
+      <w:lvlText w:val=""/>
+      <w:lvlJc w:val="left"/>
+      <w:pPr>
+        <w:tabs>
+          <w:tab w:val="num" w:pos="720"/>
+        </w:tabs>
+        <w:ind w:left="720" w:hanging="360"/>
+      </w:pPr>
+      <w:rPr>
+        <w:rFonts w:ascii="Symbol" w:hAnsi="Symbol" w:hint="default"/>
+        <w:sz w:val="20"/>
+      </w:rPr>
+    </w:lvl>
+    <w:lvl w:ilvl="1" w:tentative="1">
+      <w:start w:val="1"/>
+      <w:numFmt w:val="bullet"/>
+      <w:lvlText w:val="o"/>
+      <w:lvlJc w:val="left"/>
+      <w:pPr>
+        <w:tabs>
+          <w:tab w:val="num" w:pos="1440"/>
+        </w:tabs>
+        <w:ind w:left="1440" w:hanging="360"/>
+      </w:pPr>
+      <w:rPr>
+        <w:rFonts w:ascii="Courier New" w:hAnsi="Courier New" w:hint="default"/>
+        <w:sz w:val="20"/>
+      </w:rPr>
+    </w:lvl>
+    <w:lvl w:ilvl="2" w:tentative="1">
+      <w:start w:val="1"/>
+      <w:numFmt w:val="bullet"/>
+      <w:lvlText w:val=""/>
+      <w:lvlJc w:val="left"/>
+      <w:pPr>
+        <w:tabs>
+          <w:tab w:val="num" w:pos="2160"/>
+        </w:tabs>
+        <w:ind w:left="2160" w:hanging="360"/>
+      </w:pPr>
+      <w:rPr>
+        <w:rFonts w:ascii="Wingdings" w:hAnsi="Wingdings" w:hint="default"/>
+        <w:sz w:val="20"/>
+      </w:rPr>
+    </w:lvl>
+    <w:lvl w:ilvl="3" w:tentative="1">
+      <w:start w:val="1"/>
+      <w:numFmt w:val="bullet"/>
+      <w:lvlText w:val=""/>
+      <w:lvlJc w:val="left"/>
+      <w:pPr>
+        <w:tabs>
+          <w:tab w:val="num" w:pos="2880"/>
+        </w:tabs>
+        <w:ind w:left="2880" w:hanging="360"/>
+      </w:pPr>
+      <w:rPr>
+        <w:rFonts w:ascii="Wingdings" w:hAnsi="Wingdings" w:hint="default"/>
+        <w:sz w:val="20"/>
+      </w:rPr>
+    </w:lvl>
+    <w:lvl w:ilvl="4" w:tentative="1">
+      <w:start w:val="1"/>
+      <w:numFmt w:val="bullet"/>
+      <w:lvlText w:val=""/>
+      <w:lvlJc w:val="left"/>
+      <w:pPr>
+        <w:tabs>
+          <w:tab w:val="num" w:pos="3600"/>
+        </w:tabs>
+        <w:ind w:left="3600" w:hanging="360"/>
+      </w:pPr>
+      <w:rPr>
+        <w:rFonts w:ascii="Wingdings" w:hAnsi="Wingdings" w:hint="default"/>
+        <w:sz w:val="20"/>
+      </w:rPr>
+    </w:lvl>
+    <w:lvl w:ilvl="5" w:tentative="1">
+      <w:start w:val="1"/>
+      <w:numFmt w:val="bullet"/>
+      <w:lvlText w:val=""/>
+      <w:lvlJc w:val="left"/>
+      <w:pPr>
+        <w:tabs>
+          <w:tab w:val="num" w:pos="4320"/>
+        </w:tabs>
+        <w:ind w:left="4320" w:hanging="360"/>
+      </w:pPr>
+      <w:rPr>
+        <w:rFonts w:ascii="Wingdings" w:hAnsi="Wingdings" w:hint="default"/>
+        <w:sz w:val="20"/>
+      </w:rPr>
+    </w:lvl>
+    <w:lvl w:ilvl="6" w:tentative="1">
+      <w:start w:val="1"/>
+      <w:numFmt w:val="bullet"/>
+      <w:lvlText w:val=""/>
+      <w:lvlJc w:val="left"/>
+      <w:pPr>
+        <w:tabs>
+          <w:tab w:val="num" w:pos="5040"/>
+        </w:tabs>
+        <w:ind w:left="5040" w:hanging="360"/>
+      </w:pPr>
+      <w:rPr>
+        <w:rFonts w:ascii="Wingdings" w:hAnsi="Wingdings" w:hint="default"/>
+        <w:sz w:val="20"/>
+      </w:rPr>
+    </w:lvl>
+    <w:lvl w:ilvl="7" w:tentative="1">
+      <w:start w:val="1"/>
+      <w:numFmt w:val="bullet"/>
+      <w:lvlText w:val=""/>
+      <w:lvlJc w:val="left"/>
+      <w:pPr>
+        <w:tabs>
+          <w:tab w:val="num" w:pos="5760"/>
+        </w:tabs>
+        <w:ind w:left="5760" w:hanging="360"/>
+      </w:pPr>
+      <w:rPr>
+        <w:rFonts w:ascii="Wingdings" w:hAnsi="Wingdings" w:hint="default"/>
+        <w:sz w:val="20"/>
+      </w:rPr>
+    </w:lvl>
+    <w:lvl w:ilvl="8" w:tentative="1">
+      <w:start w:val="1"/>
+      <w:numFmt w:val="bullet"/>
+      <w:lvlText w:val=""/>
+      <w:lvlJc w:val="left"/>
+      <w:pPr>
+        <w:tabs>
+          <w:tab w:val="num" w:pos="6480"/>
+        </w:tabs>
+        <w:ind w:left="6480" w:hanging="360"/>
+      </w:pPr>
+      <w:rPr>
+        <w:rFonts w:ascii="Wingdings" w:hAnsi="Wingdings" w:hint="default"/>
+        <w:sz w:val="20"/>
+      </w:rPr>
+    </w:lvl>
+  </w:abstractNum>
+  <w:abstractNum w:abstractNumId="1" w15:restartNumberingAfterBreak="0">
     <w:nsid w:val="138B6B33"/>
     <w:multiLevelType w:val="hybridMultilevel"/>
     <w:tmpl w:val="05608F66"/>
@@ -2281,17 +6101,17 @@
       </w:pPr>
     </w:lvl>
   </w:abstractNum>
-  <w:abstractNum w:abstractNumId="1" w15:restartNumberingAfterBreak="0">
-    <w:nsid w:val="6CB07C9C"/>
+  <w:abstractNum w:abstractNumId="2" w15:restartNumberingAfterBreak="0">
+    <w:nsid w:val="4B4E230E"/>
     <w:multiLevelType w:val="hybridMultilevel"/>
-    <w:tmpl w:val="ECBCA380"/>
-    <w:lvl w:ilvl="0" w:tplc="0419000F">
+    <w:tmpl w:val="E3C832D0"/>
+    <w:lvl w:ilvl="0" w:tplc="DB18CC1C">
       <w:start w:val="1"/>
       <w:numFmt w:val="decimal"/>
       <w:lvlText w:val="%1."/>
       <w:lvlJc w:val="left"/>
       <w:pPr>
-        <w:ind w:left="720" w:hanging="360"/>
+        <w:ind w:left="1069" w:hanging="360"/>
       </w:pPr>
       <w:rPr>
         <w:rFonts w:hint="default"/>
@@ -2303,7 +6123,7 @@
       <w:lvlText w:val="%2."/>
       <w:lvlJc w:val="left"/>
       <w:pPr>
-        <w:ind w:left="1440" w:hanging="360"/>
+        <w:ind w:left="1789" w:hanging="360"/>
       </w:pPr>
     </w:lvl>
     <w:lvl w:ilvl="2" w:tplc="0419001B" w:tentative="1">
@@ -2312,7 +6132,7 @@
       <w:lvlText w:val="%3."/>
       <w:lvlJc w:val="right"/>
       <w:pPr>
-        <w:ind w:left="2160" w:hanging="180"/>
+        <w:ind w:left="2509" w:hanging="180"/>
       </w:pPr>
     </w:lvl>
     <w:lvl w:ilvl="3" w:tplc="0419000F" w:tentative="1">
@@ -2321,7 +6141,7 @@
       <w:lvlText w:val="%4."/>
       <w:lvlJc w:val="left"/>
       <w:pPr>
-        <w:ind w:left="2880" w:hanging="360"/>
+        <w:ind w:left="3229" w:hanging="360"/>
       </w:pPr>
     </w:lvl>
     <w:lvl w:ilvl="4" w:tplc="04190019" w:tentative="1">
@@ -2330,7 +6150,7 @@
       <w:lvlText w:val="%5."/>
       <w:lvlJc w:val="left"/>
       <w:pPr>
-        <w:ind w:left="3600" w:hanging="360"/>
+        <w:ind w:left="3949" w:hanging="360"/>
       </w:pPr>
     </w:lvl>
     <w:lvl w:ilvl="5" w:tplc="0419001B" w:tentative="1">
@@ -2339,7 +6159,7 @@
       <w:lvlText w:val="%6."/>
       <w:lvlJc w:val="right"/>
       <w:pPr>
-        <w:ind w:left="4320" w:hanging="180"/>
+        <w:ind w:left="4669" w:hanging="180"/>
       </w:pPr>
     </w:lvl>
     <w:lvl w:ilvl="6" w:tplc="0419000F" w:tentative="1">
@@ -2348,7 +6168,7 @@
       <w:lvlText w:val="%7."/>
       <w:lvlJc w:val="left"/>
       <w:pPr>
-        <w:ind w:left="5040" w:hanging="360"/>
+        <w:ind w:left="5389" w:hanging="360"/>
       </w:pPr>
     </w:lvl>
     <w:lvl w:ilvl="7" w:tplc="04190019" w:tentative="1">
@@ -2357,7 +6177,7 @@
       <w:lvlText w:val="%8."/>
       <w:lvlJc w:val="left"/>
       <w:pPr>
-        <w:ind w:left="5760" w:hanging="360"/>
+        <w:ind w:left="6109" w:hanging="360"/>
       </w:pPr>
     </w:lvl>
     <w:lvl w:ilvl="8" w:tplc="0419001B" w:tentative="1">
@@ -2366,15 +6186,202 @@
       <w:lvlText w:val="%9."/>
       <w:lvlJc w:val="right"/>
       <w:pPr>
+        <w:ind w:left="6829" w:hanging="180"/>
+      </w:pPr>
+    </w:lvl>
+  </w:abstractNum>
+  <w:abstractNum w:abstractNumId="3" w15:restartNumberingAfterBreak="0">
+    <w:nsid w:val="6CB07C9C"/>
+    <w:multiLevelType w:val="hybridMultilevel"/>
+    <w:tmpl w:val="ECBCA380"/>
+    <w:lvl w:ilvl="0" w:tplc="0419000F">
+      <w:start w:val="1"/>
+      <w:numFmt w:val="decimal"/>
+      <w:lvlText w:val="%1."/>
+      <w:lvlJc w:val="left"/>
+      <w:pPr>
+        <w:ind w:left="720" w:hanging="360"/>
+      </w:pPr>
+      <w:rPr>
+        <w:rFonts w:hint="default"/>
+      </w:rPr>
+    </w:lvl>
+    <w:lvl w:ilvl="1" w:tplc="04190019" w:tentative="1">
+      <w:start w:val="1"/>
+      <w:numFmt w:val="lowerLetter"/>
+      <w:lvlText w:val="%2."/>
+      <w:lvlJc w:val="left"/>
+      <w:pPr>
+        <w:ind w:left="1440" w:hanging="360"/>
+      </w:pPr>
+    </w:lvl>
+    <w:lvl w:ilvl="2" w:tplc="0419001B" w:tentative="1">
+      <w:start w:val="1"/>
+      <w:numFmt w:val="lowerRoman"/>
+      <w:lvlText w:val="%3."/>
+      <w:lvlJc w:val="right"/>
+      <w:pPr>
+        <w:ind w:left="2160" w:hanging="180"/>
+      </w:pPr>
+    </w:lvl>
+    <w:lvl w:ilvl="3" w:tplc="0419000F" w:tentative="1">
+      <w:start w:val="1"/>
+      <w:numFmt w:val="decimal"/>
+      <w:lvlText w:val="%4."/>
+      <w:lvlJc w:val="left"/>
+      <w:pPr>
+        <w:ind w:left="2880" w:hanging="360"/>
+      </w:pPr>
+    </w:lvl>
+    <w:lvl w:ilvl="4" w:tplc="04190019" w:tentative="1">
+      <w:start w:val="1"/>
+      <w:numFmt w:val="lowerLetter"/>
+      <w:lvlText w:val="%5."/>
+      <w:lvlJc w:val="left"/>
+      <w:pPr>
+        <w:ind w:left="3600" w:hanging="360"/>
+      </w:pPr>
+    </w:lvl>
+    <w:lvl w:ilvl="5" w:tplc="0419001B" w:tentative="1">
+      <w:start w:val="1"/>
+      <w:numFmt w:val="lowerRoman"/>
+      <w:lvlText w:val="%6."/>
+      <w:lvlJc w:val="right"/>
+      <w:pPr>
+        <w:ind w:left="4320" w:hanging="180"/>
+      </w:pPr>
+    </w:lvl>
+    <w:lvl w:ilvl="6" w:tplc="0419000F" w:tentative="1">
+      <w:start w:val="1"/>
+      <w:numFmt w:val="decimal"/>
+      <w:lvlText w:val="%7."/>
+      <w:lvlJc w:val="left"/>
+      <w:pPr>
+        <w:ind w:left="5040" w:hanging="360"/>
+      </w:pPr>
+    </w:lvl>
+    <w:lvl w:ilvl="7" w:tplc="04190019" w:tentative="1">
+      <w:start w:val="1"/>
+      <w:numFmt w:val="lowerLetter"/>
+      <w:lvlText w:val="%8."/>
+      <w:lvlJc w:val="left"/>
+      <w:pPr>
+        <w:ind w:left="5760" w:hanging="360"/>
+      </w:pPr>
+    </w:lvl>
+    <w:lvl w:ilvl="8" w:tplc="0419001B" w:tentative="1">
+      <w:start w:val="1"/>
+      <w:numFmt w:val="lowerRoman"/>
+      <w:lvlText w:val="%9."/>
+      <w:lvlJc w:val="right"/>
+      <w:pPr>
         <w:ind w:left="6480" w:hanging="180"/>
+      </w:pPr>
+    </w:lvl>
+  </w:abstractNum>
+  <w:abstractNum w:abstractNumId="4" w15:restartNumberingAfterBreak="0">
+    <w:nsid w:val="723C4138"/>
+    <w:multiLevelType w:val="hybridMultilevel"/>
+    <w:tmpl w:val="C4C2DC10"/>
+    <w:lvl w:ilvl="0" w:tplc="9596248E">
+      <w:start w:val="1"/>
+      <w:numFmt w:val="decimal"/>
+      <w:lvlText w:val="%1."/>
+      <w:lvlJc w:val="left"/>
+      <w:pPr>
+        <w:ind w:left="1069" w:hanging="360"/>
+      </w:pPr>
+      <w:rPr>
+        <w:rFonts w:hint="default"/>
+      </w:rPr>
+    </w:lvl>
+    <w:lvl w:ilvl="1" w:tplc="04190019" w:tentative="1">
+      <w:start w:val="1"/>
+      <w:numFmt w:val="lowerLetter"/>
+      <w:lvlText w:val="%2."/>
+      <w:lvlJc w:val="left"/>
+      <w:pPr>
+        <w:ind w:left="1789" w:hanging="360"/>
+      </w:pPr>
+    </w:lvl>
+    <w:lvl w:ilvl="2" w:tplc="0419001B" w:tentative="1">
+      <w:start w:val="1"/>
+      <w:numFmt w:val="lowerRoman"/>
+      <w:lvlText w:val="%3."/>
+      <w:lvlJc w:val="right"/>
+      <w:pPr>
+        <w:ind w:left="2509" w:hanging="180"/>
+      </w:pPr>
+    </w:lvl>
+    <w:lvl w:ilvl="3" w:tplc="0419000F" w:tentative="1">
+      <w:start w:val="1"/>
+      <w:numFmt w:val="decimal"/>
+      <w:lvlText w:val="%4."/>
+      <w:lvlJc w:val="left"/>
+      <w:pPr>
+        <w:ind w:left="3229" w:hanging="360"/>
+      </w:pPr>
+    </w:lvl>
+    <w:lvl w:ilvl="4" w:tplc="04190019" w:tentative="1">
+      <w:start w:val="1"/>
+      <w:numFmt w:val="lowerLetter"/>
+      <w:lvlText w:val="%5."/>
+      <w:lvlJc w:val="left"/>
+      <w:pPr>
+        <w:ind w:left="3949" w:hanging="360"/>
+      </w:pPr>
+    </w:lvl>
+    <w:lvl w:ilvl="5" w:tplc="0419001B" w:tentative="1">
+      <w:start w:val="1"/>
+      <w:numFmt w:val="lowerRoman"/>
+      <w:lvlText w:val="%6."/>
+      <w:lvlJc w:val="right"/>
+      <w:pPr>
+        <w:ind w:left="4669" w:hanging="180"/>
+      </w:pPr>
+    </w:lvl>
+    <w:lvl w:ilvl="6" w:tplc="0419000F" w:tentative="1">
+      <w:start w:val="1"/>
+      <w:numFmt w:val="decimal"/>
+      <w:lvlText w:val="%7."/>
+      <w:lvlJc w:val="left"/>
+      <w:pPr>
+        <w:ind w:left="5389" w:hanging="360"/>
+      </w:pPr>
+    </w:lvl>
+    <w:lvl w:ilvl="7" w:tplc="04190019" w:tentative="1">
+      <w:start w:val="1"/>
+      <w:numFmt w:val="lowerLetter"/>
+      <w:lvlText w:val="%8."/>
+      <w:lvlJc w:val="left"/>
+      <w:pPr>
+        <w:ind w:left="6109" w:hanging="360"/>
+      </w:pPr>
+    </w:lvl>
+    <w:lvl w:ilvl="8" w:tplc="0419001B" w:tentative="1">
+      <w:start w:val="1"/>
+      <w:numFmt w:val="lowerRoman"/>
+      <w:lvlText w:val="%9."/>
+      <w:lvlJc w:val="right"/>
+      <w:pPr>
+        <w:ind w:left="6829" w:hanging="180"/>
       </w:pPr>
     </w:lvl>
   </w:abstractNum>
   <w:num w:numId="1" w16cid:durableId="1615672143">
+    <w:abstractNumId w:val="1"/>
+  </w:num>
+  <w:num w:numId="2" w16cid:durableId="1744831947">
+    <w:abstractNumId w:val="3"/>
+  </w:num>
+  <w:num w:numId="3" w16cid:durableId="2089693642">
+    <w:abstractNumId w:val="4"/>
+  </w:num>
+  <w:num w:numId="4" w16cid:durableId="810830264">
     <w:abstractNumId w:val="0"/>
   </w:num>
-  <w:num w:numId="2" w16cid:durableId="1744831947">
-    <w:abstractNumId w:val="1"/>
+  <w:num w:numId="5" w16cid:durableId="1477069331">
+    <w:abstractNumId w:val="2"/>
   </w:num>
 </w:numbering>
 </file>
@@ -2789,7 +6796,6 @@
   <w:style w:type="character" w:default="1" w:styleId="a0">
     <w:name w:val="Default Paragraph Font"/>
     <w:uiPriority w:val="1"/>
-    <w:semiHidden/>
     <w:unhideWhenUsed/>
   </w:style>
   <w:style w:type="table" w:default="1" w:styleId="a1">

--- a/КС/ЛАБА 3.docx
+++ b/КС/ЛАБА 3.docx
@@ -2165,7 +2165,6 @@
           <w:color w:val="000000" w:themeColor="text1"/>
           <w:sz w:val="28"/>
           <w:szCs w:val="28"/>
-          <w:lang w:val="en-US"/>
         </w:rPr>
       </w:pPr>
       <w:r>
@@ -2216,25 +2215,7 @@
           <w:sz w:val="28"/>
           <w:szCs w:val="28"/>
         </w:rPr>
-        <w:t xml:space="preserve"> </w:t>
-      </w:r>
-      <w:r>
-        <w:rPr>
-          <w:rFonts w:ascii="Times New Roman" w:hAnsi="Times New Roman" w:cs="Times New Roman"/>
-          <w:color w:val="000000" w:themeColor="text1"/>
-          <w:sz w:val="28"/>
-          <w:szCs w:val="28"/>
-        </w:rPr>
-        <w:t>–</w:t>
-      </w:r>
-      <w:r>
-        <w:rPr>
-          <w:rFonts w:ascii="Times New Roman" w:hAnsi="Times New Roman" w:cs="Times New Roman"/>
-          <w:color w:val="000000" w:themeColor="text1"/>
-          <w:sz w:val="28"/>
-          <w:szCs w:val="28"/>
-        </w:rPr>
-        <w:t xml:space="preserve"> Считаем количество нулей в маске </w:t>
+        <w:t xml:space="preserve"> – Считаем количество нулей в маске </w:t>
       </w:r>
     </w:p>
     <w:p>
@@ -2387,17 +2368,7 @@
           <w:szCs w:val="28"/>
           <w:highlight w:val="green"/>
         </w:rPr>
-        <w:t>– 2</w:t>
-      </w:r>
-      <w:r>
-        <w:rPr>
-          <w:rFonts w:ascii="Times New Roman" w:hAnsi="Times New Roman" w:cs="Times New Roman"/>
-          <w:color w:val="000000" w:themeColor="text1"/>
-          <w:sz w:val="28"/>
-          <w:szCs w:val="28"/>
-          <w:highlight w:val="green"/>
-        </w:rPr>
-        <w:t xml:space="preserve"> = 62</w:t>
+        <w:t>– 2 = 62</w:t>
       </w:r>
     </w:p>
     <w:p>
@@ -2722,17 +2693,7 @@
           <w:szCs w:val="28"/>
           <w:highlight w:val="yellow"/>
         </w:rPr>
-        <w:t>11000000.10100010.01101001</w:t>
-      </w:r>
-      <w:r>
-        <w:rPr>
-          <w:rFonts w:ascii="Times New Roman" w:hAnsi="Times New Roman" w:cs="Times New Roman"/>
-          <w:color w:val="000000" w:themeColor="text1"/>
-          <w:sz w:val="28"/>
-          <w:szCs w:val="28"/>
-          <w:highlight w:val="yellow"/>
-        </w:rPr>
-        <w:t>.01111010</w:t>
+        <w:t>11000000.10100010.01101001.01111010</w:t>
       </w:r>
     </w:p>
     <w:p>
@@ -2754,17 +2715,7 @@
           <w:szCs w:val="28"/>
           <w:highlight w:val="cyan"/>
         </w:rPr>
-        <w:t>11000000.10100010.01101001</w:t>
-      </w:r>
-      <w:r>
-        <w:rPr>
-          <w:rFonts w:ascii="Times New Roman" w:hAnsi="Times New Roman" w:cs="Times New Roman"/>
-          <w:color w:val="000000" w:themeColor="text1"/>
-          <w:sz w:val="28"/>
-          <w:szCs w:val="28"/>
-          <w:highlight w:val="cyan"/>
-        </w:rPr>
-        <w:t>.01111111</w:t>
+        <w:t>11000000.10100010.01101001.01111111</w:t>
       </w:r>
     </w:p>
     <w:p>
@@ -3231,37 +3182,7 @@
           <w:szCs w:val="28"/>
           <w:highlight w:val="green"/>
         </w:rPr>
-        <w:t>192.162.105.112</w:t>
-      </w:r>
-      <w:r>
-        <w:rPr>
-          <w:rFonts w:ascii="Times New Roman" w:hAnsi="Times New Roman" w:cs="Times New Roman"/>
-          <w:color w:val="000000" w:themeColor="text1"/>
-          <w:sz w:val="28"/>
-          <w:szCs w:val="28"/>
-          <w:highlight w:val="green"/>
-        </w:rPr>
-        <w:t xml:space="preserve"> и </w:t>
-      </w:r>
-      <w:r>
-        <w:rPr>
-          <w:rFonts w:ascii="Times New Roman" w:hAnsi="Times New Roman" w:cs="Times New Roman"/>
-          <w:color w:val="000000" w:themeColor="text1"/>
-          <w:sz w:val="28"/>
-          <w:szCs w:val="28"/>
-          <w:highlight w:val="green"/>
-        </w:rPr>
-        <w:t>192.162.105.127</w:t>
-      </w:r>
-      <w:r>
-        <w:rPr>
-          <w:rFonts w:ascii="Times New Roman" w:hAnsi="Times New Roman" w:cs="Times New Roman"/>
-          <w:color w:val="000000" w:themeColor="text1"/>
-          <w:sz w:val="28"/>
-          <w:szCs w:val="28"/>
-          <w:highlight w:val="green"/>
-        </w:rPr>
-        <w:t xml:space="preserve"> в одной подсети</w:t>
+        <w:t>192.162.105.112 и 192.162.105.127 в одной подсети</w:t>
       </w:r>
     </w:p>
     <w:p>
@@ -3412,17 +3333,7 @@
           <w:szCs w:val="28"/>
           <w:highlight w:val="yellow"/>
         </w:rPr>
-        <w:t>1</w:t>
-      </w:r>
-      <w:r>
-        <w:rPr>
-          <w:rFonts w:ascii="Times New Roman" w:hAnsi="Times New Roman" w:cs="Times New Roman"/>
-          <w:color w:val="000000" w:themeColor="text1"/>
-          <w:sz w:val="28"/>
-          <w:szCs w:val="28"/>
-          <w:highlight w:val="yellow"/>
-        </w:rPr>
-        <w:t>2.12.12.12 – 12.13.13.13</w:t>
+        <w:t>12.12.12.12 – 12.13.13.13</w:t>
       </w:r>
     </w:p>
     <w:p>
@@ -3482,16 +3393,7 @@
           <w:sz w:val="28"/>
           <w:szCs w:val="28"/>
         </w:rPr>
-        <w:t xml:space="preserve"> =</w:t>
-      </w:r>
-      <w:r>
-        <w:rPr>
-          <w:rFonts w:ascii="Times New Roman" w:hAnsi="Times New Roman" w:cs="Times New Roman"/>
-          <w:color w:val="000000" w:themeColor="text1"/>
-          <w:sz w:val="28"/>
-          <w:szCs w:val="28"/>
-        </w:rPr>
-        <w:t xml:space="preserve"> </w:t>
+        <w:t xml:space="preserve"> = </w:t>
       </w:r>
       <w:r>
         <w:rPr>
@@ -4261,18 +4163,26 @@
           <w:color w:val="000000" w:themeColor="text1"/>
           <w:sz w:val="28"/>
           <w:szCs w:val="28"/>
+        </w:rPr>
+      </w:pPr>
+      <w:r>
+        <w:rPr>
+          <w:rFonts w:ascii="Times New Roman" w:hAnsi="Times New Roman" w:cs="Times New Roman"/>
+          <w:color w:val="000000" w:themeColor="text1"/>
+          <w:sz w:val="28"/>
+          <w:szCs w:val="28"/>
           <w:lang w:val="en-US"/>
         </w:rPr>
-      </w:pPr>
-      <w:r>
-        <w:rPr>
-          <w:rFonts w:ascii="Times New Roman" w:hAnsi="Times New Roman" w:cs="Times New Roman"/>
-          <w:color w:val="000000" w:themeColor="text1"/>
-          <w:sz w:val="28"/>
-          <w:szCs w:val="28"/>
-          <w:lang w:val="en-US"/>
-        </w:rPr>
-        <w:t xml:space="preserve">N = </w:t>
+        <w:t>N</w:t>
+      </w:r>
+      <w:r>
+        <w:rPr>
+          <w:rFonts w:ascii="Times New Roman" w:hAnsi="Times New Roman" w:cs="Times New Roman"/>
+          <w:color w:val="000000" w:themeColor="text1"/>
+          <w:sz w:val="28"/>
+          <w:szCs w:val="28"/>
+        </w:rPr>
+        <w:t xml:space="preserve"> = </w:t>
       </w:r>
       <w:r>
         <w:rPr>
@@ -4314,7 +4224,6 @@
           <w:color w:val="000000" w:themeColor="text1"/>
           <w:sz w:val="28"/>
           <w:szCs w:val="28"/>
-          <w:lang w:val="en-US"/>
         </w:rPr>
       </w:pPr>
       <w:r>
@@ -4333,7 +4242,6 @@
           <w:sz w:val="28"/>
           <w:szCs w:val="28"/>
           <w:vertAlign w:val="superscript"/>
-          <w:lang w:val="en-US"/>
         </w:rPr>
         <w:t xml:space="preserve">6 </w:t>
       </w:r>
@@ -4343,7 +4251,6 @@
           <w:color w:val="000000" w:themeColor="text1"/>
           <w:sz w:val="28"/>
           <w:szCs w:val="28"/>
-          <w:lang w:val="en-US"/>
         </w:rPr>
         <w:t xml:space="preserve">= </w:t>
       </w:r>
@@ -4354,7 +4261,6 @@
           <w:sz w:val="28"/>
           <w:szCs w:val="28"/>
           <w:highlight w:val="green"/>
-          <w:lang w:val="en-US"/>
         </w:rPr>
         <w:t>64</w:t>
       </w:r>
@@ -4368,7 +4274,6 @@
           <w:sz w:val="28"/>
           <w:szCs w:val="28"/>
           <w:highlight w:val="green"/>
-          <w:lang w:val="en-US"/>
         </w:rPr>
       </w:pPr>
       <w:r>
@@ -4378,7 +4283,6 @@
           <w:sz w:val="28"/>
           <w:szCs w:val="28"/>
           <w:highlight w:val="green"/>
-          <w:lang w:val="en-US"/>
         </w:rPr>
         <w:br w:type="page"/>
       </w:r>
@@ -4498,16 +4402,7 @@
           <w:sz w:val="28"/>
           <w:szCs w:val="28"/>
         </w:rPr>
-        <w:t>Вычислим количество адресов в сети /27</w:t>
-      </w:r>
-      <w:r>
-        <w:rPr>
-          <w:rFonts w:ascii="Times New Roman" w:hAnsi="Times New Roman" w:cs="Times New Roman"/>
-          <w:color w:val="000000" w:themeColor="text1"/>
-          <w:sz w:val="28"/>
-          <w:szCs w:val="28"/>
-        </w:rPr>
-        <w:t xml:space="preserve">. </w:t>
+        <w:t xml:space="preserve">Вычислим количество адресов в сети /27. </w:t>
       </w:r>
       <w:r>
         <w:rPr>
@@ -4677,16 +4572,7 @@
           <w:sz w:val="28"/>
           <w:szCs w:val="28"/>
         </w:rPr>
-        <w:t>P-адрес</w:t>
-      </w:r>
-      <w:r>
-        <w:rPr>
-          <w:rFonts w:ascii="Times New Roman" w:hAnsi="Times New Roman" w:cs="Times New Roman"/>
-          <w:color w:val="000000" w:themeColor="text1"/>
-          <w:sz w:val="28"/>
-          <w:szCs w:val="28"/>
-        </w:rPr>
-        <w:t xml:space="preserve"> </w:t>
+        <w:t xml:space="preserve">P-адрес </w:t>
       </w:r>
       <w:r>
         <w:rPr>
@@ -4999,16 +4885,7 @@
           <w:sz w:val="28"/>
           <w:szCs w:val="28"/>
         </w:rPr>
-        <w:t>/28</w:t>
-      </w:r>
-      <w:r>
-        <w:rPr>
-          <w:rFonts w:ascii="Times New Roman" w:hAnsi="Times New Roman" w:cs="Times New Roman"/>
-          <w:color w:val="000000" w:themeColor="text1"/>
-          <w:sz w:val="28"/>
-          <w:szCs w:val="28"/>
-        </w:rPr>
-        <w:t xml:space="preserve"> = 2</w:t>
+        <w:t>/28 = 2</w:t>
       </w:r>
       <w:proofErr w:type="gramStart"/>
       <w:r>
@@ -5089,7 +4966,6 @@
           <w:color w:val="000000" w:themeColor="text1"/>
           <w:sz w:val="28"/>
           <w:szCs w:val="28"/>
-          <w:lang w:val="en-US"/>
         </w:rPr>
       </w:pPr>
       <w:r>
@@ -5117,7 +4993,6 @@
           <w:color w:val="000000" w:themeColor="text1"/>
           <w:sz w:val="28"/>
           <w:szCs w:val="28"/>
-          <w:lang w:val="en-US"/>
         </w:rPr>
         <w:t>/</w:t>
       </w:r>
@@ -5148,16 +5023,7 @@
           <w:sz w:val="28"/>
           <w:szCs w:val="28"/>
         </w:rPr>
-        <w:t>10111111</w:t>
-      </w:r>
-      <w:r>
-        <w:rPr>
-          <w:rFonts w:ascii="Times New Roman" w:hAnsi="Times New Roman" w:cs="Times New Roman"/>
-          <w:color w:val="000000" w:themeColor="text1"/>
-          <w:sz w:val="28"/>
-          <w:szCs w:val="28"/>
-        </w:rPr>
-        <w:t>.00000000.</w:t>
+        <w:t>10111111.00000000.</w:t>
       </w:r>
       <w:r>
         <w:rPr>
@@ -5174,25 +5040,17 @@
           <w:sz w:val="28"/>
           <w:szCs w:val="28"/>
         </w:rPr>
-        <w:t>0101</w:t>
-      </w:r>
-      <w:r>
-        <w:rPr>
-          <w:rFonts w:ascii="Times New Roman" w:hAnsi="Times New Roman" w:cs="Times New Roman"/>
-          <w:color w:val="000000" w:themeColor="text1"/>
-          <w:sz w:val="28"/>
-          <w:szCs w:val="28"/>
-        </w:rPr>
-        <w:t>.</w:t>
-      </w:r>
-      <w:r>
-        <w:rPr>
-          <w:rFonts w:ascii="Times New Roman" w:hAnsi="Times New Roman" w:cs="Times New Roman"/>
-          <w:color w:val="000000" w:themeColor="text1"/>
-          <w:sz w:val="28"/>
-          <w:szCs w:val="28"/>
-        </w:rPr>
-        <w:t>0110</w:t>
+        <w:t>0101.011</w:t>
+      </w:r>
+      <w:r>
+        <w:rPr>
+          <w:rFonts w:ascii="Times New Roman" w:hAnsi="Times New Roman" w:cs="Times New Roman"/>
+          <w:color w:val="000000" w:themeColor="text1"/>
+          <w:sz w:val="28"/>
+          <w:szCs w:val="28"/>
+          <w:highlight w:val="darkRed"/>
+        </w:rPr>
+        <w:t>0</w:t>
       </w:r>
       <w:r>
         <w:rPr>
@@ -5496,6 +5354,86 @@
           <w:color w:val="000000" w:themeColor="text1"/>
           <w:sz w:val="28"/>
           <w:szCs w:val="28"/>
+          <w:lang w:val="en-US"/>
+        </w:rPr>
+      </w:pPr>
+      <w:r>
+        <w:rPr>
+          <w:rFonts w:ascii="Times New Roman" w:hAnsi="Times New Roman" w:cs="Times New Roman"/>
+          <w:color w:val="000000" w:themeColor="text1"/>
+          <w:sz w:val="28"/>
+          <w:szCs w:val="28"/>
+        </w:rPr>
+        <w:t>10111111.00000000.</w:t>
+      </w:r>
+      <w:r>
+        <w:rPr>
+          <w:rFonts w:ascii="Times New Roman" w:hAnsi="Times New Roman" w:cs="Times New Roman"/>
+          <w:sz w:val="28"/>
+          <w:szCs w:val="28"/>
+        </w:rPr>
+        <w:t>0000</w:t>
+      </w:r>
+      <w:r>
+        <w:rPr>
+          <w:rFonts w:ascii="Times New Roman" w:hAnsi="Times New Roman" w:cs="Times New Roman"/>
+          <w:color w:val="000000" w:themeColor="text1"/>
+          <w:sz w:val="28"/>
+          <w:szCs w:val="28"/>
+        </w:rPr>
+        <w:t>0101.</w:t>
+      </w:r>
+      <w:r>
+        <w:t xml:space="preserve"> </w:t>
+      </w:r>
+      <w:r>
+        <w:rPr>
+          <w:rFonts w:ascii="Times New Roman" w:hAnsi="Times New Roman" w:cs="Times New Roman"/>
+          <w:color w:val="000000" w:themeColor="text1"/>
+          <w:sz w:val="28"/>
+          <w:szCs w:val="28"/>
+        </w:rPr>
+        <w:t>011</w:t>
+      </w:r>
+      <w:r>
+        <w:rPr>
+          <w:rFonts w:ascii="Times New Roman" w:hAnsi="Times New Roman" w:cs="Times New Roman"/>
+          <w:color w:val="000000" w:themeColor="text1"/>
+          <w:sz w:val="28"/>
+          <w:szCs w:val="28"/>
+          <w:highlight w:val="darkRed"/>
+        </w:rPr>
+        <w:t>1</w:t>
+      </w:r>
+      <w:r>
+        <w:rPr>
+          <w:rFonts w:ascii="Times New Roman" w:hAnsi="Times New Roman" w:cs="Times New Roman"/>
+          <w:color w:val="000000" w:themeColor="text1"/>
+          <w:sz w:val="28"/>
+          <w:szCs w:val="28"/>
+          <w:highlight w:val="darkMagenta"/>
+        </w:rPr>
+        <w:t>0</w:t>
+      </w:r>
+      <w:r>
+        <w:rPr>
+          <w:rFonts w:ascii="Times New Roman" w:hAnsi="Times New Roman" w:cs="Times New Roman"/>
+          <w:color w:val="000000" w:themeColor="text1"/>
+          <w:sz w:val="28"/>
+          <w:szCs w:val="28"/>
+          <w:highlight w:val="darkMagenta"/>
+        </w:rPr>
+        <w:t>000</w:t>
+      </w:r>
+    </w:p>
+    <w:p>
+      <w:pPr>
+        <w:spacing w:line="360" w:lineRule="auto"/>
+        <w:rPr>
+          <w:rFonts w:ascii="Times New Roman" w:hAnsi="Times New Roman" w:cs="Times New Roman"/>
+          <w:color w:val="000000" w:themeColor="text1"/>
+          <w:sz w:val="28"/>
+          <w:szCs w:val="28"/>
         </w:rPr>
       </w:pPr>
       <w:r>
@@ -5525,7 +5463,18 @@
           <w:szCs w:val="28"/>
           <w:highlight w:val="darkCyan"/>
         </w:rPr>
-        <w:t>104</w:t>
+        <w:t>1</w:t>
+      </w:r>
+      <w:r>
+        <w:rPr>
+          <w:rFonts w:ascii="Times New Roman" w:hAnsi="Times New Roman" w:cs="Times New Roman"/>
+          <w:color w:val="000000" w:themeColor="text1"/>
+          <w:sz w:val="28"/>
+          <w:szCs w:val="28"/>
+          <w:highlight w:val="darkCyan"/>
+          <w:lang w:val="en-US"/>
+        </w:rPr>
+        <w:t>12</w:t>
       </w:r>
       <w:r>
         <w:rPr>
@@ -5554,6 +5503,89 @@
           <w:color w:val="000000" w:themeColor="text1"/>
           <w:sz w:val="28"/>
           <w:szCs w:val="28"/>
+          <w:lang w:val="en-US"/>
+        </w:rPr>
+      </w:pPr>
+    </w:p>
+    <w:p>
+      <w:pPr>
+        <w:spacing w:line="360" w:lineRule="auto"/>
+        <w:rPr>
+          <w:rFonts w:ascii="Times New Roman" w:hAnsi="Times New Roman" w:cs="Times New Roman"/>
+          <w:color w:val="000000" w:themeColor="text1"/>
+          <w:sz w:val="28"/>
+          <w:szCs w:val="28"/>
+        </w:rPr>
+      </w:pPr>
+      <w:r>
+        <w:rPr>
+          <w:rFonts w:ascii="Times New Roman" w:hAnsi="Times New Roman" w:cs="Times New Roman"/>
+          <w:color w:val="000000" w:themeColor="text1"/>
+          <w:sz w:val="28"/>
+          <w:szCs w:val="28"/>
+        </w:rPr>
+        <w:t>Маска</w:t>
+      </w:r>
+    </w:p>
+    <w:p>
+      <w:pPr>
+        <w:spacing w:line="360" w:lineRule="auto"/>
+        <w:rPr>
+          <w:rFonts w:ascii="Times New Roman" w:hAnsi="Times New Roman" w:cs="Times New Roman"/>
+          <w:color w:val="000000" w:themeColor="text1"/>
+          <w:sz w:val="28"/>
+          <w:szCs w:val="28"/>
+        </w:rPr>
+      </w:pPr>
+      <w:r>
+        <w:rPr>
+          <w:rFonts w:ascii="Times New Roman" w:hAnsi="Times New Roman" w:cs="Times New Roman"/>
+          <w:color w:val="000000" w:themeColor="text1"/>
+          <w:sz w:val="28"/>
+          <w:szCs w:val="28"/>
+          <w:highlight w:val="cyan"/>
+        </w:rPr>
+        <w:t>11111111.11111111.11111111.1111</w:t>
+      </w:r>
+      <w:r>
+        <w:rPr>
+          <w:rFonts w:ascii="Times New Roman" w:hAnsi="Times New Roman" w:cs="Times New Roman"/>
+          <w:color w:val="000000" w:themeColor="text1"/>
+          <w:sz w:val="28"/>
+          <w:szCs w:val="28"/>
+          <w:highlight w:val="darkMagenta"/>
+        </w:rPr>
+        <w:t>0000</w:t>
+      </w:r>
+    </w:p>
+    <w:p>
+      <w:pPr>
+        <w:spacing w:line="360" w:lineRule="auto"/>
+        <w:rPr>
+          <w:rFonts w:ascii="Times New Roman" w:hAnsi="Times New Roman" w:cs="Times New Roman"/>
+          <w:color w:val="000000" w:themeColor="text1"/>
+          <w:sz w:val="28"/>
+          <w:szCs w:val="28"/>
+        </w:rPr>
+      </w:pPr>
+      <w:r>
+        <w:rPr>
+          <w:rFonts w:ascii="Times New Roman" w:hAnsi="Times New Roman" w:cs="Times New Roman"/>
+          <w:color w:val="000000" w:themeColor="text1"/>
+          <w:sz w:val="28"/>
+          <w:szCs w:val="28"/>
+        </w:rPr>
+        <w:t>Широковещательный адрес:</w:t>
+      </w:r>
+    </w:p>
+    <w:p>
+      <w:pPr>
+        <w:spacing w:line="360" w:lineRule="auto"/>
+        <w:rPr>
+          <w:rFonts w:ascii="Times New Roman" w:hAnsi="Times New Roman" w:cs="Times New Roman"/>
+          <w:color w:val="000000" w:themeColor="text1"/>
+          <w:sz w:val="28"/>
+          <w:szCs w:val="28"/>
         </w:rPr>
       </w:pPr>
       <w:r>
@@ -5580,19 +5612,7 @@
           <w:sz w:val="28"/>
           <w:szCs w:val="28"/>
         </w:rPr>
-        <w:t>0101.</w:t>
-      </w:r>
-      <w:r>
-        <w:t xml:space="preserve"> </w:t>
-      </w:r>
-      <w:r>
-        <w:rPr>
-          <w:rFonts w:ascii="Times New Roman" w:hAnsi="Times New Roman" w:cs="Times New Roman"/>
-          <w:color w:val="000000" w:themeColor="text1"/>
-          <w:sz w:val="28"/>
-          <w:szCs w:val="28"/>
-        </w:rPr>
-        <w:t>011</w:t>
+        <w:t>0101.011</w:t>
       </w:r>
       <w:r>
         <w:rPr>
@@ -5611,132 +5631,88 @@
           <w:szCs w:val="28"/>
           <w:highlight w:val="darkMagenta"/>
         </w:rPr>
-        <w:t>0</w:t>
-      </w:r>
-      <w:r>
-        <w:rPr>
-          <w:rFonts w:ascii="Times New Roman" w:hAnsi="Times New Roman" w:cs="Times New Roman"/>
-          <w:color w:val="000000" w:themeColor="text1"/>
-          <w:sz w:val="28"/>
-          <w:szCs w:val="28"/>
-          <w:highlight w:val="darkMagenta"/>
-        </w:rPr>
-        <w:t>000</w:t>
-      </w:r>
-    </w:p>
-    <w:p>
-      <w:pPr>
-        <w:spacing w:line="360" w:lineRule="auto"/>
-        <w:rPr>
-          <w:rFonts w:ascii="Times New Roman" w:hAnsi="Times New Roman" w:cs="Times New Roman"/>
-          <w:color w:val="000000" w:themeColor="text1"/>
-          <w:sz w:val="28"/>
-          <w:szCs w:val="28"/>
-        </w:rPr>
-      </w:pPr>
-      <w:r>
-        <w:rPr>
-          <w:rFonts w:ascii="Times New Roman" w:hAnsi="Times New Roman" w:cs="Times New Roman"/>
-          <w:color w:val="000000" w:themeColor="text1"/>
-          <w:sz w:val="28"/>
-          <w:szCs w:val="28"/>
-        </w:rPr>
-        <w:t>Маска</w:t>
-      </w:r>
-    </w:p>
-    <w:p>
-      <w:pPr>
-        <w:spacing w:line="360" w:lineRule="auto"/>
-        <w:rPr>
-          <w:rFonts w:ascii="Times New Roman" w:hAnsi="Times New Roman" w:cs="Times New Roman"/>
-          <w:color w:val="000000" w:themeColor="text1"/>
-          <w:sz w:val="28"/>
-          <w:szCs w:val="28"/>
-        </w:rPr>
-      </w:pPr>
-      <w:r>
-        <w:rPr>
-          <w:rFonts w:ascii="Times New Roman" w:hAnsi="Times New Roman" w:cs="Times New Roman"/>
-          <w:color w:val="000000" w:themeColor="text1"/>
-          <w:sz w:val="28"/>
-          <w:szCs w:val="28"/>
-          <w:highlight w:val="cyan"/>
-        </w:rPr>
-        <w:t>11111111.11111111.11111111.1111</w:t>
-      </w:r>
-      <w:r>
-        <w:rPr>
-          <w:rFonts w:ascii="Times New Roman" w:hAnsi="Times New Roman" w:cs="Times New Roman"/>
-          <w:color w:val="000000" w:themeColor="text1"/>
-          <w:sz w:val="28"/>
-          <w:szCs w:val="28"/>
-          <w:highlight w:val="darkMagenta"/>
-        </w:rPr>
-        <w:t>0000</w:t>
-      </w:r>
-    </w:p>
-    <w:p>
-      <w:pPr>
-        <w:spacing w:line="360" w:lineRule="auto"/>
-        <w:rPr>
-          <w:rFonts w:ascii="Times New Roman" w:hAnsi="Times New Roman" w:cs="Times New Roman"/>
-          <w:color w:val="000000" w:themeColor="text1"/>
-          <w:sz w:val="28"/>
-          <w:szCs w:val="28"/>
-        </w:rPr>
-      </w:pPr>
-      <w:r>
-        <w:rPr>
-          <w:rFonts w:ascii="Times New Roman" w:hAnsi="Times New Roman" w:cs="Times New Roman"/>
-          <w:color w:val="000000" w:themeColor="text1"/>
-          <w:sz w:val="28"/>
-          <w:szCs w:val="28"/>
-        </w:rPr>
-        <w:t>Широковещательный адрес:</w:t>
-      </w:r>
-    </w:p>
-    <w:p>
-      <w:pPr>
-        <w:spacing w:line="360" w:lineRule="auto"/>
-        <w:rPr>
-          <w:rFonts w:ascii="Times New Roman" w:hAnsi="Times New Roman" w:cs="Times New Roman"/>
-          <w:color w:val="000000" w:themeColor="text1"/>
-          <w:sz w:val="28"/>
-          <w:szCs w:val="28"/>
-        </w:rPr>
-      </w:pPr>
-      <w:r>
-        <w:rPr>
-          <w:rFonts w:ascii="Times New Roman" w:hAnsi="Times New Roman" w:cs="Times New Roman"/>
-          <w:color w:val="000000" w:themeColor="text1"/>
-          <w:sz w:val="28"/>
-          <w:szCs w:val="28"/>
-        </w:rPr>
-        <w:t>10111111.00000000.</w:t>
-      </w:r>
-      <w:r>
-        <w:rPr>
-          <w:rFonts w:ascii="Times New Roman" w:hAnsi="Times New Roman" w:cs="Times New Roman"/>
-          <w:sz w:val="28"/>
-          <w:szCs w:val="28"/>
-        </w:rPr>
-        <w:t>0000</w:t>
-      </w:r>
-      <w:r>
-        <w:rPr>
-          <w:rFonts w:ascii="Times New Roman" w:hAnsi="Times New Roman" w:cs="Times New Roman"/>
-          <w:color w:val="000000" w:themeColor="text1"/>
-          <w:sz w:val="28"/>
-          <w:szCs w:val="28"/>
-        </w:rPr>
-        <w:t>0101.011</w:t>
-      </w:r>
-      <w:r>
-        <w:rPr>
-          <w:rFonts w:ascii="Times New Roman" w:hAnsi="Times New Roman" w:cs="Times New Roman"/>
-          <w:color w:val="000000" w:themeColor="text1"/>
-          <w:sz w:val="28"/>
-          <w:szCs w:val="28"/>
+        <w:t>1111</w:t>
+      </w:r>
+    </w:p>
+    <w:p>
+      <w:pPr>
+        <w:spacing w:line="360" w:lineRule="auto"/>
+        <w:rPr>
+          <w:rFonts w:ascii="Times New Roman" w:hAnsi="Times New Roman" w:cs="Times New Roman"/>
+          <w:color w:val="000000" w:themeColor="text1"/>
+          <w:sz w:val="28"/>
+          <w:szCs w:val="28"/>
+          <w:lang w:val="en-US"/>
+        </w:rPr>
+      </w:pPr>
+      <w:r>
+        <w:rPr>
+          <w:rFonts w:ascii="Times New Roman" w:hAnsi="Times New Roman" w:cs="Times New Roman"/>
+          <w:color w:val="000000" w:themeColor="text1"/>
+          <w:sz w:val="28"/>
+          <w:szCs w:val="28"/>
+          <w:highlight w:val="lightGray"/>
+        </w:rPr>
+        <w:t>191.0.5.1</w:t>
+      </w:r>
+      <w:r>
+        <w:rPr>
+          <w:rFonts w:ascii="Times New Roman" w:hAnsi="Times New Roman" w:cs="Times New Roman"/>
+          <w:color w:val="000000" w:themeColor="text1"/>
+          <w:sz w:val="28"/>
+          <w:szCs w:val="28"/>
+          <w:highlight w:val="lightGray"/>
+        </w:rPr>
+        <w:t>27</w:t>
+      </w:r>
+      <w:r>
+        <w:rPr>
+          <w:rFonts w:ascii="Times New Roman" w:hAnsi="Times New Roman" w:cs="Times New Roman"/>
+          <w:color w:val="000000" w:themeColor="text1"/>
+          <w:sz w:val="28"/>
+          <w:szCs w:val="28"/>
+          <w:lang w:val="en-US"/>
+        </w:rPr>
+        <w:t xml:space="preserve"> - 1</w:t>
+      </w:r>
+    </w:p>
+    <w:p>
+      <w:pPr>
+        <w:spacing w:line="360" w:lineRule="auto"/>
+        <w:rPr>
+          <w:rFonts w:ascii="Times New Roman" w:hAnsi="Times New Roman" w:cs="Times New Roman"/>
+          <w:color w:val="000000" w:themeColor="text1"/>
+          <w:sz w:val="28"/>
+          <w:szCs w:val="28"/>
+          <w:lang w:val="en-US"/>
+        </w:rPr>
+      </w:pPr>
+      <w:r>
+        <w:rPr>
+          <w:rFonts w:ascii="Times New Roman" w:hAnsi="Times New Roman" w:cs="Times New Roman"/>
+          <w:color w:val="000000" w:themeColor="text1"/>
+          <w:sz w:val="28"/>
+          <w:szCs w:val="28"/>
+        </w:rPr>
+        <w:t xml:space="preserve">Диапазон адресов: </w:t>
+      </w:r>
+      <w:r>
+        <w:rPr>
+          <w:rFonts w:ascii="Times New Roman" w:hAnsi="Times New Roman" w:cs="Times New Roman"/>
+          <w:color w:val="000000" w:themeColor="text1"/>
+          <w:sz w:val="28"/>
+          <w:szCs w:val="28"/>
+          <w:highlight w:val="darkCyan"/>
+        </w:rPr>
+        <w:t>191.0.5.</w:t>
+      </w:r>
+      <w:r>
+        <w:rPr>
+          <w:rFonts w:ascii="Times New Roman" w:hAnsi="Times New Roman" w:cs="Times New Roman"/>
+          <w:color w:val="000000" w:themeColor="text1"/>
+          <w:sz w:val="28"/>
+          <w:szCs w:val="28"/>
+          <w:highlight w:val="darkCyan"/>
         </w:rPr>
         <w:t>1</w:t>
       </w:r>
@@ -5746,21 +5722,31 @@
           <w:color w:val="000000" w:themeColor="text1"/>
           <w:sz w:val="28"/>
           <w:szCs w:val="28"/>
-          <w:highlight w:val="darkMagenta"/>
-        </w:rPr>
-        <w:t>1111</w:t>
-      </w:r>
-    </w:p>
-    <w:p>
-      <w:pPr>
-        <w:spacing w:line="360" w:lineRule="auto"/>
-        <w:rPr>
-          <w:rFonts w:ascii="Times New Roman" w:hAnsi="Times New Roman" w:cs="Times New Roman"/>
-          <w:color w:val="000000" w:themeColor="text1"/>
-          <w:sz w:val="28"/>
-          <w:szCs w:val="28"/>
-        </w:rPr>
-      </w:pPr>
+          <w:highlight w:val="darkCyan"/>
+          <w:lang w:val="en-US"/>
+        </w:rPr>
+        <w:t>1</w:t>
+      </w:r>
+      <w:r>
+        <w:rPr>
+          <w:rFonts w:ascii="Times New Roman" w:hAnsi="Times New Roman" w:cs="Times New Roman"/>
+          <w:color w:val="000000" w:themeColor="text1"/>
+          <w:sz w:val="28"/>
+          <w:szCs w:val="28"/>
+          <w:highlight w:val="darkCyan"/>
+          <w:lang w:val="en-US"/>
+        </w:rPr>
+        <w:t>2</w:t>
+      </w:r>
+      <w:r>
+        <w:rPr>
+          <w:rFonts w:ascii="Times New Roman" w:hAnsi="Times New Roman" w:cs="Times New Roman"/>
+          <w:color w:val="000000" w:themeColor="text1"/>
+          <w:sz w:val="28"/>
+          <w:szCs w:val="28"/>
+        </w:rPr>
+        <w:t xml:space="preserve"> - </w:t>
+      </w:r>
       <w:r>
         <w:rPr>
           <w:rFonts w:ascii="Times New Roman" w:hAnsi="Times New Roman" w:cs="Times New Roman"/>
@@ -5779,56 +5765,7 @@
           <w:szCs w:val="28"/>
           <w:highlight w:val="lightGray"/>
         </w:rPr>
-        <w:t>27</w:t>
-      </w:r>
-    </w:p>
-    <w:p>
-      <w:pPr>
-        <w:spacing w:line="360" w:lineRule="auto"/>
-        <w:rPr>
-          <w:rFonts w:ascii="Times New Roman" w:hAnsi="Times New Roman" w:cs="Times New Roman"/>
-          <w:color w:val="000000" w:themeColor="text1"/>
-          <w:sz w:val="28"/>
-          <w:szCs w:val="28"/>
-        </w:rPr>
-      </w:pPr>
-      <w:r>
-        <w:rPr>
-          <w:rFonts w:ascii="Times New Roman" w:hAnsi="Times New Roman" w:cs="Times New Roman"/>
-          <w:color w:val="000000" w:themeColor="text1"/>
-          <w:sz w:val="28"/>
-          <w:szCs w:val="28"/>
-        </w:rPr>
-        <w:t xml:space="preserve">Диапазон адресов: </w:t>
-      </w:r>
-      <w:r>
-        <w:rPr>
-          <w:rFonts w:ascii="Times New Roman" w:hAnsi="Times New Roman" w:cs="Times New Roman"/>
-          <w:color w:val="000000" w:themeColor="text1"/>
-          <w:sz w:val="28"/>
-          <w:szCs w:val="28"/>
-          <w:highlight w:val="darkCyan"/>
-        </w:rPr>
-        <w:t>191.0.5.</w:t>
-      </w:r>
-      <w:r>
-        <w:rPr>
-          <w:rFonts w:ascii="Times New Roman" w:hAnsi="Times New Roman" w:cs="Times New Roman"/>
-          <w:color w:val="000000" w:themeColor="text1"/>
-          <w:sz w:val="28"/>
-          <w:szCs w:val="28"/>
-          <w:highlight w:val="darkCyan"/>
-        </w:rPr>
-        <w:t>104</w:t>
-      </w:r>
-      <w:r>
-        <w:rPr>
-          <w:rFonts w:ascii="Times New Roman" w:hAnsi="Times New Roman" w:cs="Times New Roman"/>
-          <w:color w:val="000000" w:themeColor="text1"/>
-          <w:sz w:val="28"/>
-          <w:szCs w:val="28"/>
-        </w:rPr>
-        <w:t xml:space="preserve"> - </w:t>
+        <w:t>2</w:t>
       </w:r>
       <w:r>
         <w:rPr>
@@ -5837,19 +5774,34 @@
           <w:sz w:val="28"/>
           <w:szCs w:val="28"/>
           <w:highlight w:val="lightGray"/>
-        </w:rPr>
-        <w:t>191.0.5.1</w:t>
-      </w:r>
-      <w:r>
-        <w:rPr>
-          <w:rFonts w:ascii="Times New Roman" w:hAnsi="Times New Roman" w:cs="Times New Roman"/>
-          <w:color w:val="000000" w:themeColor="text1"/>
-          <w:sz w:val="28"/>
-          <w:szCs w:val="28"/>
-          <w:highlight w:val="lightGray"/>
-        </w:rPr>
-        <w:t>27</w:t>
-      </w:r>
+          <w:lang w:val="en-US"/>
+        </w:rPr>
+        <w:t>6</w:t>
+      </w:r>
+    </w:p>
+    <w:p>
+      <w:pPr>
+        <w:spacing w:line="360" w:lineRule="auto"/>
+        <w:rPr>
+          <w:rFonts w:ascii="Times New Roman" w:hAnsi="Times New Roman" w:cs="Times New Roman"/>
+          <w:color w:val="000000" w:themeColor="text1"/>
+          <w:sz w:val="28"/>
+          <w:szCs w:val="28"/>
+          <w:lang w:val="en-US"/>
+        </w:rPr>
+      </w:pPr>
+    </w:p>
+    <w:p>
+      <w:pPr>
+        <w:spacing w:line="360" w:lineRule="auto"/>
+        <w:rPr>
+          <w:rFonts w:ascii="Times New Roman" w:hAnsi="Times New Roman" w:cs="Times New Roman"/>
+          <w:color w:val="000000" w:themeColor="text1"/>
+          <w:sz w:val="28"/>
+          <w:szCs w:val="28"/>
+          <w:lang w:val="en-US"/>
+        </w:rPr>
+      </w:pPr>
     </w:p>
     <w:sectPr>
       <w:pgSz w:w="11906" w:h="16838"/>
@@ -6796,6 +6748,7 @@
   <w:style w:type="character" w:default="1" w:styleId="a0">
     <w:name w:val="Default Paragraph Font"/>
     <w:uiPriority w:val="1"/>
+    <w:semiHidden/>
     <w:unhideWhenUsed/>
   </w:style>
   <w:style w:type="table" w:default="1" w:styleId="a1">
